--- a/Rhythm docs/Template-Project-Game-Design-Document.docx
+++ b/Rhythm docs/Template-Project-Game-Design-Document.docx
@@ -1,8 +1,8 @@
 
 <file path=word/document.xml><?xml version="1.0" encoding="utf-8"?>
-<w:document xmlns:wpc="http://schemas.microsoft.com/office/word/2010/wordprocessingCanvas" xmlns:cx="http://schemas.microsoft.com/office/drawing/2014/chartex" xmlns:cx1="http://schemas.microsoft.com/office/drawing/2015/9/8/chartex" xmlns:cx2="http://schemas.microsoft.com/office/drawing/2015/10/21/chartex" xmlns:cx3="http://schemas.microsoft.com/office/drawing/2016/5/9/chartex" xmlns:cx4="http://schemas.microsoft.com/office/drawing/2016/5/10/chartex" xmlns:cx5="http://schemas.microsoft.com/office/drawing/2016/5/11/chartex" xmlns:cx6="http://schemas.microsoft.com/office/drawing/2016/5/12/chartex" xmlns:cx7="http://schemas.microsoft.com/office/drawing/2016/5/13/chartex" xmlns:cx8="http://schemas.microsoft.com/office/drawing/2016/5/14/chartex" xmlns:mc="http://schemas.openxmlformats.org/markup-compatibility/2006" xmlns:aink="http://schemas.microsoft.com/office/drawing/2016/ink" xmlns:am3d="http://schemas.microsoft.com/office/drawing/2017/model3d" xmlns:o="urn:schemas-microsoft-com:office:office" xmlns:oel="http://schemas.microsoft.com/office/2019/extlst" xmlns:r="http://schemas.openxmlformats.org/officeDocument/2006/relationships" xmlns:m="http://schemas.openxmlformats.org/officeDocument/2006/math" xmlns:v="urn:schemas-microsoft-com:vml" xmlns:wp14="http://schemas.microsoft.com/office/word/2010/wordprocessingDrawing" xmlns:wp="http://schemas.openxmlformats.org/drawingml/2006/wordprocessingDrawing" xmlns:w10="urn:schemas-microsoft-com:office:word" xmlns:w="http://schemas.openxmlformats.org/wordprocessingml/2006/main" xmlns:w14="http://schemas.microsoft.com/office/word/2010/wordml" xmlns:w15="http://schemas.microsoft.com/office/word/2012/wordml" xmlns:w16cex="http://schemas.microsoft.com/office/word/2018/wordml/cex" xmlns:w16cid="http://schemas.microsoft.com/office/word/2016/wordml/cid" xmlns:w16="http://schemas.microsoft.com/office/word/2018/wordml" xmlns:w16du="http://schemas.microsoft.com/office/word/2023/wordml/word16du" xmlns:w16sdtdh="http://schemas.microsoft.com/office/word/2020/wordml/sdtdatahash" xmlns:w16sdtfl="http://schemas.microsoft.com/office/word/2024/wordml/sdtformatlock" xmlns:w16se="http://schemas.microsoft.com/office/word/2015/wordml/symex" xmlns:wpg="http://schemas.microsoft.com/office/word/2010/wordprocessingGroup" xmlns:wpi="http://schemas.microsoft.com/office/word/2010/wordprocessingInk" xmlns:wne="http://schemas.microsoft.com/office/word/2006/wordml" xmlns:wps="http://schemas.microsoft.com/office/word/2010/wordprocessingShape" xmlns:a="http://schemas.openxmlformats.org/drawingml/2006/main" xmlns:pic="http://schemas.openxmlformats.org/drawingml/2006/picture" xmlns:a14="http://schemas.microsoft.com/office/drawing/2010/main" mc:Ignorable="w14 w15 w16se w16cid w16 w16cex w16sdtdh w16sdtfl w16du wp14">
+<w:document xmlns:wpc="http://schemas.microsoft.com/office/word/2010/wordprocessingCanvas" xmlns:cx="http://schemas.microsoft.com/office/drawing/2014/chartex" xmlns:cx1="http://schemas.microsoft.com/office/drawing/2015/9/8/chartex" xmlns:cx2="http://schemas.microsoft.com/office/drawing/2015/10/21/chartex" xmlns:cx3="http://schemas.microsoft.com/office/drawing/2016/5/9/chartex" xmlns:cx4="http://schemas.microsoft.com/office/drawing/2016/5/10/chartex" xmlns:cx5="http://schemas.microsoft.com/office/drawing/2016/5/11/chartex" xmlns:cx6="http://schemas.microsoft.com/office/drawing/2016/5/12/chartex" xmlns:cx7="http://schemas.microsoft.com/office/drawing/2016/5/13/chartex" xmlns:cx8="http://schemas.microsoft.com/office/drawing/2016/5/14/chartex" xmlns:mc="http://schemas.openxmlformats.org/markup-compatibility/2006" xmlns:aink="http://schemas.microsoft.com/office/drawing/2016/ink" xmlns:am3d="http://schemas.microsoft.com/office/drawing/2017/model3d" xmlns:o="urn:schemas-microsoft-com:office:office" xmlns:r="http://schemas.openxmlformats.org/officeDocument/2006/relationships" xmlns:m="http://schemas.openxmlformats.org/officeDocument/2006/math" xmlns:v="urn:schemas-microsoft-com:vml" xmlns:wp14="http://schemas.microsoft.com/office/word/2010/wordprocessingDrawing" xmlns:wp="http://schemas.openxmlformats.org/drawingml/2006/wordprocessingDrawing" xmlns:w10="urn:schemas-microsoft-com:office:word" xmlns:w="http://schemas.openxmlformats.org/wordprocessingml/2006/main" xmlns:w14="http://schemas.microsoft.com/office/word/2010/wordml" xmlns:w15="http://schemas.microsoft.com/office/word/2012/wordml" xmlns:w16cex="http://schemas.microsoft.com/office/word/2018/wordml/cex" xmlns:w16cid="http://schemas.microsoft.com/office/word/2016/wordml/cid" xmlns:w16="http://schemas.microsoft.com/office/word/2018/wordml" xmlns:w16sdtdh="http://schemas.microsoft.com/office/word/2020/wordml/sdtdatahash" xmlns:w16se="http://schemas.microsoft.com/office/word/2015/wordml/symex" xmlns:wpg="http://schemas.microsoft.com/office/word/2010/wordprocessingGroup" xmlns:wpi="http://schemas.microsoft.com/office/word/2010/wordprocessingInk" xmlns:wne="http://schemas.microsoft.com/office/word/2006/wordml" xmlns:wps="http://schemas.microsoft.com/office/word/2010/wordprocessingShape" mc:Ignorable="w14 w15 w16se w16cid w16 w16cex w16sdtdh wp14">
   <w:body>
-    <w:p xmlns:wp14="http://schemas.microsoft.com/office/word/2010/wordml" wp14:textId="77777777">
+    <w:p>
       <w:pPr>
         <w:pStyle w:val="ReportGuidelines"/>
         <w:jc w:val="center"/>
@@ -11,7 +11,7 @@
         </w:rPr>
       </w:pPr>
     </w:p>
-    <w:p xmlns:wp14="http://schemas.microsoft.com/office/word/2010/wordml" wp14:textId="77777777">
+    <w:p>
       <w:pPr>
         <w:pStyle w:val="ReportGuidelines"/>
         <w:jc w:val="center"/>
@@ -20,7 +20,7 @@
         </w:rPr>
       </w:pPr>
     </w:p>
-    <w:p xmlns:wp14="http://schemas.microsoft.com/office/word/2010/wordml" wp14:textId="77777777">
+    <w:p>
       <w:pPr>
         <w:pStyle w:val="ReportGuidelines"/>
         <w:jc w:val="center"/>
@@ -29,7 +29,7 @@
         </w:rPr>
       </w:pPr>
     </w:p>
-    <w:p xmlns:wp14="http://schemas.microsoft.com/office/word/2010/wordml" wp14:textId="77777777">
+    <w:p>
       <w:pPr>
         <w:pStyle w:val="ReportGuidelines"/>
         <w:jc w:val="center"/>
@@ -42,7 +42,7 @@
           <w:noProof/>
         </w:rPr>
         <w:drawing>
-          <wp:inline xmlns:wp14="http://schemas.microsoft.com/office/word/2010/wordprocessingDrawing" distT="0" distB="0" distL="0" distR="0" wp14:anchorId="57916005" wp14:editId="7777777">
+          <wp:inline distT="0" distB="0" distL="0" distR="0" wp14:anchorId="57916005" wp14:editId="07777777">
             <wp:extent cx="2571750" cy="1543050"/>
             <wp:effectExtent l="0" t="0" r="0" b="0"/>
             <wp:docPr id="1" name="Picture 1" descr="SETU | SETU Logo"/>
@@ -91,7 +91,7 @@
         </w:drawing>
       </w:r>
     </w:p>
-    <w:p xmlns:wp14="http://schemas.microsoft.com/office/word/2010/wordml" wp14:textId="77777777">
+    <w:p>
       <w:pPr>
         <w:pStyle w:val="ReportGuidelines"/>
         <w:jc w:val="center"/>
@@ -100,7 +100,7 @@
         </w:rPr>
       </w:pPr>
     </w:p>
-    <w:p xmlns:wp14="http://schemas.microsoft.com/office/word/2010/wordml" wp14:textId="77777777">
+    <w:p>
       <w:pPr>
         <w:pStyle w:val="Title"/>
         <w:jc w:val="center"/>
@@ -109,7 +109,7 @@
         <w:t>Computer Games Development CW208</w:t>
       </w:r>
     </w:p>
-    <w:p xmlns:wp14="http://schemas.microsoft.com/office/word/2010/wordml" wp14:textId="77777777">
+    <w:p>
       <w:pPr>
         <w:pStyle w:val="Title"/>
         <w:jc w:val="center"/>
@@ -118,7 +118,7 @@
         <w:t xml:space="preserve">GDD </w:t>
       </w:r>
     </w:p>
-    <w:p xmlns:wp14="http://schemas.microsoft.com/office/word/2010/wordml" wp14:textId="77777777">
+    <w:p>
       <w:pPr>
         <w:pStyle w:val="Title"/>
         <w:jc w:val="center"/>
@@ -130,7 +130,7 @@
         <w:t>V</w:t>
       </w:r>
     </w:p>
-    <w:p xmlns:wp14="http://schemas.microsoft.com/office/word/2010/wordml" wp14:textId="77777777">
+    <w:p>
       <w:pPr>
         <w:pStyle w:val="ReportGuidelines"/>
         <w:jc w:val="center"/>
@@ -139,7 +139,7 @@
         </w:rPr>
       </w:pPr>
     </w:p>
-    <w:p xmlns:wp14="http://schemas.microsoft.com/office/word/2010/wordml" wp14:textId="77777777">
+    <w:p>
       <w:pPr>
         <w:pStyle w:val="ReportGuidelines"/>
         <w:jc w:val="center"/>
@@ -148,7 +148,7 @@
         </w:rPr>
       </w:pPr>
     </w:p>
-    <w:p xmlns:wp14="http://schemas.microsoft.com/office/word/2010/wordml" wp14:textId="77777777">
+    <w:p>
       <w:pPr>
         <w:pStyle w:val="Title"/>
         <w:jc w:val="center"/>
@@ -167,94 +167,12 @@
         <w:gridCol w:w="4513"/>
         <w:gridCol w:w="4513"/>
       </w:tblGrid>
-      <w:tr xmlns:wp14="http://schemas.microsoft.com/office/word/2010/wordml" wp14:textId="77777777">
+      <w:tr>
         <w:tc>
           <w:tcPr>
             <w:tcW w:w="4621" w:type="dxa"/>
-            <w:tcMar/>
           </w:tcPr>
-          <w:p wp14:textId="2615AB0C">
-            <w:pPr>
-              <w:pStyle w:val="Title"/>
-              <w:suppressLineNumbers w:val="0"/>
-              <w:bidi w:val="0"/>
-              <w:spacing w:before="0" w:beforeAutospacing="off" w:after="0" w:afterAutospacing="off" w:line="240" w:lineRule="auto"/>
-              <w:ind w:left="0" w:right="0"/>
-              <w:jc w:val="center"/>
-              <w:rPr>
-                <w:sz w:val="32"/>
-                <w:szCs w:val="32"/>
-              </w:rPr>
-            </w:pPr>
-            <w:r>
-              <w:rPr>
-                <w:sz w:val="32"/>
-                <w:szCs w:val="32"/>
-              </w:rPr>
-              <w:t>[</w:t>
-            </w:r>
-            <w:r>
-              <w:rPr>
-                <w:sz w:val="32"/>
-                <w:szCs w:val="32"/>
-              </w:rPr>
-              <w:t>Josh Alsybury</w:t>
-            </w:r>
-            <w:r>
-              <w:rPr>
-                <w:sz w:val="32"/>
-                <w:szCs w:val="32"/>
-              </w:rPr>
-              <w:t>]</w:t>
-            </w:r>
-          </w:p>
-          <w:p wp14:textId="07E06A5B">
-            <w:pPr>
-              <w:pStyle w:val="Title"/>
-              <w:suppressLineNumbers w:val="0"/>
-              <w:bidi w:val="0"/>
-              <w:spacing w:before="0" w:beforeAutospacing="off" w:after="0" w:afterAutospacing="off" w:line="240" w:lineRule="auto"/>
-              <w:ind w:left="0" w:right="0"/>
-              <w:jc w:val="center"/>
-              <w:rPr>
-                <w:sz w:val="32"/>
-                <w:szCs w:val="32"/>
-              </w:rPr>
-            </w:pPr>
-            <w:r>
-              <w:rPr>
-                <w:sz w:val="32"/>
-                <w:szCs w:val="32"/>
-              </w:rPr>
-              <w:t>[</w:t>
-            </w:r>
-            <w:r>
-              <w:rPr>
-                <w:sz w:val="32"/>
-                <w:szCs w:val="32"/>
-              </w:rPr>
-              <w:t>C00285802</w:t>
-            </w:r>
-            <w:r>
-              <w:rPr>
-                <w:sz w:val="32"/>
-                <w:szCs w:val="32"/>
-              </w:rPr>
-              <w:t>]</w:t>
-            </w:r>
-          </w:p>
-          <w:p wp14:textId="77777777">
-            <w:pPr>
-              <w:pStyle w:val="Title"/>
-            </w:pPr>
-          </w:p>
-        </w:tc>
-        <w:tc>
-          <w:tcPr>
-            <w:tcW w:w="4621" w:type="dxa"/>
-            <w:tcMar/>
-          </w:tcPr>
-          <w:p wp14:textId="607FA0DD">
+          <w:p>
             <w:pPr>
               <w:pStyle w:val="Title"/>
               <w:jc w:val="center"/>
@@ -285,7 +203,7 @@
               <w:t>]</w:t>
             </w:r>
           </w:p>
-          <w:p wp14:textId="545FDC8C">
+          <w:p>
             <w:pPr>
               <w:pStyle w:val="Title"/>
               <w:jc w:val="center"/>
@@ -316,7 +234,79 @@
               <w:t>]</w:t>
             </w:r>
           </w:p>
-          <w:p wp14:textId="77777777">
+          <w:p>
+            <w:pPr>
+              <w:pStyle w:val="Title"/>
+            </w:pPr>
+          </w:p>
+        </w:tc>
+        <w:tc>
+          <w:tcPr>
+            <w:tcW w:w="4621" w:type="dxa"/>
+          </w:tcPr>
+          <w:p>
+            <w:pPr>
+              <w:pStyle w:val="Title"/>
+              <w:jc w:val="center"/>
+              <w:rPr>
+                <w:sz w:val="32"/>
+                <w:szCs w:val="32"/>
+              </w:rPr>
+            </w:pPr>
+            <w:r>
+              <w:rPr>
+                <w:sz w:val="32"/>
+                <w:szCs w:val="32"/>
+              </w:rPr>
+              <w:t>[</w:t>
+            </w:r>
+            <w:r>
+              <w:rPr>
+                <w:sz w:val="32"/>
+                <w:szCs w:val="32"/>
+              </w:rPr>
+              <w:t>Josh Alsybury</w:t>
+            </w:r>
+            <w:r>
+              <w:rPr>
+                <w:sz w:val="32"/>
+                <w:szCs w:val="32"/>
+              </w:rPr>
+              <w:t>]</w:t>
+            </w:r>
+          </w:p>
+          <w:p>
+            <w:pPr>
+              <w:pStyle w:val="Title"/>
+              <w:jc w:val="center"/>
+              <w:rPr>
+                <w:sz w:val="32"/>
+                <w:szCs w:val="32"/>
+              </w:rPr>
+            </w:pPr>
+            <w:r>
+              <w:rPr>
+                <w:sz w:val="32"/>
+                <w:szCs w:val="32"/>
+              </w:rPr>
+              <w:t>[</w:t>
+            </w:r>
+            <w:r>
+              <w:rPr>
+                <w:sz w:val="32"/>
+                <w:szCs w:val="32"/>
+              </w:rPr>
+              <w:t>C00285802</w:t>
+            </w:r>
+            <w:r>
+              <w:rPr>
+                <w:sz w:val="32"/>
+                <w:szCs w:val="32"/>
+              </w:rPr>
+              <w:t>]</w:t>
+            </w:r>
+          </w:p>
+          <w:p>
             <w:pPr>
               <w:pStyle w:val="Title"/>
               <w:jc w:val="center"/>
@@ -324,20 +314,15 @@
           </w:p>
         </w:tc>
       </w:tr>
-      <w:tr xmlns:wp14="http://schemas.microsoft.com/office/word/2010/wordml" wp14:textId="77777777">
+      <w:tr>
         <w:tc>
           <w:tcPr>
             <w:tcW w:w="9242" w:type="dxa"/>
             <w:gridSpan w:val="2"/>
-            <w:tcMar/>
           </w:tcPr>
-          <w:p wp14:textId="2F27C57D">
+          <w:p>
             <w:pPr>
               <w:pStyle w:val="Title"/>
-              <w:suppressLineNumbers w:val="0"/>
-              <w:bidi w:val="0"/>
-              <w:spacing w:before="0" w:beforeAutospacing="off" w:after="0" w:afterAutospacing="off" w:line="240" w:lineRule="auto"/>
-              <w:ind w:left="0" w:right="0"/>
               <w:jc w:val="center"/>
             </w:pPr>
             <w:r>
@@ -365,7 +350,7 @@
         </w:tc>
       </w:tr>
     </w:tbl>
-    <w:p xmlns:wp14="http://schemas.microsoft.com/office/word/2010/wordml" wp14:textId="77777777">
+    <w:p>
       <w:pPr>
         <w:pStyle w:val="Heading1"/>
         <w:rPr>
@@ -373,7 +358,7 @@
         </w:rPr>
       </w:pPr>
     </w:p>
-    <w:p xmlns:wp14="http://schemas.microsoft.com/office/word/2010/wordml" wp14:textId="77777777">
+    <w:p>
       <w:pPr>
         <w:pStyle w:val="Heading1"/>
         <w:rPr>
@@ -381,7 +366,7 @@
         </w:rPr>
       </w:pPr>
     </w:p>
-    <w:p xmlns:wp14="http://schemas.microsoft.com/office/word/2010/wordml" wp14:textId="77777777">
+    <w:p>
       <w:pPr>
         <w:pStyle w:val="Heading1"/>
         <w:rPr>
@@ -389,7 +374,7 @@
         </w:rPr>
       </w:pPr>
     </w:p>
-    <w:p xmlns:wp14="http://schemas.microsoft.com/office/word/2010/wordml" wp14:textId="77777777">
+    <w:p>
       <w:pPr>
         <w:pStyle w:val="Heading1"/>
         <w:rPr>
@@ -397,7 +382,7 @@
         </w:rPr>
       </w:pPr>
     </w:p>
-    <w:p xmlns:wp14="http://schemas.microsoft.com/office/word/2010/wordml" wp14:textId="77777777">
+    <w:p>
       <w:pPr>
         <w:pStyle w:val="Heading1"/>
         <w:rPr>
@@ -405,7 +390,7 @@
         </w:rPr>
       </w:pPr>
     </w:p>
-    <w:p xmlns:wp14="http://schemas.microsoft.com/office/word/2010/wordml" wp14:textId="77777777">
+    <w:p>
       <w:pPr>
         <w:pStyle w:val="Heading1"/>
         <w:rPr>
@@ -413,7 +398,7 @@
         </w:rPr>
       </w:pPr>
     </w:p>
-    <w:p xmlns:wp14="http://schemas.microsoft.com/office/word/2010/wordml" wp14:textId="77777777">
+    <w:p>
       <w:pPr>
         <w:pStyle w:val="Heading1"/>
         <w:rPr>
@@ -421,7 +406,7 @@
         </w:rPr>
       </w:pPr>
     </w:p>
-    <w:p xmlns:wp14="http://schemas.microsoft.com/office/word/2010/wordml" wp14:textId="77777777">
+    <w:p>
       <w:pPr>
         <w:pStyle w:val="Heading1"/>
         <w:rPr>
@@ -429,7 +414,7 @@
         </w:rPr>
       </w:pPr>
     </w:p>
-    <w:p xmlns:wp14="http://schemas.microsoft.com/office/word/2010/wordml" wp14:textId="77777777">
+    <w:p>
       <w:pPr>
         <w:pStyle w:val="Title"/>
         <w:jc w:val="center"/>
@@ -461,7 +446,7 @@
         <w:t xml:space="preserve"> </w:t>
       </w:r>
     </w:p>
-    <w:p xmlns:wp14="http://schemas.microsoft.com/office/word/2010/wordml" wp14:textId="77777777">
+    <w:p>
       <w:pPr>
         <w:pStyle w:val="Heading1"/>
       </w:pPr>
@@ -469,654 +454,495 @@
         <w:br w:type="page"/>
       </w:r>
     </w:p>
-    <w:p xmlns:wp14="http://schemas.microsoft.com/office/word/2010/wordml" wp14:textId="77777777">
+    <w:p>
       <w:pPr>
         <w:pStyle w:val="TOCHeading"/>
       </w:pPr>
       <w:r>
-        <w:rPr/>
+        <w:lastRenderedPageBreak/>
         <w:t>Contents</w:t>
       </w:r>
     </w:p>
-    <w:p>
-      <w:pPr>
-        <w:pStyle w:val="Normal"/>
-      </w:pPr>
-    </w:p>
-    <w:p>
-      <w:pPr>
-        <w:pStyle w:val="Normal"/>
+    <w:p/>
+    <w:p>
+      <w:pPr>
         <w:tabs>
           <w:tab w:val="right" w:leader="dot" w:pos="9015"/>
         </w:tabs>
       </w:pPr>
       <w:r>
         <w:rPr>
-          <w:rFonts w:ascii="Times New Roman" w:hAnsi="Times New Roman" w:eastAsia="Times New Roman" w:cs="Times New Roman"/>
-          <w:noProof w:val="0"/>
-          <w:sz w:val="24"/>
-          <w:szCs w:val="24"/>
-          <w:lang w:val="en-IE"/>
+          <w:rFonts w:eastAsia="Times New Roman"/>
+          <w:szCs w:val="24"/>
         </w:rPr>
         <w:t>Acknowledgements</w:t>
       </w:r>
       <w:r>
         <w:rPr>
-          <w:rFonts w:ascii="Times New Roman" w:hAnsi="Times New Roman" w:eastAsia="Times New Roman" w:cs="Times New Roman"/>
-          <w:noProof w:val="0"/>
-          <w:sz w:val="24"/>
-          <w:szCs w:val="24"/>
-          <w:lang w:val="en-IE"/>
+          <w:rFonts w:eastAsia="Times New Roman"/>
+          <w:szCs w:val="24"/>
         </w:rPr>
         <w:t>...3</w:t>
       </w:r>
     </w:p>
     <w:p>
       <w:pPr>
-        <w:pStyle w:val="Normal"/>
         <w:tabs>
           <w:tab w:val="right" w:leader="dot" w:pos="9015"/>
         </w:tabs>
       </w:pPr>
       <w:r>
         <w:rPr>
-          <w:rFonts w:ascii="Times New Roman" w:hAnsi="Times New Roman" w:eastAsia="Times New Roman" w:cs="Times New Roman"/>
-          <w:noProof w:val="0"/>
-          <w:sz w:val="24"/>
-          <w:szCs w:val="24"/>
-          <w:lang w:val="en-IE"/>
+          <w:rFonts w:eastAsia="Times New Roman"/>
+          <w:szCs w:val="24"/>
         </w:rPr>
         <w:t>Game Overview</w:t>
       </w:r>
       <w:r>
         <w:rPr>
-          <w:rFonts w:ascii="Times New Roman" w:hAnsi="Times New Roman" w:eastAsia="Times New Roman" w:cs="Times New Roman"/>
-          <w:noProof w:val="0"/>
-          <w:sz w:val="24"/>
-          <w:szCs w:val="24"/>
-          <w:lang w:val="en-IE"/>
+          <w:rFonts w:eastAsia="Times New Roman"/>
+          <w:szCs w:val="24"/>
         </w:rPr>
         <w:t>...</w:t>
       </w:r>
       <w:r>
         <w:rPr>
-          <w:rFonts w:ascii="Times New Roman" w:hAnsi="Times New Roman" w:eastAsia="Times New Roman" w:cs="Times New Roman"/>
-          <w:noProof w:val="0"/>
-          <w:sz w:val="24"/>
-          <w:szCs w:val="24"/>
-          <w:lang w:val="en-IE"/>
+          <w:rFonts w:eastAsia="Times New Roman"/>
+          <w:szCs w:val="24"/>
         </w:rPr>
         <w:t>4</w:t>
       </w:r>
     </w:p>
     <w:p>
       <w:pPr>
-        <w:pStyle w:val="Normal"/>
         <w:tabs>
           <w:tab w:val="right" w:leader="dot" w:pos="9015"/>
         </w:tabs>
       </w:pPr>
       <w:r>
         <w:rPr>
-          <w:rFonts w:ascii="Times New Roman" w:hAnsi="Times New Roman" w:eastAsia="Times New Roman" w:cs="Times New Roman"/>
-          <w:noProof w:val="0"/>
-          <w:sz w:val="24"/>
-          <w:szCs w:val="24"/>
-          <w:lang w:val="en-IE"/>
+          <w:rFonts w:eastAsia="Times New Roman"/>
+          <w:szCs w:val="24"/>
         </w:rPr>
         <w:t>Feature Set</w:t>
       </w:r>
       <w:r>
         <w:rPr>
-          <w:rFonts w:ascii="Times New Roman" w:hAnsi="Times New Roman" w:eastAsia="Times New Roman" w:cs="Times New Roman"/>
-          <w:noProof w:val="0"/>
-          <w:sz w:val="24"/>
-          <w:szCs w:val="24"/>
-          <w:lang w:val="en-IE"/>
+          <w:rFonts w:eastAsia="Times New Roman"/>
+          <w:szCs w:val="24"/>
         </w:rPr>
         <w:t>...</w:t>
       </w:r>
       <w:r>
         <w:rPr>
-          <w:rFonts w:ascii="Times New Roman" w:hAnsi="Times New Roman" w:eastAsia="Times New Roman" w:cs="Times New Roman"/>
-          <w:noProof w:val="0"/>
-          <w:sz w:val="24"/>
-          <w:szCs w:val="24"/>
-          <w:lang w:val="en-IE"/>
+          <w:rFonts w:eastAsia="Times New Roman"/>
+          <w:szCs w:val="24"/>
         </w:rPr>
         <w:t>5</w:t>
       </w:r>
     </w:p>
     <w:p>
       <w:pPr>
-        <w:pStyle w:val="Normal"/>
         <w:tabs>
           <w:tab w:val="right" w:leader="dot" w:pos="9015"/>
         </w:tabs>
       </w:pPr>
       <w:r>
         <w:rPr>
-          <w:rFonts w:ascii="Times New Roman" w:hAnsi="Times New Roman" w:eastAsia="Times New Roman" w:cs="Times New Roman"/>
-          <w:noProof w:val="0"/>
-          <w:sz w:val="24"/>
-          <w:szCs w:val="24"/>
-          <w:lang w:val="en-IE"/>
-        </w:rPr>
-        <w:t>The</w:t>
-      </w:r>
-      <w:r>
-        <w:rPr>
-          <w:rFonts w:ascii="Times New Roman" w:hAnsi="Times New Roman" w:eastAsia="Times New Roman" w:cs="Times New Roman"/>
-          <w:noProof w:val="0"/>
-          <w:sz w:val="24"/>
-          <w:szCs w:val="24"/>
-          <w:lang w:val="en-IE"/>
-        </w:rPr>
-        <w:t xml:space="preserve"> Game World</w:t>
-      </w:r>
-      <w:r>
-        <w:rPr>
-          <w:rFonts w:ascii="Times New Roman" w:hAnsi="Times New Roman" w:eastAsia="Times New Roman" w:cs="Times New Roman"/>
-          <w:noProof w:val="0"/>
-          <w:sz w:val="24"/>
-          <w:szCs w:val="24"/>
-          <w:lang w:val="en-IE"/>
+          <w:rFonts w:eastAsia="Times New Roman"/>
+          <w:szCs w:val="24"/>
+        </w:rPr>
+        <w:t>The Game World</w:t>
+      </w:r>
+      <w:r>
+        <w:rPr>
+          <w:rFonts w:eastAsia="Times New Roman"/>
+          <w:szCs w:val="24"/>
         </w:rPr>
         <w:t>...</w:t>
       </w:r>
       <w:r>
         <w:rPr>
-          <w:rFonts w:ascii="Times New Roman" w:hAnsi="Times New Roman" w:eastAsia="Times New Roman" w:cs="Times New Roman"/>
-          <w:noProof w:val="0"/>
-          <w:sz w:val="24"/>
-          <w:szCs w:val="24"/>
-          <w:lang w:val="en-IE"/>
+          <w:rFonts w:eastAsia="Times New Roman"/>
+          <w:szCs w:val="24"/>
         </w:rPr>
         <w:t>6</w:t>
       </w:r>
     </w:p>
     <w:p>
       <w:pPr>
-        <w:pStyle w:val="Normal"/>
         <w:tabs>
           <w:tab w:val="right" w:leader="dot" w:pos="9015"/>
         </w:tabs>
       </w:pPr>
       <w:r>
         <w:rPr>
-          <w:rFonts w:ascii="Times New Roman" w:hAnsi="Times New Roman" w:eastAsia="Times New Roman" w:cs="Times New Roman"/>
-          <w:noProof w:val="0"/>
-          <w:sz w:val="24"/>
-          <w:szCs w:val="24"/>
-          <w:lang w:val="en-IE"/>
+          <w:rFonts w:eastAsia="Times New Roman"/>
+          <w:szCs w:val="24"/>
         </w:rPr>
         <w:t>The Physical World</w:t>
       </w:r>
       <w:r>
         <w:rPr>
-          <w:rFonts w:ascii="Times New Roman" w:hAnsi="Times New Roman" w:eastAsia="Times New Roman" w:cs="Times New Roman"/>
-          <w:noProof w:val="0"/>
-          <w:sz w:val="24"/>
-          <w:szCs w:val="24"/>
-          <w:lang w:val="en-IE"/>
+          <w:rFonts w:eastAsia="Times New Roman"/>
+          <w:szCs w:val="24"/>
         </w:rPr>
         <w:t>...</w:t>
       </w:r>
       <w:r>
         <w:rPr>
-          <w:rFonts w:ascii="Times New Roman" w:hAnsi="Times New Roman" w:eastAsia="Times New Roman" w:cs="Times New Roman"/>
-          <w:noProof w:val="0"/>
-          <w:sz w:val="24"/>
-          <w:szCs w:val="24"/>
-          <w:lang w:val="en-IE"/>
+          <w:rFonts w:eastAsia="Times New Roman"/>
+          <w:szCs w:val="24"/>
         </w:rPr>
         <w:t>7</w:t>
       </w:r>
     </w:p>
     <w:p>
       <w:pPr>
-        <w:pStyle w:val="Normal"/>
         <w:tabs>
           <w:tab w:val="right" w:leader="dot" w:pos="9015"/>
         </w:tabs>
         <w:rPr>
-          <w:rFonts w:ascii="Times New Roman" w:hAnsi="Times New Roman" w:eastAsia="Times New Roman" w:cs="Times New Roman"/>
-          <w:noProof w:val="0"/>
-          <w:sz w:val="24"/>
-          <w:szCs w:val="24"/>
-          <w:lang w:val="en-IE"/>
-        </w:rPr>
-      </w:pPr>
-      <w:r>
-        <w:rPr>
-          <w:rFonts w:ascii="Times New Roman" w:hAnsi="Times New Roman" w:eastAsia="Times New Roman" w:cs="Times New Roman"/>
-          <w:noProof w:val="0"/>
-          <w:sz w:val="24"/>
-          <w:szCs w:val="24"/>
-          <w:lang w:val="en-IE"/>
+          <w:rFonts w:eastAsia="Times New Roman"/>
+          <w:szCs w:val="24"/>
+        </w:rPr>
+      </w:pPr>
+      <w:r>
+        <w:rPr>
+          <w:rFonts w:eastAsia="Times New Roman"/>
+          <w:szCs w:val="24"/>
         </w:rPr>
         <w:t>Rendering System</w:t>
       </w:r>
       <w:r>
         <w:rPr>
-          <w:rFonts w:ascii="Times New Roman" w:hAnsi="Times New Roman" w:eastAsia="Times New Roman" w:cs="Times New Roman"/>
-          <w:noProof w:val="0"/>
-          <w:sz w:val="24"/>
-          <w:szCs w:val="24"/>
-          <w:lang w:val="en-IE"/>
+          <w:rFonts w:eastAsia="Times New Roman"/>
+          <w:szCs w:val="24"/>
         </w:rPr>
         <w:t>...</w:t>
       </w:r>
       <w:r>
         <w:rPr>
-          <w:rFonts w:ascii="Times New Roman" w:hAnsi="Times New Roman" w:eastAsia="Times New Roman" w:cs="Times New Roman"/>
-          <w:noProof w:val="0"/>
-          <w:sz w:val="24"/>
-          <w:szCs w:val="24"/>
-          <w:lang w:val="en-IE"/>
+          <w:rFonts w:eastAsia="Times New Roman"/>
+          <w:szCs w:val="24"/>
         </w:rPr>
         <w:t>8</w:t>
       </w:r>
     </w:p>
     <w:p>
       <w:pPr>
-        <w:pStyle w:val="Normal"/>
-        <w:suppressLineNumbers w:val="0"/>
         <w:tabs>
           <w:tab w:val="right" w:leader="dot" w:pos="9015"/>
         </w:tabs>
-        <w:bidi w:val="0"/>
-        <w:spacing w:before="0" w:beforeAutospacing="off" w:after="160" w:afterAutospacing="off" w:line="259" w:lineRule="auto"/>
-        <w:ind w:left="0" w:right="0"/>
-        <w:jc w:val="left"/>
-      </w:pPr>
-      <w:r>
-        <w:rPr>
-          <w:rFonts w:ascii="Times New Roman" w:hAnsi="Times New Roman" w:eastAsia="Times New Roman" w:cs="Times New Roman"/>
-          <w:noProof w:val="0"/>
-          <w:sz w:val="24"/>
-          <w:szCs w:val="24"/>
-          <w:lang w:val="en-IE"/>
-        </w:rPr>
-        <w:t>Game Engine</w:t>
-      </w:r>
-      <w:r>
-        <w:rPr>
-          <w:rFonts w:ascii="Times New Roman" w:hAnsi="Times New Roman" w:eastAsia="Times New Roman" w:cs="Times New Roman"/>
-          <w:noProof w:val="0"/>
-          <w:sz w:val="24"/>
-          <w:szCs w:val="24"/>
-          <w:lang w:val="en-IE"/>
+      </w:pPr>
+      <w:r>
+        <w:rPr>
+          <w:rFonts w:eastAsia="Times New Roman"/>
+          <w:szCs w:val="24"/>
+        </w:rPr>
+        <w:t xml:space="preserve">Game </w:t>
+      </w:r>
+      <w:proofErr w:type="gramStart"/>
+      <w:r>
+        <w:rPr>
+          <w:rFonts w:eastAsia="Times New Roman"/>
+          <w:szCs w:val="24"/>
+        </w:rPr>
+        <w:t>Engine</w:t>
+      </w:r>
+      <w:r>
+        <w:rPr>
+          <w:rFonts w:eastAsia="Times New Roman"/>
+          <w:szCs w:val="24"/>
         </w:rPr>
         <w:t>..</w:t>
       </w:r>
-      <w:r>
-        <w:rPr>
-          <w:rFonts w:ascii="Times New Roman" w:hAnsi="Times New Roman" w:eastAsia="Times New Roman" w:cs="Times New Roman"/>
-          <w:noProof w:val="0"/>
-          <w:sz w:val="24"/>
-          <w:szCs w:val="24"/>
-          <w:lang w:val="en-IE"/>
+      <w:proofErr w:type="gramEnd"/>
+      <w:r>
+        <w:rPr>
+          <w:rFonts w:eastAsia="Times New Roman"/>
+          <w:szCs w:val="24"/>
         </w:rPr>
         <w:t>9</w:t>
       </w:r>
     </w:p>
     <w:p>
       <w:pPr>
-        <w:pStyle w:val="Normal"/>
-        <w:suppressLineNumbers w:val="0"/>
         <w:tabs>
           <w:tab w:val="right" w:leader="dot" w:pos="9015"/>
         </w:tabs>
-        <w:bidi w:val="0"/>
-        <w:spacing w:before="0" w:beforeAutospacing="off" w:after="160" w:afterAutospacing="off" w:line="259" w:lineRule="auto"/>
-        <w:ind w:left="0" w:right="0"/>
-        <w:jc w:val="left"/>
-      </w:pPr>
-      <w:r>
-        <w:rPr>
-          <w:rFonts w:ascii="Times New Roman" w:hAnsi="Times New Roman" w:eastAsia="Times New Roman" w:cs="Times New Roman"/>
-          <w:noProof w:val="0"/>
-          <w:sz w:val="24"/>
-          <w:szCs w:val="24"/>
-          <w:lang w:val="en-IE"/>
+      </w:pPr>
+      <w:r>
+        <w:rPr>
+          <w:rFonts w:eastAsia="Times New Roman"/>
+          <w:szCs w:val="24"/>
         </w:rPr>
         <w:t>Game Characters</w:t>
       </w:r>
       <w:r>
         <w:rPr>
-          <w:rFonts w:ascii="Times New Roman" w:hAnsi="Times New Roman" w:eastAsia="Times New Roman" w:cs="Times New Roman"/>
-          <w:noProof w:val="0"/>
-          <w:sz w:val="24"/>
-          <w:szCs w:val="24"/>
-          <w:lang w:val="en-IE"/>
+          <w:rFonts w:eastAsia="Times New Roman"/>
+          <w:szCs w:val="24"/>
         </w:rPr>
         <w:t>...</w:t>
       </w:r>
       <w:r>
         <w:rPr>
-          <w:rFonts w:ascii="Times New Roman" w:hAnsi="Times New Roman" w:eastAsia="Times New Roman" w:cs="Times New Roman"/>
-          <w:noProof w:val="0"/>
-          <w:sz w:val="24"/>
-          <w:szCs w:val="24"/>
-          <w:lang w:val="en-IE"/>
+          <w:rFonts w:eastAsia="Times New Roman"/>
+          <w:szCs w:val="24"/>
         </w:rPr>
         <w:t>10</w:t>
       </w:r>
     </w:p>
     <w:p>
       <w:pPr>
-        <w:pStyle w:val="Normal"/>
-        <w:suppressLineNumbers w:val="0"/>
         <w:tabs>
           <w:tab w:val="right" w:leader="dot" w:pos="9015"/>
         </w:tabs>
-        <w:bidi w:val="0"/>
-        <w:spacing w:before="0" w:beforeAutospacing="off" w:after="160" w:afterAutospacing="off" w:line="259" w:lineRule="auto"/>
-        <w:ind w:left="0" w:right="0"/>
-        <w:jc w:val="left"/>
-      </w:pPr>
-      <w:r>
-        <w:rPr>
-          <w:rFonts w:ascii="Times New Roman" w:hAnsi="Times New Roman" w:eastAsia="Times New Roman" w:cs="Times New Roman"/>
-          <w:noProof w:val="0"/>
-          <w:sz w:val="24"/>
-          <w:szCs w:val="24"/>
-          <w:lang w:val="en-IE"/>
+      </w:pPr>
+      <w:r>
+        <w:rPr>
+          <w:rFonts w:eastAsia="Times New Roman"/>
+          <w:szCs w:val="24"/>
         </w:rPr>
         <w:t>User Interface</w:t>
       </w:r>
       <w:r>
         <w:rPr>
-          <w:rFonts w:ascii="Times New Roman" w:hAnsi="Times New Roman" w:eastAsia="Times New Roman" w:cs="Times New Roman"/>
-          <w:noProof w:val="0"/>
-          <w:sz w:val="24"/>
-          <w:szCs w:val="24"/>
-          <w:lang w:val="en-IE"/>
+          <w:rFonts w:eastAsia="Times New Roman"/>
+          <w:szCs w:val="24"/>
         </w:rPr>
         <w:t>...</w:t>
       </w:r>
       <w:r>
         <w:rPr>
-          <w:rFonts w:ascii="Times New Roman" w:hAnsi="Times New Roman" w:eastAsia="Times New Roman" w:cs="Times New Roman"/>
-          <w:noProof w:val="0"/>
-          <w:sz w:val="24"/>
-          <w:szCs w:val="24"/>
-          <w:lang w:val="en-IE"/>
+          <w:rFonts w:eastAsia="Times New Roman"/>
+          <w:szCs w:val="24"/>
         </w:rPr>
         <w:t>11</w:t>
       </w:r>
     </w:p>
     <w:p>
       <w:pPr>
-        <w:pStyle w:val="Normal"/>
-        <w:suppressLineNumbers w:val="0"/>
         <w:tabs>
           <w:tab w:val="right" w:leader="dot" w:pos="9015"/>
         </w:tabs>
-        <w:bidi w:val="0"/>
-        <w:spacing w:before="0" w:beforeAutospacing="off" w:after="160" w:afterAutospacing="off" w:line="259" w:lineRule="auto"/>
-        <w:ind w:left="0" w:right="0"/>
-        <w:jc w:val="left"/>
-      </w:pPr>
-      <w:r>
-        <w:rPr>
-          <w:rFonts w:ascii="Times New Roman" w:hAnsi="Times New Roman" w:eastAsia="Times New Roman" w:cs="Times New Roman"/>
-          <w:noProof w:val="0"/>
-          <w:sz w:val="24"/>
-          <w:szCs w:val="24"/>
-          <w:lang w:val="en-IE"/>
+      </w:pPr>
+      <w:r>
+        <w:rPr>
+          <w:rFonts w:eastAsia="Times New Roman"/>
+          <w:szCs w:val="24"/>
         </w:rPr>
         <w:t>Weapons and Combat</w:t>
       </w:r>
       <w:r>
         <w:rPr>
-          <w:rFonts w:ascii="Times New Roman" w:hAnsi="Times New Roman" w:eastAsia="Times New Roman" w:cs="Times New Roman"/>
-          <w:noProof w:val="0"/>
-          <w:sz w:val="24"/>
-          <w:szCs w:val="24"/>
-          <w:lang w:val="en-IE"/>
+          <w:rFonts w:eastAsia="Times New Roman"/>
+          <w:szCs w:val="24"/>
         </w:rPr>
         <w:t>...</w:t>
       </w:r>
       <w:r>
         <w:rPr>
-          <w:rFonts w:ascii="Times New Roman" w:hAnsi="Times New Roman" w:eastAsia="Times New Roman" w:cs="Times New Roman"/>
-          <w:noProof w:val="0"/>
-          <w:sz w:val="24"/>
-          <w:szCs w:val="24"/>
-          <w:lang w:val="en-IE"/>
+          <w:rFonts w:eastAsia="Times New Roman"/>
+          <w:szCs w:val="24"/>
         </w:rPr>
         <w:t>12</w:t>
       </w:r>
     </w:p>
     <w:p>
       <w:pPr>
-        <w:pStyle w:val="Normal"/>
-        <w:suppressLineNumbers w:val="0"/>
         <w:tabs>
           <w:tab w:val="right" w:leader="dot" w:pos="9015"/>
         </w:tabs>
-        <w:bidi w:val="0"/>
-        <w:spacing w:before="0" w:beforeAutospacing="off" w:after="160" w:afterAutospacing="off" w:line="259" w:lineRule="auto"/>
-        <w:ind w:left="0" w:right="0"/>
-        <w:jc w:val="left"/>
-      </w:pPr>
-      <w:r>
-        <w:rPr>
-          <w:rFonts w:ascii="Times New Roman" w:hAnsi="Times New Roman" w:eastAsia="Times New Roman" w:cs="Times New Roman"/>
-          <w:noProof w:val="0"/>
-          <w:sz w:val="24"/>
-          <w:szCs w:val="24"/>
-          <w:lang w:val="en-IE"/>
+      </w:pPr>
+      <w:r>
+        <w:rPr>
+          <w:rFonts w:eastAsia="Times New Roman"/>
+          <w:szCs w:val="24"/>
         </w:rPr>
         <w:t>Musical Scores and Sound Effects</w:t>
       </w:r>
       <w:r>
         <w:rPr>
-          <w:rFonts w:ascii="Times New Roman" w:hAnsi="Times New Roman" w:eastAsia="Times New Roman" w:cs="Times New Roman"/>
-          <w:noProof w:val="0"/>
-          <w:sz w:val="24"/>
-          <w:szCs w:val="24"/>
-          <w:lang w:val="en-IE"/>
+          <w:rFonts w:eastAsia="Times New Roman"/>
+          <w:szCs w:val="24"/>
         </w:rPr>
         <w:t>...</w:t>
       </w:r>
       <w:r>
         <w:rPr>
-          <w:rFonts w:ascii="Times New Roman" w:hAnsi="Times New Roman" w:eastAsia="Times New Roman" w:cs="Times New Roman"/>
-          <w:noProof w:val="0"/>
-          <w:sz w:val="24"/>
-          <w:szCs w:val="24"/>
-          <w:lang w:val="en-IE"/>
+          <w:rFonts w:eastAsia="Times New Roman"/>
+          <w:szCs w:val="24"/>
         </w:rPr>
         <w:t>13</w:t>
       </w:r>
     </w:p>
     <w:p>
       <w:pPr>
-        <w:pStyle w:val="Normal"/>
-        <w:suppressLineNumbers w:val="0"/>
         <w:tabs>
           <w:tab w:val="right" w:leader="dot" w:pos="9015"/>
         </w:tabs>
-        <w:bidi w:val="0"/>
-        <w:spacing w:before="0" w:beforeAutospacing="off" w:after="160" w:afterAutospacing="off" w:line="259" w:lineRule="auto"/>
-        <w:ind w:left="0" w:right="0"/>
-        <w:jc w:val="left"/>
-      </w:pPr>
-      <w:r>
-        <w:rPr>
-          <w:rFonts w:ascii="Times New Roman" w:hAnsi="Times New Roman" w:eastAsia="Times New Roman" w:cs="Times New Roman"/>
-          <w:noProof w:val="0"/>
-          <w:sz w:val="24"/>
-          <w:szCs w:val="24"/>
-          <w:lang w:val="en-IE"/>
+      </w:pPr>
+      <w:r>
+        <w:rPr>
+          <w:rFonts w:eastAsia="Times New Roman"/>
+          <w:szCs w:val="24"/>
         </w:rPr>
         <w:t>Single-Player Game</w:t>
       </w:r>
       <w:r>
         <w:rPr>
-          <w:rFonts w:ascii="Times New Roman" w:hAnsi="Times New Roman" w:eastAsia="Times New Roman" w:cs="Times New Roman"/>
-          <w:noProof w:val="0"/>
-          <w:sz w:val="24"/>
-          <w:szCs w:val="24"/>
-          <w:lang w:val="en-IE"/>
+          <w:rFonts w:eastAsia="Times New Roman"/>
+          <w:szCs w:val="24"/>
         </w:rPr>
         <w:t>...</w:t>
       </w:r>
       <w:r>
         <w:rPr>
-          <w:rFonts w:ascii="Times New Roman" w:hAnsi="Times New Roman" w:eastAsia="Times New Roman" w:cs="Times New Roman"/>
-          <w:noProof w:val="0"/>
-          <w:sz w:val="24"/>
-          <w:szCs w:val="24"/>
-          <w:lang w:val="en-IE"/>
+          <w:rFonts w:eastAsia="Times New Roman"/>
+          <w:szCs w:val="24"/>
         </w:rPr>
         <w:t>14</w:t>
       </w:r>
     </w:p>
     <w:p>
       <w:pPr>
-        <w:pStyle w:val="Normal"/>
-        <w:suppressLineNumbers w:val="0"/>
         <w:tabs>
           <w:tab w:val="right" w:leader="dot" w:pos="9015"/>
         </w:tabs>
-        <w:bidi w:val="0"/>
-        <w:spacing w:before="0" w:beforeAutospacing="off" w:after="160" w:afterAutospacing="off" w:line="259" w:lineRule="auto"/>
-        <w:ind w:left="0" w:right="0"/>
-        <w:jc w:val="left"/>
-      </w:pPr>
-      <w:r>
-        <w:rPr>
-          <w:rFonts w:ascii="Times New Roman" w:hAnsi="Times New Roman" w:eastAsia="Times New Roman" w:cs="Times New Roman"/>
-          <w:noProof w:val="0"/>
-          <w:sz w:val="24"/>
-          <w:szCs w:val="24"/>
-          <w:lang w:val="en-IE"/>
+      </w:pPr>
+      <w:r>
+        <w:rPr>
+          <w:rFonts w:eastAsia="Times New Roman"/>
+          <w:szCs w:val="24"/>
         </w:rPr>
         <w:t>Character Rendering</w:t>
       </w:r>
       <w:r>
         <w:rPr>
-          <w:rFonts w:ascii="Times New Roman" w:hAnsi="Times New Roman" w:eastAsia="Times New Roman" w:cs="Times New Roman"/>
-          <w:noProof w:val="0"/>
-          <w:sz w:val="24"/>
-          <w:szCs w:val="24"/>
-          <w:lang w:val="en-IE"/>
+          <w:rFonts w:eastAsia="Times New Roman"/>
+          <w:szCs w:val="24"/>
         </w:rPr>
         <w:t>...</w:t>
       </w:r>
       <w:r>
         <w:rPr>
-          <w:rFonts w:ascii="Times New Roman" w:hAnsi="Times New Roman" w:eastAsia="Times New Roman" w:cs="Times New Roman"/>
-          <w:noProof w:val="0"/>
-          <w:sz w:val="24"/>
-          <w:szCs w:val="24"/>
-          <w:lang w:val="en-IE"/>
+          <w:rFonts w:eastAsia="Times New Roman"/>
+          <w:szCs w:val="24"/>
         </w:rPr>
         <w:t>15</w:t>
       </w:r>
     </w:p>
     <w:p>
       <w:pPr>
-        <w:pStyle w:val="Normal"/>
-        <w:suppressLineNumbers w:val="0"/>
         <w:tabs>
           <w:tab w:val="right" w:leader="dot" w:pos="9015"/>
         </w:tabs>
-        <w:bidi w:val="0"/>
-        <w:spacing w:before="0" w:beforeAutospacing="off" w:after="160" w:afterAutospacing="off" w:line="259" w:lineRule="auto"/>
-        <w:ind w:left="0" w:right="0"/>
-        <w:jc w:val="left"/>
-      </w:pPr>
-      <w:r>
-        <w:rPr>
-          <w:rFonts w:ascii="Times New Roman" w:hAnsi="Times New Roman" w:eastAsia="Times New Roman" w:cs="Times New Roman"/>
-          <w:noProof w:val="0"/>
-          <w:sz w:val="24"/>
-          <w:szCs w:val="24"/>
-          <w:lang w:val="en-IE"/>
+      </w:pPr>
+      <w:r>
+        <w:rPr>
+          <w:rFonts w:eastAsia="Times New Roman"/>
+          <w:szCs w:val="24"/>
         </w:rPr>
         <w:t>References</w:t>
       </w:r>
       <w:r>
         <w:rPr>
-          <w:rFonts w:ascii="Times New Roman" w:hAnsi="Times New Roman" w:eastAsia="Times New Roman" w:cs="Times New Roman"/>
-          <w:noProof w:val="0"/>
-          <w:sz w:val="24"/>
-          <w:szCs w:val="24"/>
-          <w:lang w:val="en-IE"/>
+          <w:rFonts w:eastAsia="Times New Roman"/>
+          <w:szCs w:val="24"/>
         </w:rPr>
         <w:t>...</w:t>
       </w:r>
       <w:r>
         <w:rPr>
-          <w:rFonts w:ascii="Times New Roman" w:hAnsi="Times New Roman" w:eastAsia="Times New Roman" w:cs="Times New Roman"/>
-          <w:noProof w:val="0"/>
-          <w:sz w:val="24"/>
-          <w:szCs w:val="24"/>
-          <w:lang w:val="en-IE"/>
+          <w:rFonts w:eastAsia="Times New Roman"/>
+          <w:szCs w:val="24"/>
         </w:rPr>
         <w:t>16</w:t>
       </w:r>
     </w:p>
-    <w:p xmlns:wp14="http://schemas.microsoft.com/office/word/2010/wordml" wp14:textId="77777777">
-      <w:pPr/>
-    </w:p>
-    <w:p xmlns:wp14="http://schemas.microsoft.com/office/word/2010/wordml" wp14:textId="77777777">
+    <w:p/>
+    <w:p>
       <w:pPr>
         <w:pStyle w:val="Heading1"/>
       </w:pPr>
-      <w:bookmarkStart w:name="_Toc1351515479" w:id="1213796296"/>
+      <w:bookmarkStart w:id="0" w:name="_Toc1351515479"/>
       <w:r>
         <w:br w:type="page"/>
       </w:r>
       <w:r>
-        <w:rPr/>
+        <w:lastRenderedPageBreak/>
         <w:t>Acknowledgements</w:t>
       </w:r>
-      <w:bookmarkEnd w:id="1213796296"/>
-    </w:p>
-    <w:p>
-      <w:pPr>
-        <w:pStyle w:val="Normal"/>
-        <w:rPr>
-          <w:rFonts w:ascii="Times New Roman" w:hAnsi="Times New Roman" w:eastAsia="Times New Roman" w:cs="Times New Roman"/>
-          <w:noProof w:val="0"/>
-          <w:sz w:val="24"/>
-          <w:szCs w:val="24"/>
-          <w:lang w:val="en-IE"/>
-        </w:rPr>
-      </w:pPr>
-      <w:r>
-        <w:rPr>
-          <w:rFonts w:ascii="Times New Roman" w:hAnsi="Times New Roman" w:eastAsia="Times New Roman" w:cs="Times New Roman"/>
-          <w:b w:val="0"/>
-          <w:bCs w:val="0"/>
-          <w:i w:val="0"/>
-          <w:iCs w:val="0"/>
-          <w:caps w:val="0"/>
-          <w:smallCaps w:val="0"/>
-          <w:noProof w:val="0"/>
-          <w:color w:val="000000" w:themeColor="text1" w:themeTint="FF" w:themeShade="FF"/>
-          <w:sz w:val="24"/>
-          <w:szCs w:val="24"/>
-          <w:lang w:val="en-IE"/>
-        </w:rPr>
-        <w:t>I would like to thank my lecturers at SETU for their support and guidance throughout this project. I would also like to thank the creator of the MiniBPM library, Breakfast Quay, whose tempo detection code formed a key part of the audio analysis system, and the SFML development team for the framework used throughout</w:t>
-      </w:r>
-    </w:p>
-    <w:p xmlns:wp14="http://schemas.microsoft.com/office/word/2010/wordml" wp14:textId="1C1CB2DC">
-      <w:pPr>
-        <w:pStyle w:val="Normal"/>
+      <w:bookmarkEnd w:id="0"/>
+    </w:p>
+    <w:p>
+      <w:pPr>
+        <w:rPr>
+          <w:rFonts w:eastAsia="Times New Roman"/>
+          <w:szCs w:val="24"/>
+        </w:rPr>
+      </w:pPr>
+      <w:r>
+        <w:rPr>
+          <w:rFonts w:eastAsia="Times New Roman"/>
+          <w:color w:val="000000" w:themeColor="text1"/>
+          <w:szCs w:val="24"/>
+        </w:rPr>
+        <w:t xml:space="preserve">I would like to thank my lecturers at SETU for their support and guidance throughout this project. </w:t>
+      </w:r>
+      <w:r>
+        <w:rPr>
+          <w:rFonts w:eastAsia="Times New Roman"/>
+          <w:color w:val="000000" w:themeColor="text1"/>
+          <w:szCs w:val="24"/>
+        </w:rPr>
+        <w:t xml:space="preserve">I would like to thank my </w:t>
+      </w:r>
+      <w:r>
+        <w:rPr>
+          <w:rFonts w:eastAsia="Times New Roman"/>
+          <w:color w:val="000000" w:themeColor="text1"/>
+          <w:szCs w:val="24"/>
+        </w:rPr>
+        <w:t xml:space="preserve">project supervisor Amr </w:t>
+      </w:r>
+      <w:proofErr w:type="spellStart"/>
+      <w:r>
+        <w:rPr>
+          <w:rFonts w:eastAsia="Times New Roman"/>
+          <w:color w:val="000000" w:themeColor="text1"/>
+          <w:szCs w:val="24"/>
+        </w:rPr>
+        <w:t>Abdelhafez</w:t>
+      </w:r>
+      <w:proofErr w:type="spellEnd"/>
+      <w:r>
+        <w:rPr>
+          <w:rFonts w:eastAsia="Times New Roman"/>
+          <w:color w:val="000000" w:themeColor="text1"/>
+          <w:szCs w:val="24"/>
+        </w:rPr>
+        <w:t xml:space="preserve"> for all his help. </w:t>
+      </w:r>
+      <w:r>
+        <w:rPr>
+          <w:rFonts w:eastAsia="Times New Roman"/>
+          <w:color w:val="000000" w:themeColor="text1"/>
+          <w:szCs w:val="24"/>
+        </w:rPr>
+        <w:t>I would also like to thank the creator of the MiniBPM library, Breakfast Quay, whose tempo detection code formed a key part of the audio analysis system, and the SFML development team for the framework used throughout</w:t>
+      </w:r>
+    </w:p>
+    <w:p>
+      <w:pPr>
         <w:widowControl w:val="0"/>
         <w:suppressAutoHyphens/>
         <w:spacing w:after="0" w:line="240" w:lineRule="auto"/>
       </w:pPr>
     </w:p>
-    <w:p xmlns:wp14="http://schemas.microsoft.com/office/word/2010/wordml" wp14:textId="0B9E99F4">
+    <w:p>
       <w:pPr>
         <w:pStyle w:val="Heading1"/>
       </w:pPr>
@@ -1126,136 +952,105 @@
     </w:p>
     <w:p>
       <w:pPr>
-        <w:spacing w:before="240" w:beforeAutospacing="off" w:after="240" w:afterAutospacing="off"/>
-      </w:pPr>
-      <w:r>
-        <w:rPr>
-          <w:b w:val="1"/>
-          <w:bCs w:val="1"/>
-          <w:noProof w:val="0"/>
-          <w:lang w:val="en-IE"/>
-        </w:rPr>
+        <w:spacing w:before="240" w:after="240"/>
+      </w:pPr>
+      <w:r>
+        <w:rPr>
+          <w:b/>
+          <w:bCs/>
+        </w:rPr>
+        <w:lastRenderedPageBreak/>
         <w:t>Game Overview</w:t>
       </w:r>
     </w:p>
     <w:p>
       <w:pPr>
-        <w:spacing w:before="240" w:beforeAutospacing="off" w:after="240" w:afterAutospacing="off"/>
-      </w:pPr>
-      <w:r>
-        <w:rPr>
-          <w:noProof w:val="0"/>
-          <w:lang w:val="en-IE"/>
-        </w:rPr>
+        <w:spacing w:before="240" w:after="240"/>
+      </w:pPr>
+      <w:r>
         <w:t>Rhythm Realms is a 2D side-scrolling action platformer where the game world dynamically responds to the BPM of music playing in real time. Inspired by games that incorporated rhythm mechanics, the project set out to explore how BPM could be woven into every layer of gameplay rather than used as a surface-level gimmick. The result is a game where the music you listen to directly shapes the difficulty, visuals, and strategy of each run.</w:t>
       </w:r>
     </w:p>
     <w:p>
       <w:pPr>
-        <w:spacing w:before="240" w:beforeAutospacing="off" w:after="240" w:afterAutospacing="off"/>
-      </w:pPr>
-      <w:r>
-        <w:rPr>
-          <w:b w:val="1"/>
-          <w:bCs w:val="1"/>
-          <w:noProof w:val="0"/>
-          <w:lang w:val="en-IE"/>
+        <w:spacing w:before="240" w:after="240"/>
+      </w:pPr>
+      <w:r>
+        <w:rPr>
+          <w:b/>
+          <w:bCs/>
         </w:rPr>
         <w:t>Core Gameplay Loop</w:t>
       </w:r>
     </w:p>
     <w:p>
       <w:pPr>
-        <w:pStyle w:val="Normal"/>
-        <w:spacing w:before="240" w:beforeAutospacing="off" w:after="240" w:afterAutospacing="off"/>
-      </w:pPr>
-      <w:r>
-        <w:rPr>
-          <w:rFonts w:ascii="Times New Roman" w:hAnsi="Times New Roman" w:eastAsia="Times New Roman" w:cs="Times New Roman"/>
-          <w:noProof w:val="0"/>
-          <w:sz w:val="24"/>
-          <w:szCs w:val="24"/>
-          <w:lang w:val="en-IE"/>
+        <w:spacing w:before="240" w:after="240"/>
+      </w:pPr>
+      <w:r>
+        <w:rPr>
+          <w:rFonts w:eastAsia="Times New Roman"/>
+          <w:szCs w:val="24"/>
         </w:rPr>
         <w:t xml:space="preserve">Each run ends when the player covers the target distance, at which point all regular enemies are cleared and a boss is selected via the </w:t>
       </w:r>
       <w:r>
         <w:rPr>
-          <w:rFonts w:ascii="Consolas" w:hAnsi="Consolas" w:eastAsia="Consolas" w:cs="Consolas"/>
-          <w:noProof w:val="0"/>
-          <w:sz w:val="24"/>
-          <w:szCs w:val="24"/>
-          <w:lang w:val="en-IE"/>
+          <w:rFonts w:ascii="Consolas" w:eastAsia="Consolas" w:hAnsi="Consolas" w:cs="Consolas"/>
+          <w:szCs w:val="24"/>
         </w:rPr>
         <w:t>BossPool</w:t>
       </w:r>
       <w:r>
         <w:rPr>
-          <w:rFonts w:ascii="Times New Roman" w:hAnsi="Times New Roman" w:eastAsia="Times New Roman" w:cs="Times New Roman"/>
-          <w:noProof w:val="0"/>
-          <w:sz w:val="24"/>
-          <w:szCs w:val="24"/>
-          <w:lang w:val="en-IE"/>
+          <w:rFonts w:eastAsia="Times New Roman"/>
+          <w:szCs w:val="24"/>
         </w:rPr>
         <w:t xml:space="preserve"> class using a random pick between two types — the Executioner or the Archer Boss. Each boss shares its sprite sheet and base class with its regular enemy counterpart but is distinguished by the </w:t>
       </w:r>
       <w:r>
         <w:rPr>
-          <w:rFonts w:ascii="Consolas" w:hAnsi="Consolas" w:eastAsia="Consolas" w:cs="Consolas"/>
-          <w:noProof w:val="0"/>
-          <w:sz w:val="24"/>
-          <w:szCs w:val="24"/>
-          <w:lang w:val="en-IE"/>
+          <w:rFonts w:ascii="Consolas" w:eastAsia="Consolas" w:hAnsi="Consolas" w:cs="Consolas"/>
+          <w:szCs w:val="24"/>
         </w:rPr>
         <w:t>m_isBoss</w:t>
       </w:r>
       <w:r>
         <w:rPr>
-          <w:rFonts w:ascii="Times New Roman" w:hAnsi="Times New Roman" w:eastAsia="Times New Roman" w:cs="Times New Roman"/>
-          <w:noProof w:val="0"/>
-          <w:sz w:val="24"/>
-          <w:szCs w:val="24"/>
-          <w:lang w:val="en-IE"/>
+          <w:rFonts w:eastAsia="Times New Roman"/>
+          <w:szCs w:val="24"/>
         </w:rPr>
         <w:t xml:space="preserve"> flag which unlocks boss-exclusive behaviours, a fullscreen health bar HUD, and immunity to fuzzy logic stat scaling.</w:t>
       </w:r>
     </w:p>
     <w:p>
       <w:pPr>
-        <w:spacing w:before="240" w:beforeAutospacing="off" w:after="240" w:afterAutospacing="off"/>
-      </w:pPr>
-      <w:r>
-        <w:rPr>
-          <w:b w:val="1"/>
-          <w:bCs w:val="1"/>
-          <w:noProof w:val="0"/>
-          <w:lang w:val="en-IE"/>
+        <w:spacing w:before="240" w:after="240"/>
+      </w:pPr>
+      <w:r>
+        <w:rPr>
+          <w:b/>
+          <w:bCs/>
         </w:rPr>
         <w:t>What Makes It Different</w:t>
       </w:r>
     </w:p>
     <w:p>
       <w:pPr>
-        <w:spacing w:before="240" w:beforeAutospacing="off" w:after="240" w:afterAutospacing="off"/>
-      </w:pPr>
-      <w:r>
-        <w:rPr>
-          <w:noProof w:val="0"/>
-          <w:lang w:val="en-IE"/>
-        </w:rPr>
+        <w:spacing w:before="240" w:after="240"/>
+      </w:pPr>
+      <w:r>
         <w:t>Unlike a standard platformer where difficulty is fixed, Rhythm Realms ties enemy health, damage output, movement speed, and even the visual theme of the world to the live BPM of the current track. A high-energy song produces faster, harder enemies and a different background environment entirely. This means the player's approach to combat and skill investment genuinely changes depending on what is playing.</w:t>
       </w:r>
     </w:p>
     <w:p>
       <w:pPr>
-        <w:spacing w:before="240" w:beforeAutospacing="off" w:after="240" w:afterAutospacing="off"/>
-      </w:pPr>
-      <w:r>
-        <w:rPr>
-          <w:b w:val="1"/>
-          <w:bCs w:val="1"/>
-          <w:noProof w:val="0"/>
-          <w:lang w:val="en-IE"/>
+        <w:spacing w:before="240" w:after="240"/>
+      </w:pPr>
+      <w:r>
+        <w:rPr>
+          <w:b/>
+          <w:bCs/>
         </w:rPr>
         <w:t>Enemy Types</w:t>
       </w:r>
@@ -1265,28 +1060,18 @@
         <w:pStyle w:val="ListParagraph"/>
         <w:numPr>
           <w:ilvl w:val="0"/>
-          <w:numId w:val="13"/>
+          <w:numId w:val="2"/>
         </w:numPr>
-        <w:spacing w:before="0" w:beforeAutospacing="off" w:after="0" w:afterAutospacing="off"/>
-        <w:rPr>
-          <w:noProof w:val="0"/>
-          <w:lang w:val="en-IE"/>
-        </w:rPr>
-      </w:pPr>
-      <w:r>
-        <w:rPr>
-          <w:b w:val="1"/>
-          <w:bCs w:val="1"/>
-          <w:noProof w:val="0"/>
-          <w:lang w:val="en-IE"/>
+        <w:spacing w:after="0"/>
+      </w:pPr>
+      <w:r>
+        <w:rPr>
+          <w:b/>
+          <w:bCs/>
         </w:rPr>
         <w:t>Swordsman</w:t>
       </w:r>
       <w:r>
-        <w:rPr>
-          <w:noProof w:val="0"/>
-          <w:lang w:val="en-IE"/>
-        </w:rPr>
         <w:t xml:space="preserve"> — the standard melee enemy, aggressive and close-range</w:t>
       </w:r>
     </w:p>
@@ -1295,57 +1080,27 @@
         <w:pStyle w:val="ListParagraph"/>
         <w:numPr>
           <w:ilvl w:val="0"/>
-          <w:numId w:val="13"/>
+          <w:numId w:val="2"/>
         </w:numPr>
-        <w:spacing w:before="0" w:beforeAutospacing="off" w:after="0" w:afterAutospacing="off"/>
-        <w:rPr>
-          <w:noProof w:val="0"/>
-          <w:lang w:val="en-IE"/>
-        </w:rPr>
-      </w:pPr>
-      <w:r>
-        <w:rPr>
-          <w:b w:val="1"/>
-          <w:bCs w:val="1"/>
-          <w:noProof w:val="0"/>
-          <w:lang w:val="en-IE"/>
+        <w:spacing w:after="0"/>
+      </w:pPr>
+      <w:r>
+        <w:rPr>
+          <w:b/>
+          <w:bCs/>
         </w:rPr>
         <w:t>Archer</w:t>
       </w:r>
       <w:r>
-        <w:rPr>
-          <w:noProof w:val="0"/>
-          <w:lang w:val="en-IE"/>
-        </w:rPr>
-        <w:t xml:space="preserve"> — a ranged enemy that </w:t>
-      </w:r>
-      <w:r>
-        <w:rPr>
-          <w:noProof w:val="0"/>
-          <w:lang w:val="en-IE"/>
-        </w:rPr>
-        <w:t>maintains</w:t>
-      </w:r>
-      <w:r>
-        <w:rPr>
-          <w:noProof w:val="0"/>
-          <w:lang w:val="en-IE"/>
-        </w:rPr>
-        <w:t xml:space="preserve"> distance and fires arrows, requiring the player to close the gap or defend. The same enemy type is promoted to a boss variant at run end via the </w:t>
-      </w:r>
-      <w:r>
-        <w:rPr>
-          <w:rFonts w:ascii="Consolas" w:hAnsi="Consolas" w:eastAsia="Consolas" w:cs="Consolas"/>
-          <w:noProof w:val="0"/>
-          <w:lang w:val="en-IE"/>
+        <w:t xml:space="preserve"> — a ranged enemy that maintains distance and fires arrows, requiring the player to close the gap or defend. The same enemy type is promoted to a boss variant at run end via the </w:t>
+      </w:r>
+      <w:r>
+        <w:rPr>
+          <w:rFonts w:ascii="Consolas" w:eastAsia="Consolas" w:hAnsi="Consolas" w:cs="Consolas"/>
         </w:rPr>
         <w:t>m_isBoss</w:t>
       </w:r>
       <w:r>
-        <w:rPr>
-          <w:noProof w:val="0"/>
-          <w:lang w:val="en-IE"/>
-        </w:rPr>
         <w:t xml:space="preserve"> flag, at which point it gains significantly increased health, a dedicated boss health bar, and unlocks the Arrow Rain special attack</w:t>
       </w:r>
     </w:p>
@@ -1354,95 +1109,76 @@
         <w:pStyle w:val="ListParagraph"/>
         <w:numPr>
           <w:ilvl w:val="0"/>
-          <w:numId w:val="13"/>
+          <w:numId w:val="2"/>
         </w:numPr>
-        <w:spacing w:before="0" w:beforeAutospacing="off" w:after="0" w:afterAutospacing="off"/>
-        <w:rPr>
-          <w:noProof w:val="0"/>
-          <w:lang w:val="en-IE"/>
-        </w:rPr>
-      </w:pPr>
-      <w:r>
-        <w:rPr>
-          <w:b w:val="1"/>
-          <w:bCs w:val="1"/>
-          <w:noProof w:val="0"/>
-          <w:lang w:val="en-IE"/>
+        <w:spacing w:after="0"/>
+      </w:pPr>
+      <w:r>
+        <w:rPr>
+          <w:b/>
+          <w:bCs/>
         </w:rPr>
         <w:t>Executioner</w:t>
       </w:r>
       <w:r>
-        <w:rPr>
-          <w:noProof w:val="0"/>
-          <w:lang w:val="en-IE"/>
-        </w:rPr>
         <w:t xml:space="preserve"> — a heavyweight unit with two distinct attack types: a standard melee strike and a jump slam that deals area damage on landing. The same enemy type is promoted to a boss variant at run end via the </w:t>
       </w:r>
       <w:r>
         <w:rPr>
-          <w:rFonts w:ascii="Consolas" w:hAnsi="Consolas" w:eastAsia="Consolas" w:cs="Consolas"/>
-          <w:noProof w:val="0"/>
-          <w:lang w:val="en-IE"/>
+          <w:rFonts w:ascii="Consolas" w:eastAsia="Consolas" w:hAnsi="Consolas" w:cs="Consolas"/>
         </w:rPr>
         <w:t>m_isBoss</w:t>
       </w:r>
       <w:r>
-        <w:rPr>
-          <w:noProof w:val="0"/>
-          <w:lang w:val="en-IE"/>
-        </w:rPr>
-        <w:t xml:space="preserve"> flag, at which point it gains significantly increased health, a dedicated boss health bar, and its jump slam deals heavier damage than the miniboss version. Appears both as a mid-run miniboss at fuzzy-scaled stats and as one of two possible final bosses immune to that scaling.</w:t>
-      </w:r>
-    </w:p>
-    <w:p>
-      <w:pPr>
-        <w:spacing w:before="240" w:beforeAutospacing="off" w:after="240" w:afterAutospacing="off"/>
-      </w:pPr>
-      <w:r>
-        <w:rPr>
-          <w:b w:val="1"/>
-          <w:bCs w:val="1"/>
-          <w:noProof w:val="0"/>
-          <w:lang w:val="en-IE"/>
+        <w:t xml:space="preserve"> flag, at which point it gains significantly increased health, a dedicated boss health bar, and its jump slam deals heavier damage than the miniboss version. Appears both as a mid-run miniboss at fuzzy-scaled stats and as one of two possible final </w:t>
+      </w:r>
+      <w:proofErr w:type="gramStart"/>
+      <w:r>
+        <w:t>bosses</w:t>
+      </w:r>
+      <w:proofErr w:type="gramEnd"/>
+      <w:r>
+        <w:t xml:space="preserve"> immune to that scaling.</w:t>
+      </w:r>
+    </w:p>
+    <w:p>
+      <w:pPr>
+        <w:spacing w:before="240" w:after="240"/>
+      </w:pPr>
+      <w:r>
+        <w:rPr>
+          <w:b/>
+          <w:bCs/>
         </w:rPr>
         <w:t>Skill Tree</w:t>
       </w:r>
     </w:p>
     <w:p>
       <w:pPr>
-        <w:spacing w:before="240" w:beforeAutospacing="off" w:after="240" w:afterAutospacing="off"/>
-      </w:pPr>
-      <w:r>
-        <w:rPr>
-          <w:noProof w:val="0"/>
-          <w:lang w:val="en-IE"/>
-        </w:rPr>
+        <w:spacing w:before="240" w:after="240"/>
+      </w:pPr>
+      <w:r>
         <w:t>The skill tree allows the player to invest XP into permanent run upgrades across several categories including increased health, attack bonuses, and heal charges. Two special skill branches are tied directly to BPM thresholds — one branch rewards playing at low BPM and another activates bonuses at high BPM — encouraging the player to engage with the music system rather than ignore it.</w:t>
       </w:r>
     </w:p>
     <w:p>
       <w:pPr>
-        <w:spacing w:before="240" w:beforeAutospacing="off" w:after="240" w:afterAutospacing="off"/>
-      </w:pPr>
-      <w:r>
-        <w:rPr>
-          <w:b w:val="1"/>
-          <w:bCs w:val="1"/>
-          <w:noProof w:val="0"/>
-          <w:lang w:val="en-IE"/>
-        </w:rPr>
+        <w:spacing w:before="240" w:after="240"/>
+      </w:pPr>
+      <w:r>
+        <w:rPr>
+          <w:b/>
+          <w:bCs/>
+        </w:rPr>
+        <w:lastRenderedPageBreak/>
         <w:t>BPM System</w:t>
       </w:r>
     </w:p>
     <w:p>
       <w:pPr>
-        <w:spacing w:before="240" w:beforeAutospacing="off" w:after="240" w:afterAutospacing="off"/>
-      </w:pPr>
-      <w:r>
-        <w:rPr>
-          <w:noProof w:val="0"/>
-          <w:lang w:val="en-IE"/>
-        </w:rPr>
+        <w:spacing w:before="240" w:after="240"/>
+      </w:pPr>
+      <w:r>
         <w:t>The BPM of the current track, detected live or pulled from Spotify, drives the fuzzy logic controller that sets enemy health, speed, damage, and spawn rate each run. It also triggers visual theme transitions, swapping tile sets and background environments dynamically. The player's own damage output and defensive bonuses from the skill tree are also BPM-conditional, making the music an active strategic element rather than background noise.</w:t>
       </w:r>
     </w:p>
@@ -1453,14 +1189,12 @@
     </w:p>
     <w:p>
       <w:pPr>
-        <w:spacing w:before="240" w:beforeAutospacing="off" w:after="240" w:afterAutospacing="off"/>
-      </w:pPr>
-      <w:r>
-        <w:rPr>
-          <w:b w:val="1"/>
-          <w:bCs w:val="1"/>
-          <w:noProof w:val="0"/>
-          <w:lang w:val="en-IE"/>
+        <w:spacing w:before="240" w:after="240"/>
+      </w:pPr>
+      <w:r>
+        <w:rPr>
+          <w:b/>
+          <w:bCs/>
         </w:rPr>
         <w:t>Feature Set</w:t>
       </w:r>
@@ -1470,31 +1204,18 @@
         <w:pStyle w:val="ListParagraph"/>
         <w:numPr>
           <w:ilvl w:val="0"/>
-          <w:numId w:val="14"/>
+          <w:numId w:val="1"/>
         </w:numPr>
-        <w:spacing w:before="0" w:beforeAutospacing="off" w:after="0" w:afterAutospacing="off"/>
-        <w:rPr>
-          <w:noProof w:val="0"/>
-          <w:lang w:val="en-IE"/>
-        </w:rPr>
-      </w:pPr>
-      <w:r>
-        <w:rPr>
-          <w:noProof w:val="0"/>
-          <w:lang w:val="en-IE"/>
-        </w:rPr>
+        <w:spacing w:after="0"/>
+      </w:pPr>
+      <w:r>
         <w:t>Live BPM detection from audio playback or Spotify API integration</w:t>
       </w:r>
     </w:p>
     <w:p>
       <w:pPr>
         <w:pStyle w:val="ListParagraph"/>
-        <w:spacing w:before="0" w:beforeAutospacing="off" w:after="0" w:afterAutospacing="off"/>
-        <w:ind w:left="720"/>
-        <w:rPr>
-          <w:noProof w:val="0"/>
-          <w:lang w:val="en-IE"/>
-        </w:rPr>
+        <w:spacing w:after="0"/>
       </w:pPr>
     </w:p>
     <w:p>
@@ -1502,31 +1223,18 @@
         <w:pStyle w:val="ListParagraph"/>
         <w:numPr>
           <w:ilvl w:val="0"/>
-          <w:numId w:val="14"/>
+          <w:numId w:val="1"/>
         </w:numPr>
-        <w:spacing w:before="0" w:beforeAutospacing="off" w:after="0" w:afterAutospacing="off"/>
-        <w:rPr>
-          <w:noProof w:val="0"/>
-          <w:lang w:val="en-IE"/>
-        </w:rPr>
-      </w:pPr>
-      <w:r>
-        <w:rPr>
-          <w:noProof w:val="0"/>
-          <w:lang w:val="en-IE"/>
-        </w:rPr>
+        <w:spacing w:after="0"/>
+      </w:pPr>
+      <w:r>
         <w:t>Fuzzy logic difficulty controller scaling enemy stats in real time</w:t>
       </w:r>
     </w:p>
     <w:p>
       <w:pPr>
         <w:pStyle w:val="ListParagraph"/>
-        <w:spacing w:before="0" w:beforeAutospacing="off" w:after="0" w:afterAutospacing="off"/>
-        <w:ind w:left="720"/>
-        <w:rPr>
-          <w:noProof w:val="0"/>
-          <w:lang w:val="en-IE"/>
-        </w:rPr>
+        <w:spacing w:after="0"/>
       </w:pPr>
     </w:p>
     <w:p>
@@ -1534,31 +1242,18 @@
         <w:pStyle w:val="ListParagraph"/>
         <w:numPr>
           <w:ilvl w:val="0"/>
-          <w:numId w:val="14"/>
+          <w:numId w:val="1"/>
         </w:numPr>
-        <w:spacing w:before="0" w:beforeAutospacing="off" w:after="0" w:afterAutospacing="off"/>
-        <w:rPr>
-          <w:noProof w:val="0"/>
-          <w:lang w:val="en-IE"/>
-        </w:rPr>
-      </w:pPr>
-      <w:r>
-        <w:rPr>
-          <w:noProof w:val="0"/>
-          <w:lang w:val="en-IE"/>
-        </w:rPr>
+        <w:spacing w:after="0"/>
+      </w:pPr>
+      <w:r>
         <w:t>Three distinct enemy types with unique AI behaviours</w:t>
       </w:r>
     </w:p>
     <w:p>
       <w:pPr>
         <w:pStyle w:val="ListParagraph"/>
-        <w:spacing w:before="0" w:beforeAutospacing="off" w:after="0" w:afterAutospacing="off"/>
-        <w:ind w:left="720"/>
-        <w:rPr>
-          <w:noProof w:val="0"/>
-          <w:lang w:val="en-IE"/>
-        </w:rPr>
+        <w:spacing w:after="0"/>
       </w:pPr>
     </w:p>
     <w:p>
@@ -1566,31 +1261,18 @@
         <w:pStyle w:val="ListParagraph"/>
         <w:numPr>
           <w:ilvl w:val="0"/>
-          <w:numId w:val="14"/>
+          <w:numId w:val="1"/>
         </w:numPr>
-        <w:spacing w:before="0" w:beforeAutospacing="off" w:after="0" w:afterAutospacing="off"/>
-        <w:rPr>
-          <w:noProof w:val="0"/>
-          <w:lang w:val="en-IE"/>
-        </w:rPr>
-      </w:pPr>
-      <w:r>
-        <w:rPr>
-          <w:noProof w:val="0"/>
-          <w:lang w:val="en-IE"/>
-        </w:rPr>
+        <w:spacing w:after="0"/>
+      </w:pPr>
+      <w:r>
         <w:t>Two randomised boss encounters selected at run end via a boss pool system</w:t>
       </w:r>
     </w:p>
     <w:p>
       <w:pPr>
         <w:pStyle w:val="ListParagraph"/>
-        <w:spacing w:before="0" w:beforeAutospacing="off" w:after="0" w:afterAutospacing="off"/>
-        <w:ind w:left="720"/>
-        <w:rPr>
-          <w:noProof w:val="0"/>
-          <w:lang w:val="en-IE"/>
-        </w:rPr>
+        <w:spacing w:after="0"/>
       </w:pPr>
     </w:p>
     <w:p>
@@ -1598,31 +1280,18 @@
         <w:pStyle w:val="ListParagraph"/>
         <w:numPr>
           <w:ilvl w:val="0"/>
-          <w:numId w:val="14"/>
+          <w:numId w:val="1"/>
         </w:numPr>
-        <w:spacing w:before="0" w:beforeAutospacing="off" w:after="0" w:afterAutospacing="off"/>
-        <w:rPr>
-          <w:noProof w:val="0"/>
-          <w:lang w:val="en-IE"/>
-        </w:rPr>
-      </w:pPr>
-      <w:r>
-        <w:rPr>
-          <w:noProof w:val="0"/>
-          <w:lang w:val="en-IE"/>
-        </w:rPr>
+        <w:spacing w:after="0"/>
+      </w:pPr>
+      <w:r>
         <w:t>Procedurally generated tile chunk scrolling across multiple visual themes</w:t>
       </w:r>
     </w:p>
     <w:p>
       <w:pPr>
         <w:pStyle w:val="ListParagraph"/>
-        <w:spacing w:before="0" w:beforeAutospacing="off" w:after="0" w:afterAutospacing="off"/>
-        <w:ind w:left="720"/>
-        <w:rPr>
-          <w:noProof w:val="0"/>
-          <w:lang w:val="en-IE"/>
-        </w:rPr>
+        <w:spacing w:after="0"/>
       </w:pPr>
     </w:p>
     <w:p>
@@ -1630,45 +1299,18 @@
         <w:pStyle w:val="ListParagraph"/>
         <w:numPr>
           <w:ilvl w:val="0"/>
-          <w:numId w:val="14"/>
+          <w:numId w:val="1"/>
         </w:numPr>
-        <w:spacing w:before="0" w:beforeAutospacing="off" w:after="0" w:afterAutospacing="off"/>
-        <w:rPr>
-          <w:noProof w:val="0"/>
-          <w:lang w:val="en-IE"/>
-        </w:rPr>
-      </w:pPr>
-      <w:r>
-        <w:rPr>
-          <w:noProof w:val="0"/>
-          <w:lang w:val="en-IE"/>
-        </w:rPr>
-        <w:t xml:space="preserve">Dynamic background and </w:t>
-      </w:r>
-      <w:r>
-        <w:rPr>
-          <w:noProof w:val="0"/>
-          <w:lang w:val="en-IE"/>
-        </w:rPr>
-        <w:t>tileset</w:t>
-      </w:r>
-      <w:r>
-        <w:rPr>
-          <w:noProof w:val="0"/>
-          <w:lang w:val="en-IE"/>
-        </w:rPr>
-        <w:t xml:space="preserve"> transitions triggered by BPM thresholds</w:t>
+        <w:spacing w:after="0"/>
+      </w:pPr>
+      <w:r>
+        <w:t>Dynamic background and tileset transitions triggered by BPM thresholds</w:t>
       </w:r>
     </w:p>
     <w:p>
       <w:pPr>
         <w:pStyle w:val="ListParagraph"/>
-        <w:spacing w:before="0" w:beforeAutospacing="off" w:after="0" w:afterAutospacing="off"/>
-        <w:ind w:left="720"/>
-        <w:rPr>
-          <w:noProof w:val="0"/>
-          <w:lang w:val="en-IE"/>
-        </w:rPr>
+        <w:spacing w:after="0"/>
       </w:pPr>
     </w:p>
     <w:p>
@@ -1676,31 +1318,18 @@
         <w:pStyle w:val="ListParagraph"/>
         <w:numPr>
           <w:ilvl w:val="0"/>
-          <w:numId w:val="14"/>
+          <w:numId w:val="1"/>
         </w:numPr>
-        <w:spacing w:before="0" w:beforeAutospacing="off" w:after="0" w:afterAutospacing="off"/>
-        <w:rPr>
-          <w:noProof w:val="0"/>
-          <w:lang w:val="en-IE"/>
-        </w:rPr>
-      </w:pPr>
-      <w:r>
-        <w:rPr>
-          <w:noProof w:val="0"/>
-          <w:lang w:val="en-IE"/>
-        </w:rPr>
+        <w:spacing w:after="0"/>
+      </w:pPr>
+      <w:r>
         <w:t>Skill tree with six or more unlockable upgrades including BPM-conditional branche</w:t>
       </w:r>
     </w:p>
     <w:p>
       <w:pPr>
         <w:pStyle w:val="ListParagraph"/>
-        <w:spacing w:before="0" w:beforeAutospacing="off" w:after="0" w:afterAutospacing="off"/>
-        <w:ind w:left="720"/>
-        <w:rPr>
-          <w:noProof w:val="0"/>
-          <w:lang w:val="en-IE"/>
-        </w:rPr>
+        <w:spacing w:after="0"/>
       </w:pPr>
     </w:p>
     <w:p>
@@ -1708,31 +1337,18 @@
         <w:pStyle w:val="ListParagraph"/>
         <w:numPr>
           <w:ilvl w:val="0"/>
-          <w:numId w:val="14"/>
+          <w:numId w:val="1"/>
         </w:numPr>
-        <w:spacing w:before="0" w:beforeAutospacing="off" w:after="0" w:afterAutospacing="off"/>
-        <w:rPr>
-          <w:noProof w:val="0"/>
-          <w:lang w:val="en-IE"/>
-        </w:rPr>
-      </w:pPr>
-      <w:r>
-        <w:rPr>
-          <w:noProof w:val="0"/>
-          <w:lang w:val="en-IE"/>
-        </w:rPr>
+        <w:spacing w:after="0"/>
+      </w:pPr>
+      <w:r>
         <w:t>XP and levelling system with persistent progression between runs</w:t>
       </w:r>
     </w:p>
     <w:p>
       <w:pPr>
         <w:pStyle w:val="ListParagraph"/>
-        <w:spacing w:before="0" w:beforeAutospacing="off" w:after="0" w:afterAutospacing="off"/>
-        <w:ind w:left="720"/>
-        <w:rPr>
-          <w:noProof w:val="0"/>
-          <w:lang w:val="en-IE"/>
-        </w:rPr>
+        <w:spacing w:after="0"/>
       </w:pPr>
     </w:p>
     <w:p>
@@ -1740,31 +1356,18 @@
         <w:pStyle w:val="ListParagraph"/>
         <w:numPr>
           <w:ilvl w:val="0"/>
-          <w:numId w:val="14"/>
+          <w:numId w:val="1"/>
         </w:numPr>
-        <w:spacing w:before="0" w:beforeAutospacing="off" w:after="0" w:afterAutospacing="off"/>
-        <w:rPr>
-          <w:noProof w:val="0"/>
-          <w:lang w:val="en-IE"/>
-        </w:rPr>
-      </w:pPr>
-      <w:r>
-        <w:rPr>
-          <w:noProof w:val="0"/>
-          <w:lang w:val="en-IE"/>
-        </w:rPr>
+        <w:spacing w:after="0"/>
+      </w:pPr>
+      <w:r>
         <w:t>Hub world between runs with a shop interface</w:t>
       </w:r>
     </w:p>
     <w:p>
       <w:pPr>
         <w:pStyle w:val="ListParagraph"/>
-        <w:spacing w:before="0" w:beforeAutospacing="off" w:after="0" w:afterAutospacing="off"/>
-        <w:ind w:left="720"/>
-        <w:rPr>
-          <w:noProof w:val="0"/>
-          <w:lang w:val="en-IE"/>
-        </w:rPr>
+        <w:spacing w:after="0"/>
       </w:pPr>
     </w:p>
     <w:p>
@@ -1772,19 +1375,11 @@
         <w:pStyle w:val="ListParagraph"/>
         <w:numPr>
           <w:ilvl w:val="0"/>
-          <w:numId w:val="14"/>
+          <w:numId w:val="1"/>
         </w:numPr>
-        <w:spacing w:before="0" w:beforeAutospacing="off" w:after="0" w:afterAutospacing="off"/>
-        <w:rPr>
-          <w:noProof w:val="0"/>
-          <w:lang w:val="en-IE"/>
-        </w:rPr>
-      </w:pPr>
-      <w:r>
-        <w:rPr>
-          <w:noProof w:val="0"/>
-          <w:lang w:val="en-IE"/>
-        </w:rPr>
+        <w:spacing w:after="0"/>
+      </w:pPr>
+      <w:r>
         <w:t>Screen lighting and visual effects system reacting to player health and beat</w:t>
       </w:r>
     </w:p>
@@ -1793,142 +1388,111 @@
         <w:pStyle w:val="ReportGuidelines"/>
       </w:pPr>
     </w:p>
-    <w:p xmlns:wp14="http://schemas.microsoft.com/office/word/2010/wordml" wp14:textId="77777777">
+    <w:p>
       <w:pPr>
         <w:pStyle w:val="ReportGuidelines"/>
       </w:pPr>
     </w:p>
-    <w:p xmlns:wp14="http://schemas.microsoft.com/office/word/2010/wordml" wp14:textId="330B2C29">
+    <w:p>
       <w:pPr>
         <w:pStyle w:val="Heading1"/>
-        <w:spacing w:before="240" w:beforeAutospacing="off" w:after="240" w:afterAutospacing="off"/>
-        <w:rPr>
-          <w:b w:val="1"/>
-          <w:bCs w:val="1"/>
-          <w:noProof w:val="0"/>
-          <w:lang w:val="en-IE"/>
-        </w:rPr>
-      </w:pPr>
-      <w:bookmarkStart w:name="_Toc399681216" w:id="1201353967"/>
+        <w:spacing w:after="240"/>
+      </w:pPr>
+      <w:bookmarkStart w:id="1" w:name="_Toc399681216"/>
       <w:r>
         <w:br w:type="page"/>
       </w:r>
       <w:r>
-        <w:rPr>
-          <w:b w:val="1"/>
-          <w:bCs w:val="1"/>
-          <w:noProof w:val="0"/>
-          <w:lang w:val="en-IE"/>
-        </w:rPr>
+        <w:lastRenderedPageBreak/>
         <w:t>The Game World</w:t>
       </w:r>
-      <w:bookmarkEnd w:id="1201353967"/>
-    </w:p>
-    <w:p xmlns:wp14="http://schemas.microsoft.com/office/word/2010/wordml" wp14:textId="04F6F7D5">
-      <w:pPr>
-        <w:spacing w:before="240" w:beforeAutospacing="off" w:after="240" w:afterAutospacing="off"/>
-      </w:pPr>
-      <w:r>
-        <w:rPr>
-          <w:b w:val="1"/>
-          <w:bCs w:val="1"/>
-          <w:noProof w:val="0"/>
-          <w:lang w:val="en-IE"/>
+      <w:bookmarkEnd w:id="1"/>
+    </w:p>
+    <w:p>
+      <w:pPr>
+        <w:spacing w:before="240" w:after="240"/>
+      </w:pPr>
+      <w:r>
+        <w:rPr>
+          <w:b/>
+          <w:bCs/>
         </w:rPr>
         <w:t>Overview</w:t>
       </w:r>
     </w:p>
-    <w:p xmlns:wp14="http://schemas.microsoft.com/office/word/2010/wordml" wp14:textId="3D36319C">
-      <w:pPr>
-        <w:spacing w:before="240" w:beforeAutospacing="off" w:after="240" w:afterAutospacing="off"/>
-      </w:pPr>
-      <w:r>
-        <w:rPr>
-          <w:noProof w:val="0"/>
-          <w:lang w:val="en-IE"/>
-        </w:rPr>
+    <w:p>
+      <w:pPr>
+        <w:spacing w:before="240" w:after="240"/>
+      </w:pPr>
+      <w:r>
         <w:t>Rhythm Realms takes place in a continuously scrolling side-scrolling world that shifts its appearance and tone based on the BPM of the current track. The world has no fixed aesthetic — it transitions between visual themes dynamically, meaning no two runs feel identical if the music changes.</w:t>
       </w:r>
     </w:p>
-    <w:p xmlns:wp14="http://schemas.microsoft.com/office/word/2010/wordml" wp14:textId="37016714">
-      <w:pPr>
-        <w:spacing w:before="240" w:beforeAutospacing="off" w:after="240" w:afterAutospacing="off"/>
-      </w:pPr>
-      <w:r>
-        <w:rPr>
-          <w:b w:val="1"/>
-          <w:bCs w:val="1"/>
-          <w:noProof w:val="0"/>
-          <w:lang w:val="en-IE"/>
+    <w:p>
+      <w:pPr>
+        <w:spacing w:before="240" w:after="240"/>
+      </w:pPr>
+      <w:r>
+        <w:rPr>
+          <w:b/>
+          <w:bCs/>
         </w:rPr>
         <w:t>BPM-Driven World</w:t>
       </w:r>
     </w:p>
-    <w:p xmlns:wp14="http://schemas.microsoft.com/office/word/2010/wordml" wp14:textId="618B9443">
-      <w:pPr>
-        <w:spacing w:before="240" w:beforeAutospacing="off" w:after="240" w:afterAutospacing="off"/>
-      </w:pPr>
-      <w:r>
-        <w:rPr>
-          <w:noProof w:val="0"/>
-          <w:lang w:val="en-IE"/>
-        </w:rPr>
+    <w:p>
+      <w:pPr>
+        <w:spacing w:before="240" w:after="240"/>
+      </w:pPr>
+      <w:r>
         <w:t>The world is divided into themed environments that swap automatically when the BPM crosses certain thresholds. A slower track produces one tileset and background, while a faster track transitions the world into a more intense visual theme. These transitions happen mid-run without interrupting gameplay, reinforcing the connection between music and world state.</w:t>
       </w:r>
     </w:p>
-    <w:p xmlns:wp14="http://schemas.microsoft.com/office/word/2010/wordml" wp14:textId="22E55598">
-      <w:pPr>
-        <w:spacing w:before="240" w:beforeAutospacing="off" w:after="240" w:afterAutospacing="off"/>
-      </w:pPr>
-      <w:r>
-        <w:rPr>
-          <w:b w:val="1"/>
-          <w:bCs w:val="1"/>
-          <w:noProof w:val="0"/>
-          <w:lang w:val="en-IE"/>
+    <w:p>
+      <w:pPr>
+        <w:spacing w:before="240" w:after="240"/>
+      </w:pPr>
+      <w:r>
+        <w:rPr>
+          <w:b/>
+          <w:bCs/>
         </w:rPr>
         <w:t>Procedural Chunk Generation</w:t>
       </w:r>
     </w:p>
-    <w:p xmlns:wp14="http://schemas.microsoft.com/office/word/2010/wordml" wp14:textId="345D846F">
-      <w:pPr>
-        <w:spacing w:before="240" w:beforeAutospacing="off" w:after="240" w:afterAutospacing="off"/>
-      </w:pPr>
-      <w:r>
-        <w:rPr>
-          <w:noProof w:val="0"/>
-          <w:lang w:val="en-IE"/>
-        </w:rPr>
+    <w:p>
+      <w:pPr>
+        <w:spacing w:before="240" w:after="240"/>
+      </w:pPr>
+      <w:r>
         <w:t>The world is built from tile chunks loaded and recycled dynamically as the player moves right. Chunks are selected randomly from a pool for the current theme, ensuring the layout feels varied each run. A fixed number of chunks are kept in memory at once and the rearmost chunk is repositioned ahead when the player moves far enough forward.</w:t>
       </w:r>
     </w:p>
-    <w:p xmlns:wp14="http://schemas.microsoft.com/office/word/2010/wordml" wp14:textId="6996130E">
-      <w:pPr/>
-    </w:p>
-    <w:p/>
-    <w:p/>
-    <w:p>
-      <w:pPr>
-        <w:pStyle w:val="Normal"/>
-      </w:pPr>
-      <w:r>
+    <w:p/>
+    <w:p/>
+    <w:p/>
+    <w:p>
+      <w:r>
+        <w:rPr>
+          <w:noProof/>
+        </w:rPr>
         <w:drawing>
-          <wp:inline wp14:editId="5CD26DD4" wp14:anchorId="23211B6E">
+          <wp:inline distT="0" distB="0" distL="0" distR="0" wp14:anchorId="23211B6E" wp14:editId="5CD26DD4">
             <wp:extent cx="4014149" cy="3199297"/>
             <wp:effectExtent l="0" t="0" r="0" b="0"/>
             <wp:docPr id="63557890" name="drawing"/>
             <wp:cNvGraphicFramePr>
-              <a:graphicFrameLocks noChangeAspect="1"/>
+              <a:graphicFrameLocks xmlns:a="http://schemas.openxmlformats.org/drawingml/2006/main" noChangeAspect="1"/>
             </wp:cNvGraphicFramePr>
-            <a:graphic>
-              <a:graphicData xmlns:a="http://schemas.openxmlformats.org/drawingml/2006/main" uri="http://schemas.openxmlformats.org/drawingml/2006/picture">
+            <a:graphic xmlns:a="http://schemas.openxmlformats.org/drawingml/2006/main">
+              <a:graphicData uri="http://schemas.openxmlformats.org/drawingml/2006/picture">
                 <pic:pic xmlns:pic="http://schemas.openxmlformats.org/drawingml/2006/picture">
                   <pic:nvPicPr>
                     <pic:cNvPr id="17121955" name=""/>
                     <pic:cNvPicPr/>
                   </pic:nvPicPr>
                   <pic:blipFill>
-                    <a:blip xmlns:r="http://schemas.openxmlformats.org/officeDocument/2006/relationships" r:embed="rId1238885775">
+                    <a:blip r:embed="rId11">
                       <a:extLst>
                         <a:ext uri="{28A0092B-C50C-407E-A947-70E740481C1C}">
                           <a14:useLocalDpi xmlns:a14="http://schemas.microsoft.com/office/drawing/2010/main"/>
@@ -1940,7 +1504,7 @@
                     </a:stretch>
                   </pic:blipFill>
                   <pic:spPr>
-                    <a:xfrm rot="0">
+                    <a:xfrm>
                       <a:off x="0" y="0"/>
                       <a:ext cx="4014149" cy="3199297"/>
                     </a:xfrm>
@@ -1955,50 +1519,49 @@
         </w:drawing>
       </w:r>
     </w:p>
-    <w:p xmlns:wp14="http://schemas.microsoft.com/office/word/2010/wordml" wp14:textId="2789C7AA">
-      <w:pPr>
-        <w:spacing w:before="240" w:beforeAutospacing="off" w:after="240" w:afterAutospacing="off"/>
-      </w:pPr>
-    </w:p>
-    <w:p xmlns:wp14="http://schemas.microsoft.com/office/word/2010/wordml" wp14:textId="3DE3806A">
-      <w:pPr>
-        <w:spacing w:before="240" w:beforeAutospacing="off" w:after="240" w:afterAutospacing="off"/>
-        <w:rPr>
-          <w:b w:val="1"/>
-          <w:bCs w:val="1"/>
-          <w:noProof w:val="0"/>
-          <w:lang w:val="en-IE"/>
-        </w:rPr>
-      </w:pPr>
-    </w:p>
-    <w:p xmlns:wp14="http://schemas.microsoft.com/office/word/2010/wordml" wp14:textId="390BE281">
-      <w:pPr>
-        <w:spacing w:before="240" w:beforeAutospacing="off" w:after="240" w:afterAutospacing="off"/>
-        <w:rPr>
-          <w:b w:val="1"/>
-          <w:bCs w:val="1"/>
-          <w:noProof w:val="0"/>
-          <w:lang w:val="en-IE"/>
-        </w:rPr>
-      </w:pPr>
-      <w:r>
+    <w:p>
+      <w:pPr>
+        <w:spacing w:before="240" w:after="240"/>
+      </w:pPr>
+    </w:p>
+    <w:p>
+      <w:pPr>
+        <w:spacing w:before="240" w:after="240"/>
+        <w:rPr>
+          <w:b/>
+          <w:bCs/>
+        </w:rPr>
+      </w:pPr>
+    </w:p>
+    <w:p>
+      <w:pPr>
+        <w:spacing w:before="240" w:after="240"/>
+        <w:rPr>
+          <w:b/>
+          <w:bCs/>
+        </w:rPr>
+      </w:pPr>
+      <w:r>
+        <w:rPr>
+          <w:noProof/>
+        </w:rPr>
         <w:drawing>
-          <wp:inline xmlns:wp14="http://schemas.microsoft.com/office/word/2010/wordprocessingDrawing" wp14:editId="44914987" wp14:anchorId="564B997A">
+          <wp:inline distT="0" distB="0" distL="0" distR="0" wp14:anchorId="564B997A" wp14:editId="44914987">
             <wp:extent cx="4127254" cy="3371850"/>
             <wp:effectExtent l="0" t="0" r="0" b="0"/>
             <wp:docPr id="2037583215" name="drawing"/>
             <wp:cNvGraphicFramePr>
-              <a:graphicFrameLocks noChangeAspect="1"/>
+              <a:graphicFrameLocks xmlns:a="http://schemas.openxmlformats.org/drawingml/2006/main" noChangeAspect="1"/>
             </wp:cNvGraphicFramePr>
-            <a:graphic>
-              <a:graphicData xmlns:a="http://schemas.openxmlformats.org/drawingml/2006/main" uri="http://schemas.openxmlformats.org/drawingml/2006/picture">
+            <a:graphic xmlns:a="http://schemas.openxmlformats.org/drawingml/2006/main">
+              <a:graphicData uri="http://schemas.openxmlformats.org/drawingml/2006/picture">
                 <pic:pic xmlns:pic="http://schemas.openxmlformats.org/drawingml/2006/picture">
                   <pic:nvPicPr>
                     <pic:cNvPr id="2037583215" name=""/>
                     <pic:cNvPicPr/>
                   </pic:nvPicPr>
                   <pic:blipFill>
-                    <a:blip xmlns:r="http://schemas.openxmlformats.org/officeDocument/2006/relationships" r:embed="rId699608595">
+                    <a:blip r:embed="rId12">
                       <a:extLst>
                         <a:ext uri="{28A0092B-C50C-407E-A947-70E740481C1C}">
                           <a14:useLocalDpi xmlns:a14="http://schemas.microsoft.com/office/drawing/2010/main"/>
@@ -2010,7 +1573,7 @@
                     </a:stretch>
                   </pic:blipFill>
                   <pic:spPr>
-                    <a:xfrm rot="0">
+                    <a:xfrm>
                       <a:off x="0" y="0"/>
                       <a:ext cx="4127254" cy="3371850"/>
                     </a:xfrm>
@@ -2025,50 +1588,49 @@
         </w:drawing>
       </w:r>
     </w:p>
-    <w:p xmlns:wp14="http://schemas.microsoft.com/office/word/2010/wordml" wp14:textId="5D5FF4FD">
-      <w:pPr>
-        <w:spacing w:before="240" w:beforeAutospacing="off" w:after="240" w:afterAutospacing="off"/>
-        <w:rPr>
-          <w:b w:val="1"/>
-          <w:bCs w:val="1"/>
-          <w:noProof w:val="0"/>
-          <w:lang w:val="en-IE"/>
-        </w:rPr>
-      </w:pPr>
-    </w:p>
-    <w:p xmlns:wp14="http://schemas.microsoft.com/office/word/2010/wordml" wp14:textId="2A9EE9A7">
-      <w:pPr>
-        <w:spacing w:before="240" w:beforeAutospacing="off" w:after="240" w:afterAutospacing="off"/>
-        <w:rPr>
-          <w:b w:val="1"/>
-          <w:bCs w:val="1"/>
-          <w:noProof w:val="0"/>
-          <w:lang w:val="en-IE"/>
-        </w:rPr>
-      </w:pPr>
-    </w:p>
-    <w:p xmlns:wp14="http://schemas.microsoft.com/office/word/2010/wordml" wp14:textId="393B1DF2">
-      <w:pPr>
-        <w:spacing w:before="240" w:beforeAutospacing="off" w:after="240" w:afterAutospacing="off"/>
-      </w:pPr>
-      <w:r>
+    <w:p>
+      <w:pPr>
+        <w:spacing w:before="240" w:after="240"/>
+        <w:rPr>
+          <w:b/>
+          <w:bCs/>
+        </w:rPr>
+      </w:pPr>
+    </w:p>
+    <w:p>
+      <w:pPr>
+        <w:spacing w:before="240" w:after="240"/>
+        <w:rPr>
+          <w:b/>
+          <w:bCs/>
+        </w:rPr>
+      </w:pPr>
+    </w:p>
+    <w:p>
+      <w:pPr>
+        <w:spacing w:before="240" w:after="240"/>
+      </w:pPr>
+      <w:r>
+        <w:rPr>
+          <w:noProof/>
+        </w:rPr>
         <w:drawing>
-          <wp:inline xmlns:wp14="http://schemas.microsoft.com/office/word/2010/wordprocessingDrawing" wp14:editId="32F390F4" wp14:anchorId="091DAD9C">
+          <wp:inline distT="0" distB="0" distL="0" distR="0" wp14:anchorId="091DAD9C" wp14:editId="32F390F4">
             <wp:extent cx="4215056" cy="3429556"/>
             <wp:effectExtent l="0" t="0" r="0" b="0"/>
             <wp:docPr id="774490622" name="drawing"/>
             <wp:cNvGraphicFramePr>
-              <a:graphicFrameLocks noChangeAspect="1"/>
+              <a:graphicFrameLocks xmlns:a="http://schemas.openxmlformats.org/drawingml/2006/main" noChangeAspect="1"/>
             </wp:cNvGraphicFramePr>
-            <a:graphic>
-              <a:graphicData xmlns:a="http://schemas.openxmlformats.org/drawingml/2006/main" uri="http://schemas.openxmlformats.org/drawingml/2006/picture">
+            <a:graphic xmlns:a="http://schemas.openxmlformats.org/drawingml/2006/main">
+              <a:graphicData uri="http://schemas.openxmlformats.org/drawingml/2006/picture">
                 <pic:pic xmlns:pic="http://schemas.openxmlformats.org/drawingml/2006/picture">
                   <pic:nvPicPr>
                     <pic:cNvPr id="774490622" name=""/>
                     <pic:cNvPicPr/>
                   </pic:nvPicPr>
                   <pic:blipFill>
-                    <a:blip xmlns:r="http://schemas.openxmlformats.org/officeDocument/2006/relationships" r:embed="rId1834804194">
+                    <a:blip r:embed="rId13">
                       <a:extLst>
                         <a:ext uri="{28A0092B-C50C-407E-A947-70E740481C1C}">
                           <a14:useLocalDpi xmlns:a14="http://schemas.microsoft.com/office/drawing/2010/main"/>
@@ -2080,7 +1642,7 @@
                     </a:stretch>
                   </pic:blipFill>
                   <pic:spPr>
-                    <a:xfrm rot="0">
+                    <a:xfrm>
                       <a:off x="0" y="0"/>
                       <a:ext cx="4215056" cy="3429556"/>
                     </a:xfrm>
@@ -2095,173 +1657,144 @@
         </w:drawing>
       </w:r>
     </w:p>
-    <w:p xmlns:wp14="http://schemas.microsoft.com/office/word/2010/wordml" wp14:textId="1F101949">
-      <w:pPr>
-        <w:spacing w:before="240" w:beforeAutospacing="off" w:after="240" w:afterAutospacing="off"/>
-      </w:pPr>
-      <w:r>
-        <w:rPr>
-          <w:b w:val="1"/>
-          <w:bCs w:val="1"/>
-          <w:noProof w:val="0"/>
-          <w:lang w:val="en-IE"/>
+    <w:p>
+      <w:pPr>
+        <w:spacing w:before="240" w:after="240"/>
+      </w:pPr>
+      <w:r>
+        <w:rPr>
+          <w:b/>
+          <w:bCs/>
         </w:rPr>
         <w:t>The Physical World</w:t>
       </w:r>
     </w:p>
-    <w:p xmlns:wp14="http://schemas.microsoft.com/office/word/2010/wordml" wp14:textId="333E967B">
-      <w:pPr>
-        <w:spacing w:before="240" w:beforeAutospacing="off" w:after="240" w:afterAutospacing="off"/>
-      </w:pPr>
-      <w:r>
-        <w:rPr>
-          <w:b w:val="1"/>
-          <w:bCs w:val="1"/>
-          <w:noProof w:val="0"/>
-          <w:lang w:val="en-IE"/>
+    <w:p>
+      <w:pPr>
+        <w:spacing w:before="240" w:after="240"/>
+      </w:pPr>
+      <w:r>
+        <w:rPr>
+          <w:b/>
+          <w:bCs/>
         </w:rPr>
         <w:t>Overview</w:t>
       </w:r>
     </w:p>
-    <w:p xmlns:wp14="http://schemas.microsoft.com/office/word/2010/wordml" wp14:textId="51D865D3">
-      <w:pPr>
-        <w:spacing w:before="240" w:beforeAutospacing="off" w:after="240" w:afterAutospacing="off"/>
-      </w:pPr>
-      <w:r>
-        <w:rPr>
-          <w:noProof w:val="0"/>
-          <w:lang w:val="en-IE"/>
-        </w:rPr>
+    <w:p>
+      <w:pPr>
+        <w:spacing w:before="240" w:after="240"/>
+      </w:pPr>
+      <w:r>
+        <w:lastRenderedPageBreak/>
         <w:t>The game world is a 2D side-scrolling environment with tile-based collision. The player exists on a single horizontal plane with jumping available but no vertical level progression.</w:t>
       </w:r>
     </w:p>
-    <w:p xmlns:wp14="http://schemas.microsoft.com/office/word/2010/wordml" wp14:textId="759ACB89">
-      <w:pPr>
-        <w:spacing w:before="240" w:beforeAutospacing="off" w:after="240" w:afterAutospacing="off"/>
-      </w:pPr>
-      <w:r>
-        <w:rPr>
-          <w:b w:val="1"/>
-          <w:bCs w:val="1"/>
-          <w:noProof w:val="0"/>
-          <w:lang w:val="en-IE"/>
+    <w:p>
+      <w:pPr>
+        <w:spacing w:before="240" w:after="240"/>
+      </w:pPr>
+      <w:r>
+        <w:rPr>
+          <w:b/>
+          <w:bCs/>
         </w:rPr>
         <w:t>Key Locations</w:t>
       </w:r>
     </w:p>
-    <w:p xmlns:wp14="http://schemas.microsoft.com/office/word/2010/wordml" wp14:textId="6F39030E">
-      <w:pPr>
-        <w:spacing w:before="240" w:beforeAutospacing="off" w:after="240" w:afterAutospacing="off"/>
-      </w:pPr>
-      <w:r>
-        <w:rPr>
-          <w:noProof w:val="0"/>
-          <w:lang w:val="en-IE"/>
-        </w:rPr>
+    <w:p>
+      <w:pPr>
+        <w:spacing w:before="240" w:after="240"/>
+      </w:pPr>
+      <w:r>
         <w:t>The Hub is the between-run area where the player can spend gold at the shop, access the skill tree, and begin a new expedition. The Expedition is the active run environment, a right-scrolling tile world populated with enemies. The Boss Arena is the end of the expedition distance where the boss encounter triggers.</w:t>
       </w:r>
     </w:p>
-    <w:p xmlns:wp14="http://schemas.microsoft.com/office/word/2010/wordml" wp14:textId="7DE79D7C">
-      <w:pPr>
-        <w:spacing w:before="240" w:beforeAutospacing="off" w:after="240" w:afterAutospacing="off"/>
-      </w:pPr>
-      <w:r>
-        <w:rPr>
-          <w:b w:val="1"/>
-          <w:bCs w:val="1"/>
-          <w:noProof w:val="0"/>
-          <w:lang w:val="en-IE"/>
+    <w:p>
+      <w:pPr>
+        <w:spacing w:before="240" w:after="240"/>
+      </w:pPr>
+      <w:r>
+        <w:rPr>
+          <w:b/>
+          <w:bCs/>
         </w:rPr>
         <w:t>Travel</w:t>
       </w:r>
     </w:p>
-    <w:p xmlns:wp14="http://schemas.microsoft.com/office/word/2010/wordml" wp14:textId="77895D71">
-      <w:pPr>
-        <w:spacing w:before="240" w:beforeAutospacing="off" w:after="240" w:afterAutospacing="off"/>
-      </w:pPr>
-      <w:r>
-        <w:rPr>
-          <w:noProof w:val="0"/>
-          <w:lang w:val="en-IE"/>
-        </w:rPr>
+    <w:p>
+      <w:pPr>
+        <w:spacing w:before="240" w:after="240"/>
+      </w:pPr>
+      <w:r>
         <w:t>The player moves left and right using keyboard input and can jump. The camera follows the player horizontally with margins to keep them roughly centred on screen. During a run the world effectively scrolls around the player as chunks are recycled.</w:t>
       </w:r>
     </w:p>
-    <w:p xmlns:wp14="http://schemas.microsoft.com/office/word/2010/wordml" wp14:textId="3231A66C">
-      <w:pPr>
-        <w:spacing w:before="240" w:beforeAutospacing="off" w:after="240" w:afterAutospacing="off"/>
-      </w:pPr>
-      <w:r>
-        <w:rPr>
-          <w:b w:val="1"/>
-          <w:bCs w:val="1"/>
-          <w:noProof w:val="0"/>
-          <w:lang w:val="en-IE"/>
+    <w:p>
+      <w:pPr>
+        <w:spacing w:before="240" w:after="240"/>
+      </w:pPr>
+      <w:r>
+        <w:rPr>
+          <w:b/>
+          <w:bCs/>
         </w:rPr>
         <w:t>Scale</w:t>
       </w:r>
     </w:p>
-    <w:p xmlns:wp14="http://schemas.microsoft.com/office/word/2010/wordml" wp14:textId="2F2E314A">
-      <w:pPr>
-        <w:spacing w:before="240" w:beforeAutospacing="off" w:after="240" w:afterAutospacing="off"/>
-      </w:pPr>
-      <w:r>
-        <w:rPr>
-          <w:noProof w:val="0"/>
-          <w:lang w:val="en-IE"/>
-        </w:rPr>
+    <w:p>
+      <w:pPr>
+        <w:spacing w:before="240" w:after="240"/>
+      </w:pPr>
+      <w:r>
         <w:t>The game renders at a base resolution of 1000x800. Sprites are scaled up from smaller source sheets, typically 2x to 2.8x, to give the game a clean pixel art appearance without small unreadable characters.</w:t>
       </w:r>
     </w:p>
-    <w:p xmlns:wp14="http://schemas.microsoft.com/office/word/2010/wordml" wp14:textId="13553632">
-      <w:pPr>
-        <w:spacing w:before="240" w:beforeAutospacing="off" w:after="240" w:afterAutospacing="off"/>
-      </w:pPr>
-      <w:r>
-        <w:rPr>
-          <w:b w:val="1"/>
-          <w:bCs w:val="1"/>
-          <w:noProof w:val="0"/>
-          <w:lang w:val="en-IE"/>
+    <w:p>
+      <w:pPr>
+        <w:spacing w:before="240" w:after="240"/>
+      </w:pPr>
+      <w:r>
+        <w:rPr>
+          <w:b/>
+          <w:bCs/>
         </w:rPr>
         <w:t>Objects</w:t>
       </w:r>
     </w:p>
     <w:p>
       <w:pPr>
-        <w:spacing w:before="240" w:beforeAutospacing="off" w:after="240" w:afterAutospacing="off"/>
-      </w:pPr>
-      <w:r>
-        <w:rPr>
-          <w:noProof w:val="0"/>
-          <w:lang w:val="en-IE"/>
-        </w:rPr>
+        <w:spacing w:before="240" w:after="240"/>
+      </w:pPr>
+      <w:r>
         <w:t>The primary interactive objects are enemies and the boss. Arrows are projectile objects fired by the Archer enemy. Heal spheres are consumable objects the player can use a limited number of times per run. Skill nodes in the hub are interactable upgrade objects.</w:t>
       </w:r>
     </w:p>
-    <w:p xmlns:wp14="http://schemas.microsoft.com/office/word/2010/wordml" wp14:textId="1E902D4F">
-      <w:pPr>
-        <w:pStyle w:val="Normal"/>
-        <w:spacing w:before="240" w:beforeAutospacing="off" w:after="240" w:afterAutospacing="off"/>
-      </w:pPr>
-      <w:r>
+    <w:p>
+      <w:pPr>
+        <w:spacing w:before="240" w:after="240"/>
+      </w:pPr>
+      <w:r>
+        <w:rPr>
+          <w:noProof/>
+        </w:rPr>
         <w:drawing>
-          <wp:inline xmlns:wp14="http://schemas.microsoft.com/office/word/2010/wordprocessingDrawing" wp14:editId="46E85977" wp14:anchorId="36E21127">
+          <wp:inline distT="0" distB="0" distL="0" distR="0" wp14:anchorId="36E21127" wp14:editId="46E85977">
             <wp:extent cx="3685606" cy="2906785"/>
             <wp:effectExtent l="0" t="0" r="0" b="0"/>
             <wp:docPr id="891150782" name="drawing"/>
             <wp:cNvGraphicFramePr>
-              <a:graphicFrameLocks noChangeAspect="1"/>
+              <a:graphicFrameLocks xmlns:a="http://schemas.openxmlformats.org/drawingml/2006/main" noChangeAspect="1"/>
             </wp:cNvGraphicFramePr>
-            <a:graphic>
-              <a:graphicData xmlns:a="http://schemas.openxmlformats.org/drawingml/2006/main" uri="http://schemas.openxmlformats.org/drawingml/2006/picture">
+            <a:graphic xmlns:a="http://schemas.openxmlformats.org/drawingml/2006/main">
+              <a:graphicData uri="http://schemas.openxmlformats.org/drawingml/2006/picture">
                 <pic:pic xmlns:pic="http://schemas.openxmlformats.org/drawingml/2006/picture">
                   <pic:nvPicPr>
                     <pic:cNvPr id="1827676779" name=""/>
                     <pic:cNvPicPr/>
                   </pic:nvPicPr>
                   <pic:blipFill>
-                    <a:blip xmlns:r="http://schemas.openxmlformats.org/officeDocument/2006/relationships" r:embed="rId1987036632">
+                    <a:blip r:embed="rId14">
                       <a:extLst>
                         <a:ext uri="{28A0092B-C50C-407E-A947-70E740481C1C}">
                           <a14:useLocalDpi xmlns:a14="http://schemas.microsoft.com/office/drawing/2010/main"/>
@@ -2273,7 +1806,7 @@
                     </a:stretch>
                   </pic:blipFill>
                   <pic:spPr>
-                    <a:xfrm rot="0">
+                    <a:xfrm>
                       <a:off x="0" y="0"/>
                       <a:ext cx="3685606" cy="2906785"/>
                     </a:xfrm>
@@ -2288,489 +1821,399 @@
         </w:drawing>
       </w:r>
     </w:p>
-    <w:p xmlns:wp14="http://schemas.microsoft.com/office/word/2010/wordml" wp14:textId="6D316910">
-      <w:pPr>
-        <w:pStyle w:val="Normal"/>
-        <w:spacing w:before="240" w:beforeAutospacing="off" w:after="240" w:afterAutospacing="off"/>
-      </w:pPr>
-      <w:r>
-        <w:rPr>
-          <w:b w:val="1"/>
-          <w:bCs w:val="1"/>
-          <w:noProof w:val="0"/>
-          <w:lang w:val="en-IE"/>
+    <w:p>
+      <w:pPr>
+        <w:spacing w:before="240" w:after="240"/>
+      </w:pPr>
+      <w:r>
+        <w:rPr>
+          <w:b/>
+          <w:bCs/>
         </w:rPr>
         <w:t>Rendering System</w:t>
       </w:r>
     </w:p>
-    <w:p xmlns:wp14="http://schemas.microsoft.com/office/word/2010/wordml" wp14:textId="2A3BFE93">
-      <w:pPr>
-        <w:spacing w:before="240" w:beforeAutospacing="off" w:after="240" w:afterAutospacing="off"/>
-      </w:pPr>
-      <w:r>
-        <w:rPr>
-          <w:b w:val="1"/>
-          <w:bCs w:val="1"/>
-          <w:noProof w:val="0"/>
-          <w:lang w:val="en-IE"/>
+    <w:p>
+      <w:pPr>
+        <w:spacing w:before="240" w:after="240"/>
+      </w:pPr>
+      <w:r>
+        <w:rPr>
+          <w:b/>
+          <w:bCs/>
         </w:rPr>
         <w:t>Overview</w:t>
       </w:r>
     </w:p>
-    <w:p xmlns:wp14="http://schemas.microsoft.com/office/word/2010/wordml" wp14:textId="4717545A">
-      <w:pPr>
-        <w:spacing w:before="240" w:beforeAutospacing="off" w:after="240" w:afterAutospacing="off"/>
-      </w:pPr>
-      <w:r>
-        <w:rPr>
-          <w:noProof w:val="0"/>
-          <w:lang w:val="en-IE"/>
-        </w:rPr>
+    <w:p>
+      <w:pPr>
+        <w:spacing w:before="240" w:after="240"/>
+      </w:pPr>
+      <w:r>
+        <w:lastRenderedPageBreak/>
         <w:t>Rhythm Realms is rendered entirely in 2D using the SFML graphics library. All sprites, backgrounds, UI elements, and effects are drawn each frame to an SFML RenderWindow.</w:t>
       </w:r>
     </w:p>
-    <w:p xmlns:wp14="http://schemas.microsoft.com/office/word/2010/wordml" wp14:textId="07FCED55">
-      <w:pPr>
-        <w:spacing w:before="240" w:beforeAutospacing="off" w:after="240" w:afterAutospacing="off"/>
-      </w:pPr>
-      <w:r>
-        <w:rPr>
-          <w:b w:val="1"/>
-          <w:bCs w:val="1"/>
-          <w:noProof w:val="0"/>
-          <w:lang w:val="en-IE"/>
+    <w:p>
+      <w:pPr>
+        <w:spacing w:before="240" w:after="240"/>
+      </w:pPr>
+      <w:r>
+        <w:rPr>
+          <w:b/>
+          <w:bCs/>
         </w:rPr>
         <w:t>2D Rendering</w:t>
       </w:r>
     </w:p>
-    <w:p xmlns:wp14="http://schemas.microsoft.com/office/word/2010/wordml" wp14:textId="5F1E640A">
-      <w:pPr>
-        <w:spacing w:before="240" w:beforeAutospacing="off" w:after="240" w:afterAutospacing="off"/>
-      </w:pPr>
-      <w:r>
-        <w:rPr>
-          <w:noProof w:val="0"/>
-          <w:lang w:val="en-IE"/>
-        </w:rPr>
+    <w:p>
+      <w:pPr>
+        <w:spacing w:before="240" w:after="240"/>
+      </w:pPr>
+      <w:r>
         <w:t>SFML handles all sprite rendering, texture management, and draw calls. Sprite sheets are sliced at runtime using texture rects to animate characters frame by frame. The rendering pipeline separates world-space rendering under the game camera view from UI rendering which uses the default window view.</w:t>
       </w:r>
     </w:p>
-    <w:p xmlns:wp14="http://schemas.microsoft.com/office/word/2010/wordml" wp14:textId="551B1674">
-      <w:pPr>
-        <w:spacing w:before="240" w:beforeAutospacing="off" w:after="240" w:afterAutospacing="off"/>
-      </w:pPr>
-      <w:r>
-        <w:rPr>
-          <w:b w:val="1"/>
-          <w:bCs w:val="1"/>
-          <w:noProof w:val="0"/>
-          <w:lang w:val="en-IE"/>
+    <w:p>
+      <w:pPr>
+        <w:spacing w:before="240" w:after="240"/>
+      </w:pPr>
+      <w:r>
+        <w:rPr>
+          <w:b/>
+          <w:bCs/>
         </w:rPr>
         <w:t>Camera</w:t>
       </w:r>
     </w:p>
-    <w:p xmlns:wp14="http://schemas.microsoft.com/office/word/2010/wordml" wp14:textId="60A8D08C">
-      <w:pPr>
-        <w:spacing w:before="240" w:beforeAutospacing="off" w:after="240" w:afterAutospacing="off"/>
-      </w:pPr>
-      <w:r>
-        <w:rPr>
-          <w:noProof w:val="0"/>
-          <w:lang w:val="en-IE"/>
-        </w:rPr>
+    <w:p>
+      <w:pPr>
+        <w:spacing w:before="240" w:after="240"/>
+      </w:pPr>
+      <w:r>
         <w:t>The camera is implemented as an offset vector applied to all world-space draw positions. In expedition mode it tracks the player horizontally within defined left and right margins, scrolling when the player approaches either edge. In hub mode the camera clamps to the hub world bounds to prevent showing empty space. The camera does not move vertically.</w:t>
       </w:r>
     </w:p>
-    <w:p xmlns:wp14="http://schemas.microsoft.com/office/word/2010/wordml" wp14:textId="2A3E357F">
-      <w:pPr/>
-    </w:p>
-    <w:p/>
-    <w:p/>
-    <w:p/>
-    <w:p/>
-    <w:p/>
-    <w:p/>
-    <w:p/>
-    <w:p/>
-    <w:p/>
-    <w:p/>
-    <w:p/>
-    <w:p/>
-    <w:p/>
-    <w:p/>
-    <w:p/>
-    <w:p/>
-    <w:p xmlns:wp14="http://schemas.microsoft.com/office/word/2010/wordml" wp14:textId="659831C8">
-      <w:pPr>
-        <w:spacing w:before="240" w:beforeAutospacing="off" w:after="240" w:afterAutospacing="off"/>
-      </w:pPr>
-      <w:r>
-        <w:rPr>
-          <w:b w:val="1"/>
-          <w:bCs w:val="1"/>
-          <w:noProof w:val="0"/>
-          <w:lang w:val="en-IE"/>
+    <w:p/>
+    <w:p/>
+    <w:p/>
+    <w:p/>
+    <w:p/>
+    <w:p/>
+    <w:p/>
+    <w:p/>
+    <w:p/>
+    <w:p/>
+    <w:p/>
+    <w:p/>
+    <w:p/>
+    <w:p/>
+    <w:p/>
+    <w:p/>
+    <w:p/>
+    <w:p>
+      <w:pPr>
+        <w:spacing w:before="240" w:after="240"/>
+      </w:pPr>
+      <w:r>
+        <w:rPr>
+          <w:b/>
+          <w:bCs/>
         </w:rPr>
         <w:t>Game Engine</w:t>
       </w:r>
     </w:p>
-    <w:p xmlns:wp14="http://schemas.microsoft.com/office/word/2010/wordml" wp14:textId="6E677A1B">
-      <w:pPr>
-        <w:spacing w:before="240" w:beforeAutospacing="off" w:after="240" w:afterAutospacing="off"/>
-      </w:pPr>
-      <w:r>
-        <w:rPr>
-          <w:b w:val="1"/>
-          <w:bCs w:val="1"/>
-          <w:noProof w:val="0"/>
-          <w:lang w:val="en-IE"/>
+    <w:p>
+      <w:pPr>
+        <w:spacing w:before="240" w:after="240"/>
+      </w:pPr>
+      <w:r>
+        <w:rPr>
+          <w:b/>
+          <w:bCs/>
         </w:rPr>
         <w:t>Overview</w:t>
       </w:r>
     </w:p>
-    <w:p xmlns:wp14="http://schemas.microsoft.com/office/word/2010/wordml" wp14:textId="0626247A">
-      <w:pPr>
-        <w:spacing w:before="240" w:beforeAutospacing="off" w:after="240" w:afterAutospacing="off"/>
-      </w:pPr>
-      <w:r>
-        <w:rPr>
-          <w:noProof w:val="0"/>
-          <w:lang w:val="en-IE"/>
-        </w:rPr>
+    <w:p>
+      <w:pPr>
+        <w:spacing w:before="240" w:after="240"/>
+      </w:pPr>
+      <w:r>
+        <w:lastRenderedPageBreak/>
         <w:t>The engine is custom-built in C++ using SFML 3.0 for windowing, input, rendering, and audio. There is no third-party game engine — all systems including physics, collision, AI, and state management are written from scratch.</w:t>
       </w:r>
     </w:p>
-    <w:p xmlns:wp14="http://schemas.microsoft.com/office/word/2010/wordml" wp14:textId="0DA2D7A6">
-      <w:pPr>
-        <w:spacing w:before="240" w:beforeAutospacing="off" w:after="240" w:afterAutospacing="off"/>
-      </w:pPr>
-      <w:r>
-        <w:rPr>
-          <w:b w:val="1"/>
-          <w:bCs w:val="1"/>
-          <w:noProof w:val="0"/>
-          <w:lang w:val="en-IE"/>
+    <w:p>
+      <w:pPr>
+        <w:spacing w:before="240" w:after="240"/>
+      </w:pPr>
+      <w:r>
+        <w:rPr>
+          <w:b/>
+          <w:bCs/>
         </w:rPr>
         <w:t>Collision Detection</w:t>
       </w:r>
     </w:p>
-    <w:p xmlns:wp14="http://schemas.microsoft.com/office/word/2010/wordml" wp14:textId="08FD7372">
-      <w:pPr>
-        <w:spacing w:before="240" w:beforeAutospacing="off" w:after="240" w:afterAutospacing="off"/>
-      </w:pPr>
-      <w:r>
-        <w:rPr>
-          <w:noProof w:val="0"/>
-          <w:lang w:val="en-IE"/>
-        </w:rPr>
+    <w:p>
+      <w:pPr>
+        <w:spacing w:before="240" w:after="240"/>
+      </w:pPr>
+      <w:r>
         <w:t>Tile collision uses a per-tile solid flag checked against the player and enemy feet and edge positions. Horizontal collision stops movement into solid tiles. Vertical collision snaps characters to the top of solid tiles when falling. Ledge detection prevents enemies from walking off platforms by checking for solid ground ahead before moving. Enemy and player hitboxes use radius-based circle collision for combat interactions.</w:t>
       </w:r>
     </w:p>
-    <w:p xmlns:wp14="http://schemas.microsoft.com/office/word/2010/wordml" wp14:textId="108D1C56">
-      <w:pPr>
-        <w:spacing w:before="240" w:beforeAutospacing="off" w:after="240" w:afterAutospacing="off"/>
-      </w:pPr>
-      <w:r>
-        <w:rPr>
-          <w:b w:val="1"/>
-          <w:bCs w:val="1"/>
-          <w:noProof w:val="0"/>
-          <w:lang w:val="en-IE"/>
+    <w:p>
+      <w:pPr>
+        <w:spacing w:before="240" w:after="240"/>
+      </w:pPr>
+      <w:r>
+        <w:rPr>
+          <w:b/>
+          <w:bCs/>
         </w:rPr>
         <w:t>Fuzzy Logic Controller</w:t>
       </w:r>
     </w:p>
-    <w:p xmlns:wp14="http://schemas.microsoft.com/office/word/2010/wordml" wp14:textId="1C7F34DB">
-      <w:pPr>
-        <w:spacing w:before="240" w:beforeAutospacing="off" w:after="240" w:afterAutospacing="off"/>
-      </w:pPr>
-      <w:r>
-        <w:rPr>
-          <w:noProof w:val="0"/>
-          <w:lang w:val="en-IE"/>
-        </w:rPr>
+    <w:p>
+      <w:pPr>
+        <w:spacing w:before="240" w:after="240"/>
+      </w:pPr>
+      <w:r>
         <w:t>A fuzzy logic system reads the current BPM and outputs game parameters including enemy speed, health, damage, spawn rate, attack cooldown, and XP multiplier. These values update every frame and are applied to all active enemies, allowing the game to shift difficulty smoothly rather than jumping between fixed difficulty tiers.</w:t>
       </w:r>
     </w:p>
-    <w:p xmlns:wp14="http://schemas.microsoft.com/office/word/2010/wordml" wp14:textId="26F613DD">
-      <w:pPr/>
-    </w:p>
-    <w:p/>
-    <w:p/>
-    <w:p/>
-    <w:p/>
-    <w:p/>
-    <w:p/>
-    <w:p/>
-    <w:p/>
-    <w:p/>
-    <w:p/>
-    <w:p/>
-    <w:p/>
-    <w:p/>
-    <w:p/>
-    <w:p/>
-    <w:p xmlns:wp14="http://schemas.microsoft.com/office/word/2010/wordml" wp14:textId="1ADB2318">
-      <w:pPr>
-        <w:spacing w:before="240" w:beforeAutospacing="off" w:after="240" w:afterAutospacing="off"/>
-      </w:pPr>
-      <w:r>
-        <w:rPr>
-          <w:b w:val="1"/>
-          <w:bCs w:val="1"/>
-          <w:noProof w:val="0"/>
-          <w:lang w:val="en-IE"/>
+    <w:p/>
+    <w:p/>
+    <w:p/>
+    <w:p/>
+    <w:p/>
+    <w:p/>
+    <w:p/>
+    <w:p/>
+    <w:p/>
+    <w:p/>
+    <w:p/>
+    <w:p/>
+    <w:p/>
+    <w:p/>
+    <w:p/>
+    <w:p/>
+    <w:p>
+      <w:pPr>
+        <w:spacing w:before="240" w:after="240"/>
+      </w:pPr>
+      <w:r>
+        <w:rPr>
+          <w:b/>
+          <w:bCs/>
         </w:rPr>
         <w:t>Game Characters</w:t>
       </w:r>
     </w:p>
-    <w:p xmlns:wp14="http://schemas.microsoft.com/office/word/2010/wordml" wp14:textId="1A1DB5F4">
-      <w:pPr>
-        <w:spacing w:before="240" w:beforeAutospacing="off" w:after="240" w:afterAutospacing="off"/>
-      </w:pPr>
-      <w:r>
-        <w:rPr>
-          <w:b w:val="1"/>
-          <w:bCs w:val="1"/>
-          <w:noProof w:val="0"/>
-          <w:lang w:val="en-IE"/>
+    <w:p>
+      <w:pPr>
+        <w:spacing w:before="240" w:after="240"/>
+      </w:pPr>
+      <w:r>
+        <w:rPr>
+          <w:b/>
+          <w:bCs/>
         </w:rPr>
         <w:t>Overview</w:t>
       </w:r>
     </w:p>
-    <w:p xmlns:wp14="http://schemas.microsoft.com/office/word/2010/wordml" wp14:textId="2440E24A">
-      <w:pPr>
-        <w:spacing w:before="240" w:beforeAutospacing="off" w:after="240" w:afterAutospacing="off"/>
-      </w:pPr>
-      <w:r>
-        <w:rPr>
-          <w:noProof w:val="0"/>
-          <w:lang w:val="en-IE"/>
-        </w:rPr>
+    <w:p>
+      <w:pPr>
+        <w:spacing w:before="240" w:after="240"/>
+      </w:pPr>
+      <w:r>
+        <w:lastRenderedPageBreak/>
         <w:t>The game features one player character and three enemy types, two of which have boss variants.</w:t>
       </w:r>
     </w:p>
-    <w:p xmlns:wp14="http://schemas.microsoft.com/office/word/2010/wordml" wp14:textId="3790D22F">
-      <w:pPr>
-        <w:spacing w:before="240" w:beforeAutospacing="off" w:after="240" w:afterAutospacing="off"/>
-      </w:pPr>
-      <w:r>
-        <w:rPr>
-          <w:b w:val="1"/>
-          <w:bCs w:val="1"/>
-          <w:noProof w:val="0"/>
-          <w:lang w:val="en-IE"/>
+    <w:p>
+      <w:pPr>
+        <w:spacing w:before="240" w:after="240"/>
+      </w:pPr>
+      <w:r>
+        <w:rPr>
+          <w:b/>
+          <w:bCs/>
         </w:rPr>
         <w:t>Player Character</w:t>
       </w:r>
     </w:p>
-    <w:p xmlns:wp14="http://schemas.microsoft.com/office/word/2010/wordml" wp14:textId="6EB43C50">
-      <w:pPr>
-        <w:spacing w:before="240" w:beforeAutospacing="off" w:after="240" w:afterAutospacing="off"/>
-      </w:pPr>
-      <w:r>
-        <w:rPr>
-          <w:noProof w:val="0"/>
-          <w:lang w:val="en-IE"/>
-        </w:rPr>
+    <w:p>
+      <w:pPr>
+        <w:spacing w:before="240" w:after="240"/>
+      </w:pPr>
+      <w:r>
         <w:t>The player is a melee fighter who can attack, defend, jump, and heal. Attack damage is affected by skill tree upgrades and BPM bonuses. The defend action can block incoming melee and arrow attacks, and with the Perfect Parry skill unlocked, a successful parry empowers the next attack. The player has a heal ability limited to a set number of charges per run, replenished on hub return.</w:t>
       </w:r>
     </w:p>
-    <w:p xmlns:wp14="http://schemas.microsoft.com/office/word/2010/wordml" wp14:textId="236FF3E3">
-      <w:pPr>
-        <w:spacing w:before="240" w:beforeAutospacing="off" w:after="240" w:afterAutospacing="off"/>
-      </w:pPr>
-      <w:r>
-        <w:rPr>
-          <w:b w:val="1"/>
-          <w:bCs w:val="1"/>
-          <w:noProof w:val="0"/>
-          <w:lang w:val="en-IE"/>
+    <w:p>
+      <w:pPr>
+        <w:spacing w:before="240" w:after="240"/>
+      </w:pPr>
+      <w:r>
+        <w:rPr>
+          <w:b/>
+          <w:bCs/>
         </w:rPr>
         <w:t>Enemies and Bosses</w:t>
       </w:r>
     </w:p>
-    <w:p xmlns:wp14="http://schemas.microsoft.com/office/word/2010/wordml" wp14:textId="110C44EE">
-      <w:pPr>
-        <w:spacing w:before="240" w:beforeAutospacing="off" w:after="240" w:afterAutospacing="off"/>
-      </w:pPr>
-      <w:r>
-        <w:rPr>
-          <w:noProof w:val="0"/>
-          <w:lang w:val="en-IE"/>
-        </w:rPr>
+    <w:p>
+      <w:pPr>
+        <w:spacing w:before="240" w:after="240"/>
+      </w:pPr>
+      <w:r>
         <w:t>The Swordsman is the standard melee enemy. It chases the player and attacks at close range, backing off when stunned. The Archer maintains a preferred distance from the player and fires arrows. It retreats when the player closes in and repositions to maintain range. The Executioner is a heavy enemy with two attacks: a standard melee hit and a jump slam that deals area damage on landing. It appears as a mid-run enemy at reduced stats and as a full boss with a dedicated health bar, higher HP, and harder hits. The Archer Boss is the second possible boss, selected randomly at run end via the boss pool. Its signature move is Arrow Rain, a telegraphed special where red lines mark incoming impact zones before large arrows fall from above.</w:t>
       </w:r>
     </w:p>
-    <w:p xmlns:wp14="http://schemas.microsoft.com/office/word/2010/wordml" wp14:textId="46B3E046">
-      <w:pPr/>
-    </w:p>
-    <w:p xmlns:wp14="http://schemas.microsoft.com/office/word/2010/wordml" wp14:textId="7EE4A03A">
-      <w:pPr/>
-    </w:p>
-    <w:p xmlns:wp14="http://schemas.microsoft.com/office/word/2010/wordml" wp14:textId="34B64015">
-      <w:pPr/>
-    </w:p>
-    <w:p xmlns:wp14="http://schemas.microsoft.com/office/word/2010/wordml" wp14:textId="1E113907">
-      <w:pPr/>
-    </w:p>
-    <w:p xmlns:wp14="http://schemas.microsoft.com/office/word/2010/wordml" wp14:textId="718EAC05">
-      <w:pPr/>
-    </w:p>
-    <w:p xmlns:wp14="http://schemas.microsoft.com/office/word/2010/wordml" wp14:textId="4A14D2A5">
-      <w:pPr/>
-    </w:p>
-    <w:p/>
-    <w:p/>
-    <w:p/>
-    <w:p/>
-    <w:p/>
-    <w:p/>
-    <w:p/>
-    <w:p xmlns:wp14="http://schemas.microsoft.com/office/word/2010/wordml" wp14:textId="29FDC9DC">
-      <w:pPr>
-        <w:spacing w:before="240" w:beforeAutospacing="off" w:after="240" w:afterAutospacing="off"/>
-      </w:pPr>
-      <w:r>
-        <w:rPr>
-          <w:b w:val="1"/>
-          <w:bCs w:val="1"/>
-          <w:noProof w:val="0"/>
-          <w:lang w:val="en-IE"/>
+    <w:p/>
+    <w:p/>
+    <w:p/>
+    <w:p/>
+    <w:p/>
+    <w:p/>
+    <w:p/>
+    <w:p/>
+    <w:p/>
+    <w:p/>
+    <w:p/>
+    <w:p/>
+    <w:p/>
+    <w:p>
+      <w:pPr>
+        <w:spacing w:before="240" w:after="240"/>
+      </w:pPr>
+      <w:r>
+        <w:rPr>
+          <w:b/>
+          <w:bCs/>
         </w:rPr>
         <w:t>User Interface</w:t>
       </w:r>
     </w:p>
-    <w:p xmlns:wp14="http://schemas.microsoft.com/office/word/2010/wordml" wp14:textId="76BBCB6D">
-      <w:pPr>
-        <w:spacing w:before="240" w:beforeAutospacing="off" w:after="240" w:afterAutospacing="off"/>
-      </w:pPr>
-      <w:r>
-        <w:rPr>
-          <w:b w:val="1"/>
-          <w:bCs w:val="1"/>
-          <w:noProof w:val="0"/>
-          <w:lang w:val="en-IE"/>
+    <w:p>
+      <w:pPr>
+        <w:spacing w:before="240" w:after="240"/>
+      </w:pPr>
+      <w:r>
+        <w:rPr>
+          <w:b/>
+          <w:bCs/>
         </w:rPr>
         <w:t>Overview</w:t>
       </w:r>
     </w:p>
-    <w:p xmlns:wp14="http://schemas.microsoft.com/office/word/2010/wordml" wp14:textId="76E20311">
-      <w:pPr>
-        <w:spacing w:before="240" w:beforeAutospacing="off" w:after="240" w:afterAutospacing="off"/>
-      </w:pPr>
-      <w:r>
-        <w:rPr>
-          <w:noProof w:val="0"/>
-          <w:lang w:val="en-IE"/>
-        </w:rPr>
+    <w:p>
+      <w:pPr>
+        <w:spacing w:before="240" w:after="240"/>
+      </w:pPr>
+      <w:r>
+        <w:lastRenderedPageBreak/>
         <w:t>The UI is rendered in screen space independently of the game camera and updates each frame.</w:t>
       </w:r>
     </w:p>
-    <w:p xmlns:wp14="http://schemas.microsoft.com/office/word/2010/wordml" wp14:textId="50C63752">
-      <w:pPr>
-        <w:spacing w:before="240" w:beforeAutospacing="off" w:after="240" w:afterAutospacing="off"/>
-      </w:pPr>
-      <w:r>
-        <w:rPr>
-          <w:b w:val="1"/>
-          <w:bCs w:val="1"/>
-          <w:noProof w:val="0"/>
-          <w:lang w:val="en-IE"/>
+    <w:p>
+      <w:pPr>
+        <w:spacing w:before="240" w:after="240"/>
+      </w:pPr>
+      <w:r>
+        <w:rPr>
+          <w:b/>
+          <w:bCs/>
         </w:rPr>
         <w:t>HUD Elements</w:t>
       </w:r>
     </w:p>
-    <w:p xmlns:wp14="http://schemas.microsoft.com/office/word/2010/wordml" wp14:textId="36979BD0">
-      <w:pPr>
-        <w:spacing w:before="240" w:beforeAutospacing="off" w:after="240" w:afterAutospacing="off"/>
-      </w:pPr>
-      <w:r>
-        <w:rPr>
-          <w:noProof w:val="0"/>
-          <w:lang w:val="en-IE"/>
-        </w:rPr>
+    <w:p>
+      <w:pPr>
+        <w:spacing w:before="240" w:after="240"/>
+      </w:pPr>
+      <w:r>
         <w:t>The player health bar displays current HP using colour-coded segments shifting from green through yellow to red. Heal charges are shown as sphere icons. A BPM readout displays the current live or Spotify-sourced tempo. An XP bar along the bottom tracks progress to the next level with the current level displayed beside it. A run distance bar at the top shows progress toward the boss trigger point.</w:t>
       </w:r>
     </w:p>
-    <w:p xmlns:wp14="http://schemas.microsoft.com/office/word/2010/wordml" wp14:textId="7E2D884E">
-      <w:pPr>
-        <w:spacing w:before="240" w:beforeAutospacing="off" w:after="240" w:afterAutospacing="off"/>
-      </w:pPr>
-      <w:r>
-        <w:rPr>
-          <w:b w:val="1"/>
-          <w:bCs w:val="1"/>
-          <w:noProof w:val="0"/>
-          <w:lang w:val="en-IE"/>
+    <w:p>
+      <w:pPr>
+        <w:spacing w:before="240" w:after="240"/>
+      </w:pPr>
+      <w:r>
+        <w:rPr>
+          <w:b/>
+          <w:bCs/>
         </w:rPr>
         <w:t>Boss Health Bar</w:t>
       </w:r>
     </w:p>
-    <w:p xmlns:wp14="http://schemas.microsoft.com/office/word/2010/wordml" wp14:textId="1D07588A">
-      <w:pPr>
-        <w:spacing w:before="240" w:beforeAutospacing="off" w:after="240" w:afterAutospacing="off"/>
-      </w:pPr>
-      <w:r>
-        <w:rPr>
-          <w:noProof w:val="0"/>
-          <w:lang w:val="en-IE"/>
-        </w:rPr>
-        <w:t>When a boss is active a Dark Souls-style health bar appears at the top of the screen showing the boss name and a full-width depleting red bar with a highlight accent. The Executioner bar uses red and the Archer Boss uses purple to distinguish them.</w:t>
-      </w:r>
-    </w:p>
-    <w:p xmlns:wp14="http://schemas.microsoft.com/office/word/2010/wordml" wp14:textId="0D5AA345">
-      <w:pPr>
-        <w:spacing w:before="240" w:beforeAutospacing="off" w:after="240" w:afterAutospacing="off"/>
-      </w:pPr>
-      <w:r>
-        <w:rPr>
-          <w:b w:val="1"/>
-          <w:bCs w:val="1"/>
-          <w:noProof w:val="0"/>
-          <w:lang w:val="en-IE"/>
+    <w:p>
+      <w:pPr>
+        <w:spacing w:before="240" w:after="240"/>
+      </w:pPr>
+      <w:r>
+        <w:t xml:space="preserve">When a boss is active a Dark Souls-style health bar appears at the top of the screen showing the </w:t>
+      </w:r>
+      <w:proofErr w:type="gramStart"/>
+      <w:r>
+        <w:t>boss</w:t>
+      </w:r>
+      <w:proofErr w:type="gramEnd"/>
+      <w:r>
+        <w:t xml:space="preserve"> name and a full-width depleting red bar with a highlight accent. The Executioner bar uses red and the Archer Boss uses purple to distinguish them.</w:t>
+      </w:r>
+    </w:p>
+    <w:p>
+      <w:pPr>
+        <w:spacing w:before="240" w:after="240"/>
+      </w:pPr>
+      <w:r>
+        <w:rPr>
+          <w:b/>
+          <w:bCs/>
         </w:rPr>
         <w:t>Skill Tree UI</w:t>
       </w:r>
     </w:p>
-    <w:p xmlns:wp14="http://schemas.microsoft.com/office/word/2010/wordml" wp14:textId="5256BC8D">
-      <w:pPr>
-        <w:spacing w:before="240" w:beforeAutospacing="off" w:after="240" w:afterAutospacing="off"/>
-      </w:pPr>
-      <w:r>
-        <w:rPr>
-          <w:noProof w:val="0"/>
-          <w:lang w:val="en-IE"/>
-        </w:rPr>
+    <w:p>
+      <w:pPr>
+        <w:spacing w:before="240" w:after="240"/>
+      </w:pPr>
+      <w:r>
         <w:t>Accessed in the hub by pressing T, the skill tree overlays the screen with a node graph. Nodes show their cost, effect, and unlock status. Hovering a node shows a tooltip. Locked nodes requiring prerequisites are visually distinct from purchasable ones.</w:t>
       </w:r>
     </w:p>
-    <w:p xmlns:wp14="http://schemas.microsoft.com/office/word/2010/wordml" wp14:textId="336F8BC5">
-      <w:pPr/>
-    </w:p>
-    <w:p/>
-    <w:p/>
-    <w:p>
-      <w:r>
+    <w:p/>
+    <w:p/>
+    <w:p/>
+    <w:p>
+      <w:r>
+        <w:rPr>
+          <w:noProof/>
+        </w:rPr>
         <w:drawing>
-          <wp:inline wp14:editId="652796E2" wp14:anchorId="2B971B83">
+          <wp:inline distT="0" distB="0" distL="0" distR="0" wp14:anchorId="2B971B83" wp14:editId="652796E2">
             <wp:extent cx="5724525" cy="1171575"/>
             <wp:effectExtent l="0" t="0" r="0" b="0"/>
             <wp:docPr id="118694456" name="drawing"/>
             <wp:cNvGraphicFramePr>
-              <a:graphicFrameLocks noChangeAspect="1"/>
+              <a:graphicFrameLocks xmlns:a="http://schemas.openxmlformats.org/drawingml/2006/main" noChangeAspect="1"/>
             </wp:cNvGraphicFramePr>
-            <a:graphic>
-              <a:graphicData xmlns:a="http://schemas.openxmlformats.org/drawingml/2006/main" uri="http://schemas.openxmlformats.org/drawingml/2006/picture">
+            <a:graphic xmlns:a="http://schemas.openxmlformats.org/drawingml/2006/main">
+              <a:graphicData uri="http://schemas.openxmlformats.org/drawingml/2006/picture">
                 <pic:pic xmlns:pic="http://schemas.openxmlformats.org/drawingml/2006/picture">
                   <pic:nvPicPr>
                     <pic:cNvPr id="118694456" name=""/>
                     <pic:cNvPicPr/>
                   </pic:nvPicPr>
                   <pic:blipFill>
-                    <a:blip xmlns:r="http://schemas.openxmlformats.org/officeDocument/2006/relationships" r:embed="rId1491117239">
+                    <a:blip r:embed="rId15">
                       <a:extLst>
-                        <a:ext xmlns:a="http://schemas.openxmlformats.org/drawingml/2006/main" uri="{28A0092B-C50C-407E-A947-70E740481C1C}">
+                        <a:ext uri="{28A0092B-C50C-407E-A947-70E740481C1C}">
                           <a14:useLocalDpi xmlns:a14="http://schemas.microsoft.com/office/drawing/2010/main" val="0"/>
                         </a:ext>
                       </a:extLst>
@@ -2799,63 +2242,57 @@
     <w:p/>
     <w:p/>
     <w:p/>
-    <w:p>
-      <w:pPr>
-        <w:pStyle w:val="Normal"/>
-      </w:pPr>
-    </w:p>
-    <w:p>
-      <w:pPr>
-        <w:spacing w:before="240" w:beforeAutospacing="off" w:after="240" w:afterAutospacing="off"/>
-        <w:rPr>
-          <w:b w:val="1"/>
-          <w:bCs w:val="1"/>
-          <w:noProof w:val="0"/>
-          <w:lang w:val="en-IE"/>
-        </w:rPr>
-      </w:pPr>
-    </w:p>
-    <w:p>
-      <w:pPr>
-        <w:spacing w:before="240" w:beforeAutospacing="off" w:after="240" w:afterAutospacing="off"/>
-        <w:rPr>
-          <w:b w:val="1"/>
-          <w:bCs w:val="1"/>
-          <w:noProof w:val="0"/>
-          <w:lang w:val="en-IE"/>
-        </w:rPr>
-      </w:pPr>
-    </w:p>
-    <w:p>
-      <w:pPr>
-        <w:spacing w:before="240" w:beforeAutospacing="off" w:after="240" w:afterAutospacing="off"/>
-        <w:rPr>
-          <w:b w:val="1"/>
-          <w:bCs w:val="1"/>
-          <w:noProof w:val="0"/>
-          <w:lang w:val="en-IE"/>
-        </w:rPr>
-      </w:pPr>
-      <w:r>
+    <w:p/>
+    <w:p>
+      <w:pPr>
+        <w:spacing w:before="240" w:after="240"/>
+        <w:rPr>
+          <w:b/>
+          <w:bCs/>
+        </w:rPr>
+      </w:pPr>
+    </w:p>
+    <w:p>
+      <w:pPr>
+        <w:spacing w:before="240" w:after="240"/>
+        <w:rPr>
+          <w:b/>
+          <w:bCs/>
+        </w:rPr>
+      </w:pPr>
+    </w:p>
+    <w:p>
+      <w:pPr>
+        <w:spacing w:before="240" w:after="240"/>
+        <w:rPr>
+          <w:b/>
+          <w:bCs/>
+        </w:rPr>
+      </w:pPr>
+      <w:r>
+        <w:rPr>
+          <w:noProof/>
+        </w:rPr>
+        <w:lastRenderedPageBreak/>
         <w:drawing>
-          <wp:inline wp14:editId="28A3FB78" wp14:anchorId="3389459E">
+          <wp:inline distT="0" distB="0" distL="0" distR="0" wp14:anchorId="3389459E" wp14:editId="28A3FB78">
             <wp:extent cx="5724525" cy="4171950"/>
             <wp:effectExtent l="0" t="0" r="0" b="0"/>
             <wp:docPr id="1427376123" name="drawing"/>
             <wp:cNvGraphicFramePr>
-              <a:graphicFrameLocks noChangeAspect="1"/>
+              <a:graphicFrameLocks xmlns:a="http://schemas.openxmlformats.org/drawingml/2006/main" noChangeAspect="1"/>
             </wp:cNvGraphicFramePr>
-            <a:graphic>
-              <a:graphicData xmlns:a="http://schemas.openxmlformats.org/drawingml/2006/main" uri="http://schemas.openxmlformats.org/drawingml/2006/picture">
+            <a:graphic xmlns:a="http://schemas.openxmlformats.org/drawingml/2006/main">
+              <a:graphicData uri="http://schemas.openxmlformats.org/drawingml/2006/picture">
                 <pic:pic xmlns:pic="http://schemas.openxmlformats.org/drawingml/2006/picture">
                   <pic:nvPicPr>
                     <pic:cNvPr id="1427376123" name=""/>
                     <pic:cNvPicPr/>
                   </pic:nvPicPr>
                   <pic:blipFill>
-                    <a:blip xmlns:r="http://schemas.openxmlformats.org/officeDocument/2006/relationships" r:embed="rId1741403012">
+                    <a:blip r:embed="rId16">
                       <a:extLst>
-                        <a:ext xmlns:a="http://schemas.openxmlformats.org/drawingml/2006/main" uri="{28A0092B-C50C-407E-A947-70E740481C1C}">
+                        <a:ext uri="{28A0092B-C50C-407E-A947-70E740481C1C}">
                           <a14:useLocalDpi xmlns:a14="http://schemas.microsoft.com/office/drawing/2010/main" val="0"/>
                         </a:ext>
                       </a:extLst>
@@ -2882,263 +2319,200 @@
     </w:p>
     <w:p>
       <w:pPr>
-        <w:spacing w:before="240" w:beforeAutospacing="off" w:after="240" w:afterAutospacing="off"/>
-        <w:rPr>
-          <w:b w:val="1"/>
-          <w:bCs w:val="1"/>
-          <w:noProof w:val="0"/>
-          <w:lang w:val="en-IE"/>
-        </w:rPr>
-      </w:pPr>
-    </w:p>
-    <w:p>
-      <w:pPr>
-        <w:spacing w:before="240" w:beforeAutospacing="off" w:after="240" w:afterAutospacing="off"/>
-        <w:rPr>
-          <w:b w:val="1"/>
-          <w:bCs w:val="1"/>
-          <w:noProof w:val="0"/>
-          <w:lang w:val="en-IE"/>
-        </w:rPr>
-      </w:pPr>
-    </w:p>
-    <w:p>
-      <w:pPr>
-        <w:spacing w:before="240" w:beforeAutospacing="off" w:after="240" w:afterAutospacing="off"/>
-        <w:rPr>
-          <w:b w:val="1"/>
-          <w:bCs w:val="1"/>
-          <w:noProof w:val="0"/>
-          <w:lang w:val="en-IE"/>
-        </w:rPr>
-      </w:pPr>
-    </w:p>
-    <w:p>
-      <w:pPr>
-        <w:spacing w:before="240" w:beforeAutospacing="off" w:after="240" w:afterAutospacing="off"/>
-        <w:rPr>
-          <w:b w:val="1"/>
-          <w:bCs w:val="1"/>
-          <w:noProof w:val="0"/>
-          <w:lang w:val="en-IE"/>
-        </w:rPr>
-      </w:pPr>
-    </w:p>
-    <w:p>
-      <w:pPr>
-        <w:spacing w:before="240" w:beforeAutospacing="off" w:after="240" w:afterAutospacing="off"/>
-        <w:rPr>
-          <w:b w:val="1"/>
-          <w:bCs w:val="1"/>
-          <w:noProof w:val="0"/>
-          <w:lang w:val="en-IE"/>
-        </w:rPr>
-      </w:pPr>
-    </w:p>
-    <w:p>
-      <w:pPr>
-        <w:spacing w:before="240" w:beforeAutospacing="off" w:after="240" w:afterAutospacing="off"/>
-        <w:rPr>
-          <w:b w:val="1"/>
-          <w:bCs w:val="1"/>
-          <w:noProof w:val="0"/>
-          <w:lang w:val="en-IE"/>
-        </w:rPr>
-      </w:pPr>
-    </w:p>
-    <w:p>
-      <w:pPr>
-        <w:spacing w:before="240" w:beforeAutospacing="off" w:after="240" w:afterAutospacing="off"/>
-        <w:rPr>
-          <w:b w:val="1"/>
-          <w:bCs w:val="1"/>
-          <w:noProof w:val="0"/>
-          <w:lang w:val="en-IE"/>
-        </w:rPr>
-      </w:pPr>
-    </w:p>
-    <w:p>
-      <w:pPr>
-        <w:spacing w:before="240" w:beforeAutospacing="off" w:after="240" w:afterAutospacing="off"/>
-        <w:rPr>
-          <w:b w:val="1"/>
-          <w:bCs w:val="1"/>
-          <w:noProof w:val="0"/>
-          <w:lang w:val="en-IE"/>
-        </w:rPr>
-      </w:pPr>
-    </w:p>
-    <w:p>
-      <w:pPr>
-        <w:pStyle w:val="Normal"/>
-        <w:spacing w:before="240" w:beforeAutospacing="off" w:after="240" w:afterAutospacing="off"/>
-        <w:rPr>
-          <w:b w:val="1"/>
-          <w:bCs w:val="1"/>
-          <w:noProof w:val="0"/>
-          <w:lang w:val="en-IE"/>
-        </w:rPr>
-      </w:pPr>
-    </w:p>
-    <w:p>
-      <w:pPr>
-        <w:spacing w:before="240" w:beforeAutospacing="off" w:after="240" w:afterAutospacing="off"/>
-        <w:rPr>
-          <w:b w:val="1"/>
-          <w:bCs w:val="1"/>
-          <w:noProof w:val="0"/>
-          <w:lang w:val="en-IE"/>
-        </w:rPr>
-      </w:pPr>
-    </w:p>
-    <w:p xmlns:wp14="http://schemas.microsoft.com/office/word/2010/wordml" wp14:textId="3C68128C">
-      <w:pPr>
-        <w:spacing w:before="240" w:beforeAutospacing="off" w:after="240" w:afterAutospacing="off"/>
-      </w:pPr>
-      <w:r>
-        <w:rPr>
-          <w:b w:val="1"/>
-          <w:bCs w:val="1"/>
-          <w:noProof w:val="0"/>
-          <w:lang w:val="en-IE"/>
+        <w:spacing w:before="240" w:after="240"/>
+        <w:rPr>
+          <w:b/>
+          <w:bCs/>
+        </w:rPr>
+      </w:pPr>
+    </w:p>
+    <w:p>
+      <w:pPr>
+        <w:spacing w:before="240" w:after="240"/>
+        <w:rPr>
+          <w:b/>
+          <w:bCs/>
+        </w:rPr>
+      </w:pPr>
+    </w:p>
+    <w:p>
+      <w:pPr>
+        <w:spacing w:before="240" w:after="240"/>
+        <w:rPr>
+          <w:b/>
+          <w:bCs/>
+        </w:rPr>
+      </w:pPr>
+    </w:p>
+    <w:p>
+      <w:pPr>
+        <w:spacing w:before="240" w:after="240"/>
+        <w:rPr>
+          <w:b/>
+          <w:bCs/>
+        </w:rPr>
+      </w:pPr>
+    </w:p>
+    <w:p>
+      <w:pPr>
+        <w:spacing w:before="240" w:after="240"/>
+        <w:rPr>
+          <w:b/>
+          <w:bCs/>
+        </w:rPr>
+      </w:pPr>
+    </w:p>
+    <w:p>
+      <w:pPr>
+        <w:spacing w:before="240" w:after="240"/>
+        <w:rPr>
+          <w:b/>
+          <w:bCs/>
+        </w:rPr>
+      </w:pPr>
+    </w:p>
+    <w:p>
+      <w:pPr>
+        <w:spacing w:before="240" w:after="240"/>
+        <w:rPr>
+          <w:b/>
+          <w:bCs/>
+        </w:rPr>
+      </w:pPr>
+    </w:p>
+    <w:p>
+      <w:pPr>
+        <w:spacing w:before="240" w:after="240"/>
+        <w:rPr>
+          <w:b/>
+          <w:bCs/>
+        </w:rPr>
+      </w:pPr>
+    </w:p>
+    <w:p>
+      <w:pPr>
+        <w:spacing w:before="240" w:after="240"/>
+        <w:rPr>
+          <w:b/>
+          <w:bCs/>
+        </w:rPr>
+      </w:pPr>
+    </w:p>
+    <w:p>
+      <w:pPr>
+        <w:spacing w:before="240" w:after="240"/>
+        <w:rPr>
+          <w:b/>
+          <w:bCs/>
+        </w:rPr>
+      </w:pPr>
+    </w:p>
+    <w:p>
+      <w:pPr>
+        <w:spacing w:before="240" w:after="240"/>
+      </w:pPr>
+      <w:r>
+        <w:rPr>
+          <w:b/>
+          <w:bCs/>
         </w:rPr>
         <w:t>Weapons and Combat</w:t>
       </w:r>
     </w:p>
-    <w:p xmlns:wp14="http://schemas.microsoft.com/office/word/2010/wordml" wp14:textId="6AB679BF">
-      <w:pPr>
-        <w:spacing w:before="240" w:beforeAutospacing="off" w:after="240" w:afterAutospacing="off"/>
-      </w:pPr>
-      <w:r>
-        <w:rPr>
-          <w:b w:val="1"/>
-          <w:bCs w:val="1"/>
-          <w:noProof w:val="0"/>
-          <w:lang w:val="en-IE"/>
+    <w:p>
+      <w:pPr>
+        <w:spacing w:before="240" w:after="240"/>
+      </w:pPr>
+      <w:r>
+        <w:rPr>
+          <w:b/>
+          <w:bCs/>
         </w:rPr>
         <w:t>Overview</w:t>
       </w:r>
     </w:p>
-    <w:p xmlns:wp14="http://schemas.microsoft.com/office/word/2010/wordml" wp14:textId="675A50D7">
-      <w:pPr>
-        <w:spacing w:before="240" w:beforeAutospacing="off" w:after="240" w:afterAutospacing="off"/>
-      </w:pPr>
-      <w:r>
-        <w:rPr>
-          <w:noProof w:val="0"/>
-          <w:lang w:val="en-IE"/>
-        </w:rPr>
+    <w:p>
+      <w:pPr>
+        <w:spacing w:before="240" w:after="240"/>
+      </w:pPr>
+      <w:r>
+        <w:lastRenderedPageBreak/>
         <w:t xml:space="preserve">Combat is real-time and </w:t>
       </w:r>
       <w:r>
-        <w:rPr>
-          <w:noProof w:val="0"/>
-          <w:lang w:val="en-IE"/>
-        </w:rPr>
         <w:t>action based</w:t>
       </w:r>
       <w:r>
-        <w:rPr>
-          <w:noProof w:val="0"/>
-          <w:lang w:val="en-IE"/>
-        </w:rPr>
-        <w:t xml:space="preserve">. The player has a melee attack and a </w:t>
-      </w:r>
-      <w:r>
-        <w:rPr>
-          <w:noProof w:val="0"/>
-          <w:lang w:val="en-IE"/>
-        </w:rPr>
-        <w:t>block,</w:t>
-      </w:r>
-      <w:r>
-        <w:rPr>
-          <w:noProof w:val="0"/>
-          <w:lang w:val="en-IE"/>
-        </w:rPr>
-        <w:t xml:space="preserve"> enemies have their own attack patterns.</w:t>
-      </w:r>
-    </w:p>
-    <w:p xmlns:wp14="http://schemas.microsoft.com/office/word/2010/wordml" wp14:textId="5E29E67A">
-      <w:pPr>
-        <w:spacing w:before="240" w:beforeAutospacing="off" w:after="240" w:afterAutospacing="off"/>
-      </w:pPr>
-      <w:r>
-        <w:rPr>
-          <w:b w:val="1"/>
-          <w:bCs w:val="1"/>
-          <w:noProof w:val="0"/>
-          <w:lang w:val="en-IE"/>
+        <w:t>. The player has a melee attack and a block, enemies have their own attack patterns.</w:t>
+      </w:r>
+    </w:p>
+    <w:p>
+      <w:pPr>
+        <w:spacing w:before="240" w:after="240"/>
+      </w:pPr>
+      <w:r>
+        <w:rPr>
+          <w:b/>
+          <w:bCs/>
         </w:rPr>
         <w:t>Player Attacks</w:t>
       </w:r>
     </w:p>
-    <w:p xmlns:wp14="http://schemas.microsoft.com/office/word/2010/wordml" wp14:textId="3E08F61D">
-      <w:pPr>
-        <w:spacing w:before="240" w:beforeAutospacing="off" w:after="240" w:afterAutospacing="off"/>
-      </w:pPr>
-      <w:r>
-        <w:rPr>
-          <w:noProof w:val="0"/>
-          <w:lang w:val="en-IE"/>
-        </w:rPr>
+    <w:p>
+      <w:pPr>
+        <w:spacing w:before="240" w:after="240"/>
+      </w:pPr>
+      <w:r>
         <w:t>The player attacks with right mouse button and blocks with left mouse button. A hitbox circle extends in the facing direction during the attack animation frames. The BPM combat system provides timing windows — attacking on beat can multiply damage. The skill tree can upgrade the base damage multiplier, add combo scaling, or grant a perfect parry that empowers the next attack after a successful block.</w:t>
       </w:r>
     </w:p>
-    <w:p xmlns:wp14="http://schemas.microsoft.com/office/word/2010/wordml" wp14:textId="7FEA0749">
-      <w:pPr>
-        <w:spacing w:before="240" w:beforeAutospacing="off" w:after="240" w:afterAutospacing="off"/>
-      </w:pPr>
-      <w:r>
-        <w:rPr>
-          <w:b w:val="1"/>
-          <w:bCs w:val="1"/>
-          <w:noProof w:val="0"/>
-          <w:lang w:val="en-IE"/>
+    <w:p>
+      <w:pPr>
+        <w:spacing w:before="240" w:after="240"/>
+      </w:pPr>
+      <w:r>
+        <w:rPr>
+          <w:b/>
+          <w:bCs/>
         </w:rPr>
         <w:t>Enemy Attacks</w:t>
       </w:r>
     </w:p>
     <w:p>
       <w:pPr>
-        <w:spacing w:before="240" w:beforeAutospacing="off" w:after="240" w:afterAutospacing="off"/>
-      </w:pPr>
-      <w:r>
-        <w:rPr>
-          <w:noProof w:val="0"/>
-          <w:lang w:val="en-IE"/>
-        </w:rPr>
+        <w:spacing w:before="240" w:after="240"/>
+      </w:pPr>
+      <w:r>
         <w:t>The Swordsman uses a melee swing hitbox. The Archer fires arrow projectiles with their own velocity and collision. The Executioner uses a melee swing and a jump arc that deals heavy damage on landing within an area radius. The Archer Boss fires single arrows during its standard attack state and uses the Arrow Rain special on a cooldown, dropping multiple large arrows telegraphed by red vertical lines</w:t>
       </w:r>
       <w:r>
-        <w:rPr>
-          <w:noProof w:val="0"/>
-          <w:lang w:val="en-IE"/>
-        </w:rPr>
         <w:t>.</w:t>
       </w:r>
     </w:p>
     <w:p>
       <w:r>
+        <w:rPr>
+          <w:noProof/>
+        </w:rPr>
         <w:drawing>
-          <wp:inline wp14:editId="0FE8FD5A" wp14:anchorId="02E0EBC4">
+          <wp:inline distT="0" distB="0" distL="0" distR="0" wp14:anchorId="02E0EBC4" wp14:editId="0FE8FD5A">
             <wp:extent cx="2624008" cy="1706038"/>
             <wp:effectExtent l="0" t="0" r="0" b="0"/>
             <wp:docPr id="847964239" name="drawing"/>
             <wp:cNvGraphicFramePr>
-              <a:graphicFrameLocks noChangeAspect="1"/>
+              <a:graphicFrameLocks xmlns:a="http://schemas.openxmlformats.org/drawingml/2006/main" noChangeAspect="1"/>
             </wp:cNvGraphicFramePr>
-            <a:graphic>
-              <a:graphicData xmlns:a="http://schemas.openxmlformats.org/drawingml/2006/main" uri="http://schemas.openxmlformats.org/drawingml/2006/picture">
+            <a:graphic xmlns:a="http://schemas.openxmlformats.org/drawingml/2006/main">
+              <a:graphicData uri="http://schemas.openxmlformats.org/drawingml/2006/picture">
                 <pic:pic xmlns:pic="http://schemas.openxmlformats.org/drawingml/2006/picture">
                   <pic:nvPicPr>
                     <pic:cNvPr id="847964239" name=""/>
                     <pic:cNvPicPr/>
                   </pic:nvPicPr>
                   <pic:blipFill>
-                    <a:blip xmlns:r="http://schemas.openxmlformats.org/officeDocument/2006/relationships" r:embed="rId1389755006">
+                    <a:blip r:embed="rId17">
                       <a:extLst>
-                        <a:ext xmlns:a="http://schemas.openxmlformats.org/drawingml/2006/main" uri="{28A0092B-C50C-407E-A947-70E740481C1C}">
+                        <a:ext uri="{28A0092B-C50C-407E-A947-70E740481C1C}">
                           <a14:useLocalDpi xmlns:a14="http://schemas.microsoft.com/office/drawing/2010/main" val="0"/>
                         </a:ext>
                       </a:extLst>
@@ -3169,23 +2543,27 @@
     <w:p/>
     <w:p>
       <w:r>
+        <w:rPr>
+          <w:noProof/>
+        </w:rPr>
+        <w:lastRenderedPageBreak/>
         <w:drawing>
-          <wp:inline wp14:editId="49060EA9" wp14:anchorId="5B74AB32">
+          <wp:inline distT="0" distB="0" distL="0" distR="0" wp14:anchorId="5B74AB32" wp14:editId="49060EA9">
             <wp:extent cx="4849288" cy="3905250"/>
             <wp:effectExtent l="0" t="0" r="0" b="0"/>
             <wp:docPr id="1276587102" name="drawing"/>
             <wp:cNvGraphicFramePr>
-              <a:graphicFrameLocks noChangeAspect="1"/>
+              <a:graphicFrameLocks xmlns:a="http://schemas.openxmlformats.org/drawingml/2006/main" noChangeAspect="1"/>
             </wp:cNvGraphicFramePr>
-            <a:graphic>
-              <a:graphicData xmlns:a="http://schemas.openxmlformats.org/drawingml/2006/main" uri="http://schemas.openxmlformats.org/drawingml/2006/picture">
+            <a:graphic xmlns:a="http://schemas.openxmlformats.org/drawingml/2006/main">
+              <a:graphicData uri="http://schemas.openxmlformats.org/drawingml/2006/picture">
                 <pic:pic xmlns:pic="http://schemas.openxmlformats.org/drawingml/2006/picture">
                   <pic:nvPicPr>
                     <pic:cNvPr id="1276587102" name=""/>
                     <pic:cNvPicPr/>
                   </pic:nvPicPr>
                   <pic:blipFill>
-                    <a:blip xmlns:r="http://schemas.openxmlformats.org/officeDocument/2006/relationships" r:embed="rId1559055351">
+                    <a:blip r:embed="rId18">
                       <a:extLst>
                         <a:ext uri="{28A0092B-C50C-407E-A947-70E740481C1C}">
                           <a14:useLocalDpi xmlns:a14="http://schemas.microsoft.com/office/drawing/2010/main"/>
@@ -3197,7 +2575,7 @@
                     </a:stretch>
                   </pic:blipFill>
                   <pic:spPr>
-                    <a:xfrm rot="0">
+                    <a:xfrm>
                       <a:off x="0" y="0"/>
                       <a:ext cx="4849288" cy="3905250"/>
                     </a:xfrm>
@@ -3228,891 +2606,567 @@
     <w:p/>
     <w:p/>
     <w:p/>
-    <w:p xmlns:wp14="http://schemas.microsoft.com/office/word/2010/wordml" wp14:textId="69046AC6">
-      <w:pPr>
-        <w:spacing w:before="240" w:beforeAutospacing="off" w:after="240" w:afterAutospacing="off"/>
-      </w:pPr>
-      <w:r>
-        <w:rPr>
-          <w:b w:val="1"/>
-          <w:bCs w:val="1"/>
-          <w:noProof w:val="0"/>
-          <w:lang w:val="en-IE"/>
-        </w:rPr>
+    <w:p>
+      <w:pPr>
+        <w:spacing w:before="240" w:after="240"/>
+      </w:pPr>
+      <w:r>
+        <w:rPr>
+          <w:b/>
+          <w:bCs/>
+        </w:rPr>
+        <w:lastRenderedPageBreak/>
         <w:t>Musical Scores and Sound Effects</w:t>
       </w:r>
     </w:p>
-    <w:p xmlns:wp14="http://schemas.microsoft.com/office/word/2010/wordml" wp14:textId="5854AB4B">
-      <w:pPr>
-        <w:spacing w:before="240" w:beforeAutospacing="off" w:after="240" w:afterAutospacing="off"/>
-      </w:pPr>
-      <w:r>
-        <w:rPr>
-          <w:b w:val="1"/>
-          <w:bCs w:val="1"/>
-          <w:noProof w:val="0"/>
-          <w:lang w:val="en-IE"/>
+    <w:p>
+      <w:pPr>
+        <w:spacing w:before="240" w:after="240"/>
+      </w:pPr>
+      <w:r>
+        <w:rPr>
+          <w:b/>
+          <w:bCs/>
         </w:rPr>
         <w:t>Overview</w:t>
       </w:r>
     </w:p>
-    <w:p xmlns:wp14="http://schemas.microsoft.com/office/word/2010/wordml" wp14:textId="450AF380">
-      <w:pPr>
-        <w:spacing w:before="240" w:beforeAutospacing="off" w:after="240" w:afterAutospacing="off"/>
-      </w:pPr>
-      <w:r>
-        <w:rPr>
-          <w:noProof w:val="0"/>
-          <w:lang w:val="en-IE"/>
-        </w:rPr>
+    <w:p>
+      <w:pPr>
+        <w:spacing w:before="240" w:after="240"/>
+      </w:pPr>
+      <w:r>
         <w:t>Audio is central to the design of Rhythm Realms. The game supports two audio sources: local WAV file playback with live BPM detection, and Spotify integration that pulls the current track's tempo via the Spotify Web API.</w:t>
       </w:r>
     </w:p>
-    <w:p xmlns:wp14="http://schemas.microsoft.com/office/word/2010/wordml" wp14:textId="05226905">
-      <w:pPr>
-        <w:spacing w:before="240" w:beforeAutospacing="off" w:after="240" w:afterAutospacing="off"/>
-      </w:pPr>
-      <w:r>
-        <w:rPr>
-          <w:b w:val="1"/>
-          <w:bCs w:val="1"/>
-          <w:noProof w:val="0"/>
-          <w:lang w:val="en-IE"/>
+    <w:p>
+      <w:pPr>
+        <w:spacing w:before="240" w:after="240"/>
+      </w:pPr>
+      <w:r>
+        <w:rPr>
+          <w:b/>
+          <w:bCs/>
         </w:rPr>
         <w:t>Audio Playback</w:t>
       </w:r>
     </w:p>
-    <w:p xmlns:wp14="http://schemas.microsoft.com/office/word/2010/wordml" wp14:textId="061F288F">
-      <w:pPr>
-        <w:spacing w:before="240" w:beforeAutospacing="off" w:after="240" w:afterAutospacing="off"/>
-      </w:pPr>
-      <w:r>
-        <w:rPr>
-          <w:noProof w:val="0"/>
-          <w:lang w:val="en-IE"/>
-        </w:rPr>
+    <w:p>
+      <w:pPr>
+        <w:spacing w:before="240" w:after="240"/>
+      </w:pPr>
+      <w:r>
         <w:t>Local audio is handled through a custom SFML audio stream that analyses the waveform in real time to estimate BPM. The volume is set lower during hub scenes and full during expedition runs. The player can cycle through loaded tracks with the N key when using local audio.</w:t>
       </w:r>
     </w:p>
-    <w:p xmlns:wp14="http://schemas.microsoft.com/office/word/2010/wordml" wp14:textId="0E804731">
-      <w:pPr>
-        <w:spacing w:before="240" w:beforeAutospacing="off" w:after="240" w:afterAutospacing="off"/>
-      </w:pPr>
-      <w:r>
-        <w:rPr>
-          <w:b w:val="1"/>
-          <w:bCs w:val="1"/>
-          <w:noProof w:val="0"/>
-          <w:lang w:val="en-IE"/>
+    <w:p>
+      <w:pPr>
+        <w:spacing w:before="240" w:after="240"/>
+      </w:pPr>
+      <w:r>
+        <w:rPr>
+          <w:b/>
+          <w:bCs/>
         </w:rPr>
         <w:t>Spotify Integration</w:t>
       </w:r>
     </w:p>
-    <w:p xmlns:wp14="http://schemas.microsoft.com/office/word/2010/wordml" wp14:textId="5AC6665B">
-      <w:pPr>
-        <w:spacing w:before="240" w:beforeAutospacing="off" w:after="240" w:afterAutospacing="off"/>
-      </w:pPr>
-      <w:r>
-        <w:rPr>
-          <w:noProof w:val="0"/>
-          <w:lang w:val="en-IE"/>
-        </w:rPr>
+    <w:p>
+      <w:pPr>
+        <w:spacing w:before="240" w:after="240"/>
+      </w:pPr>
+      <w:r>
         <w:t>When Spotify mode is selected at the main menu, the game launches a local server process that polls the Spotify API for current track information including tempo. This BPM value is fed into the same fuzzy logic pipeline as local detection, meaning any song playing in Spotify drives the game world.</w:t>
       </w:r>
     </w:p>
-    <w:p xmlns:wp14="http://schemas.microsoft.com/office/word/2010/wordml" wp14:textId="144EE854">
-      <w:pPr>
-        <w:spacing w:before="240" w:beforeAutospacing="off" w:after="240" w:afterAutospacing="off"/>
-      </w:pPr>
-      <w:r>
-        <w:rPr>
-          <w:b w:val="1"/>
-          <w:bCs w:val="1"/>
-          <w:noProof w:val="0"/>
-          <w:lang w:val="en-IE"/>
+    <w:p>
+      <w:pPr>
+        <w:spacing w:before="240" w:after="240"/>
+      </w:pPr>
+      <w:r>
+        <w:rPr>
+          <w:b/>
+          <w:bCs/>
         </w:rPr>
         <w:t>Sound Design</w:t>
       </w:r>
     </w:p>
-    <w:p xmlns:wp14="http://schemas.microsoft.com/office/word/2010/wordml" wp14:textId="6E844B6C">
-      <w:pPr>
-        <w:spacing w:before="240" w:beforeAutospacing="off" w:after="240" w:afterAutospacing="off"/>
-      </w:pPr>
-      <w:r>
-        <w:rPr>
-          <w:noProof w:val="0"/>
-          <w:lang w:val="en-IE"/>
-        </w:rPr>
+    <w:p>
+      <w:pPr>
+        <w:spacing w:before="240" w:after="240"/>
+      </w:pPr>
+      <w:r>
         <w:t>Sound effects are handled through SFML audio buffers for actions including attacks, hits, and environmental effects. Music and BPM are the primary audio design focus given the game's core concept.</w:t>
       </w:r>
     </w:p>
-    <w:p xmlns:wp14="http://schemas.microsoft.com/office/word/2010/wordml" wp14:textId="19C9DC77">
-      <w:pPr/>
-    </w:p>
-    <w:p/>
-    <w:p/>
-    <w:p/>
-    <w:p/>
-    <w:p/>
-    <w:p/>
-    <w:p/>
-    <w:p/>
-    <w:p/>
-    <w:p/>
-    <w:p/>
-    <w:p/>
-    <w:p xmlns:wp14="http://schemas.microsoft.com/office/word/2010/wordml" wp14:textId="02588157">
-      <w:pPr>
-        <w:spacing w:before="240" w:beforeAutospacing="off" w:after="240" w:afterAutospacing="off"/>
-      </w:pPr>
-      <w:r>
-        <w:rPr>
-          <w:b w:val="1"/>
-          <w:bCs w:val="1"/>
-          <w:noProof w:val="0"/>
-          <w:lang w:val="en-IE"/>
-        </w:rPr>
+    <w:p/>
+    <w:p/>
+    <w:p/>
+    <w:p/>
+    <w:p/>
+    <w:p/>
+    <w:p/>
+    <w:p/>
+    <w:p/>
+    <w:p/>
+    <w:p/>
+    <w:p/>
+    <w:p/>
+    <w:p>
+      <w:pPr>
+        <w:spacing w:before="240" w:after="240"/>
+      </w:pPr>
+      <w:r>
+        <w:rPr>
+          <w:b/>
+          <w:bCs/>
+        </w:rPr>
+        <w:lastRenderedPageBreak/>
         <w:t>Single-Player Game</w:t>
       </w:r>
     </w:p>
-    <w:p xmlns:wp14="http://schemas.microsoft.com/office/word/2010/wordml" wp14:textId="11D1EB15">
-      <w:pPr>
-        <w:spacing w:before="240" w:beforeAutospacing="off" w:after="240" w:afterAutospacing="off"/>
-      </w:pPr>
-      <w:r>
-        <w:rPr>
-          <w:b w:val="1"/>
-          <w:bCs w:val="1"/>
-          <w:noProof w:val="0"/>
-          <w:lang w:val="en-IE"/>
+    <w:p>
+      <w:pPr>
+        <w:spacing w:before="240" w:after="240"/>
+      </w:pPr>
+      <w:r>
+        <w:rPr>
+          <w:b/>
+          <w:bCs/>
         </w:rPr>
         <w:t>Overview</w:t>
       </w:r>
     </w:p>
-    <w:p xmlns:wp14="http://schemas.microsoft.com/office/word/2010/wordml" wp14:textId="6065EB7A">
-      <w:pPr>
-        <w:spacing w:before="240" w:beforeAutospacing="off" w:after="240" w:afterAutospacing="off"/>
-      </w:pPr>
-      <w:r>
-        <w:rPr>
-          <w:noProof w:val="0"/>
-          <w:lang w:val="en-IE"/>
-        </w:rPr>
+    <w:p>
+      <w:pPr>
+        <w:spacing w:before="240" w:after="240"/>
+      </w:pPr>
+      <w:r>
         <w:t>Rhythm Realms is a single-player experience with no multiplayer component.</w:t>
       </w:r>
     </w:p>
-    <w:p xmlns:wp14="http://schemas.microsoft.com/office/word/2010/wordml" wp14:textId="7967B8AC">
-      <w:pPr>
-        <w:spacing w:before="240" w:beforeAutospacing="off" w:after="240" w:afterAutospacing="off"/>
-      </w:pPr>
-      <w:r>
-        <w:rPr>
-          <w:b w:val="1"/>
-          <w:bCs w:val="1"/>
-          <w:noProof w:val="0"/>
-          <w:lang w:val="en-IE"/>
+    <w:p>
+      <w:pPr>
+        <w:spacing w:before="240" w:after="240"/>
+      </w:pPr>
+      <w:r>
+        <w:rPr>
+          <w:b/>
+          <w:bCs/>
         </w:rPr>
         <w:t>Game Loop</w:t>
       </w:r>
     </w:p>
-    <w:p xmlns:wp14="http://schemas.microsoft.com/office/word/2010/wordml" wp14:textId="77694560">
-      <w:pPr>
-        <w:spacing w:before="240" w:beforeAutospacing="off" w:after="240" w:afterAutospacing="off"/>
-      </w:pPr>
-      <w:r>
-        <w:rPr>
-          <w:noProof w:val="0"/>
-          <w:lang w:val="en-IE"/>
-        </w:rPr>
+    <w:p>
+      <w:pPr>
+        <w:spacing w:before="240" w:after="240"/>
+      </w:pPr>
+      <w:r>
         <w:t>Each session begins in the hub. The player equips skills, enters an expedition, fights through procedurally generated chunks, and reaches the boss. Defeating the boss returns the player to the hub with XP gained. Dying also returns the player to the hub. The loop repeats with the player progressively stronger from skill investments.</w:t>
       </w:r>
     </w:p>
-    <w:p xmlns:wp14="http://schemas.microsoft.com/office/word/2010/wordml" wp14:textId="0DD8DAFB">
-      <w:pPr>
-        <w:spacing w:before="240" w:beforeAutospacing="off" w:after="240" w:afterAutospacing="off"/>
-      </w:pPr>
-      <w:r>
-        <w:rPr>
-          <w:b w:val="1"/>
-          <w:bCs w:val="1"/>
-          <w:noProof w:val="0"/>
-          <w:lang w:val="en-IE"/>
+    <w:p>
+      <w:pPr>
+        <w:spacing w:before="240" w:after="240"/>
+      </w:pPr>
+      <w:r>
+        <w:rPr>
+          <w:b/>
+          <w:bCs/>
         </w:rPr>
         <w:t>Story</w:t>
       </w:r>
     </w:p>
-    <w:p xmlns:wp14="http://schemas.microsoft.com/office/word/2010/wordml" wp14:textId="509C508E">
-      <w:pPr>
-        <w:spacing w:before="240" w:beforeAutospacing="off" w:after="240" w:afterAutospacing="off"/>
-      </w:pPr>
-      <w:r>
-        <w:rPr>
-          <w:noProof w:val="0"/>
-          <w:lang w:val="en-IE"/>
-        </w:rPr>
+    <w:p>
+      <w:pPr>
+        <w:spacing w:before="240" w:after="240"/>
+      </w:pPr>
+      <w:r>
         <w:t>The game does not feature a narrative story. The design focus is on systemic gameplay and the BPM-reactive world rather than plot.</w:t>
       </w:r>
     </w:p>
-    <w:p xmlns:wp14="http://schemas.microsoft.com/office/word/2010/wordml" wp14:textId="509D4D64">
-      <w:pPr>
-        <w:spacing w:before="240" w:beforeAutospacing="off" w:after="240" w:afterAutospacing="off"/>
-      </w:pPr>
-      <w:r>
-        <w:rPr>
-          <w:b w:val="1"/>
-          <w:bCs w:val="1"/>
-          <w:noProof w:val="0"/>
-          <w:lang w:val="en-IE"/>
+    <w:p>
+      <w:pPr>
+        <w:spacing w:before="240" w:after="240"/>
+      </w:pPr>
+      <w:r>
+        <w:rPr>
+          <w:b/>
+          <w:bCs/>
         </w:rPr>
         <w:t>Hours of Gameplay</w:t>
       </w:r>
     </w:p>
-    <w:p xmlns:wp14="http://schemas.microsoft.com/office/word/2010/wordml" wp14:textId="2127024A">
-      <w:pPr>
-        <w:spacing w:before="240" w:beforeAutospacing="off" w:after="240" w:afterAutospacing="off"/>
-      </w:pPr>
-      <w:r>
-        <w:rPr>
-          <w:noProof w:val="0"/>
-          <w:lang w:val="en-IE"/>
-        </w:rPr>
+    <w:p>
+      <w:pPr>
+        <w:spacing w:before="240" w:after="240"/>
+      </w:pPr>
+      <w:r>
         <w:t>A single run takes approximately five to ten minutes. The skill tree provides enough depth for multiple sessions of progression before all nodes are unlocked, giving an estimated two to four hours of engaged play before the system is fully explored.</w:t>
       </w:r>
     </w:p>
-    <w:p xmlns:wp14="http://schemas.microsoft.com/office/word/2010/wordml" wp14:textId="635E4F09">
-      <w:pPr>
-        <w:spacing w:before="240" w:beforeAutospacing="off" w:after="240" w:afterAutospacing="off"/>
-      </w:pPr>
-      <w:r>
-        <w:rPr>
-          <w:b w:val="1"/>
-          <w:bCs w:val="1"/>
-          <w:noProof w:val="0"/>
-          <w:lang w:val="en-IE"/>
+    <w:p>
+      <w:pPr>
+        <w:spacing w:before="240" w:after="240"/>
+      </w:pPr>
+      <w:r>
+        <w:rPr>
+          <w:b/>
+          <w:bCs/>
         </w:rPr>
         <w:t>Victory Conditions</w:t>
       </w:r>
     </w:p>
-    <w:p xmlns:wp14="http://schemas.microsoft.com/office/word/2010/wordml" wp14:textId="3086BB6F">
-      <w:pPr>
-        <w:spacing w:before="240" w:beforeAutospacing="off" w:after="240" w:afterAutospacing="off"/>
-      </w:pPr>
-      <w:r>
-        <w:rPr>
-          <w:noProof w:val="0"/>
-          <w:lang w:val="en-IE"/>
-        </w:rPr>
+    <w:p>
+      <w:pPr>
+        <w:spacing w:before="240" w:after="240"/>
+      </w:pPr>
+      <w:r>
         <w:t>A run is won by reaching the target distance and defeating the boss. There is no global win state — the loop continues indefinitely as a score and progression challenge.</w:t>
       </w:r>
     </w:p>
-    <w:p>
-      <w:pPr>
-        <w:pStyle w:val="Normal"/>
-      </w:pPr>
-    </w:p>
-    <w:p xmlns:wp14="http://schemas.microsoft.com/office/word/2010/wordml" wp14:textId="26826490">
-      <w:pPr/>
-    </w:p>
-    <w:p/>
-    <w:p/>
-    <w:p/>
-    <w:p/>
-    <w:p/>
-    <w:p/>
-    <w:p/>
-    <w:p/>
-    <w:p/>
-    <w:p/>
-    <w:p xmlns:wp14="http://schemas.microsoft.com/office/word/2010/wordml" wp14:textId="391A7AD1">
-      <w:pPr>
-        <w:spacing w:before="240" w:beforeAutospacing="off" w:after="240" w:afterAutospacing="off"/>
-      </w:pPr>
-      <w:r>
-        <w:rPr>
-          <w:b w:val="1"/>
-          <w:bCs w:val="1"/>
-          <w:noProof w:val="0"/>
-          <w:lang w:val="en-IE"/>
-        </w:rPr>
+    <w:p/>
+    <w:p/>
+    <w:p/>
+    <w:p/>
+    <w:p/>
+    <w:p/>
+    <w:p/>
+    <w:p/>
+    <w:p/>
+    <w:p/>
+    <w:p/>
+    <w:p/>
+    <w:p>
+      <w:pPr>
+        <w:spacing w:before="240" w:after="240"/>
+      </w:pPr>
+      <w:r>
+        <w:rPr>
+          <w:b/>
+          <w:bCs/>
+        </w:rPr>
+        <w:lastRenderedPageBreak/>
         <w:t>Character Rendering</w:t>
       </w:r>
     </w:p>
-    <w:p xmlns:wp14="http://schemas.microsoft.com/office/word/2010/wordml" wp14:textId="7D001A59">
-      <w:pPr>
-        <w:spacing w:before="240" w:beforeAutospacing="off" w:after="240" w:afterAutospacing="off"/>
-      </w:pPr>
-      <w:r>
-        <w:rPr>
-          <w:b w:val="1"/>
-          <w:bCs w:val="1"/>
-          <w:noProof w:val="0"/>
-          <w:lang w:val="en-IE"/>
+    <w:p>
+      <w:pPr>
+        <w:spacing w:before="240" w:after="240"/>
+      </w:pPr>
+      <w:r>
+        <w:rPr>
+          <w:b/>
+          <w:bCs/>
         </w:rPr>
         <w:t>Overview</w:t>
       </w:r>
     </w:p>
-    <w:p xmlns:wp14="http://schemas.microsoft.com/office/word/2010/wordml" wp14:textId="5C45B018">
-      <w:pPr>
-        <w:spacing w:before="240" w:beforeAutospacing="off" w:after="240" w:afterAutospacing="off"/>
-      </w:pPr>
-      <w:r>
-        <w:rPr>
-          <w:noProof w:val="0"/>
-          <w:lang w:val="en-IE"/>
-        </w:rPr>
+    <w:p>
+      <w:pPr>
+        <w:spacing w:before="240" w:after="240"/>
+      </w:pPr>
+      <w:r>
         <w:t>All characters are rendered using 2D sprite sheets sliced into frames at runtime. Animation is driven by a frame counter advancing at a set rate multiplied by delta time to keep animations frame-rate independent.</w:t>
       </w:r>
     </w:p>
-    <w:p xmlns:wp14="http://schemas.microsoft.com/office/word/2010/wordml" wp14:textId="7C9C3AD3">
-      <w:pPr>
-        <w:spacing w:before="240" w:beforeAutospacing="off" w:after="240" w:afterAutospacing="off"/>
-      </w:pPr>
-      <w:r>
-        <w:rPr>
-          <w:b w:val="1"/>
-          <w:bCs w:val="1"/>
-          <w:noProof w:val="0"/>
-          <w:lang w:val="en-IE"/>
+    <w:p>
+      <w:pPr>
+        <w:spacing w:before="240" w:after="240"/>
+      </w:pPr>
+      <w:r>
+        <w:rPr>
+          <w:b/>
+          <w:bCs/>
         </w:rPr>
         <w:t>Player and Enemy Animation</w:t>
       </w:r>
     </w:p>
-    <w:p xmlns:wp14="http://schemas.microsoft.com/office/word/2010/wordml" wp14:textId="7A6B7F05">
-      <w:pPr>
-        <w:spacing w:before="240" w:beforeAutospacing="off" w:after="240" w:afterAutospacing="off"/>
-      </w:pPr>
-      <w:r>
-        <w:rPr>
-          <w:noProof w:val="0"/>
-          <w:lang w:val="en-IE"/>
-        </w:rPr>
+    <w:p>
+      <w:pPr>
+        <w:spacing w:before="240" w:after="240"/>
+      </w:pPr>
+      <w:r>
         <w:t>Each character has separate animation structs for idle, run, attack, and defend states. When state changes the frame counter resets and the texture rect updates to the new sheet. Sprites are flipped horizontally by negating the x scale to handle facing direction without requiring mirrored assets.</w:t>
       </w:r>
     </w:p>
-    <w:p xmlns:wp14="http://schemas.microsoft.com/office/word/2010/wordml" wp14:textId="421EABBF">
-      <w:pPr>
-        <w:spacing w:before="240" w:beforeAutospacing="off" w:after="240" w:afterAutospacing="off"/>
-      </w:pPr>
-      <w:r>
-        <w:rPr>
-          <w:b w:val="1"/>
-          <w:bCs w:val="1"/>
-          <w:noProof w:val="0"/>
-          <w:lang w:val="en-IE"/>
+    <w:p>
+      <w:pPr>
+        <w:spacing w:before="240" w:after="240"/>
+      </w:pPr>
+      <w:r>
+        <w:rPr>
+          <w:b/>
+          <w:bCs/>
         </w:rPr>
         <w:t>Boss Rendering</w:t>
       </w:r>
     </w:p>
-    <w:p xmlns:wp14="http://schemas.microsoft.com/office/word/2010/wordml" wp14:textId="7201E528">
-      <w:pPr>
-        <w:spacing w:before="240" w:beforeAutospacing="off" w:after="240" w:afterAutospacing="off"/>
-      </w:pPr>
-      <w:r>
-        <w:rPr>
-          <w:noProof w:val="0"/>
-          <w:lang w:val="en-IE"/>
-        </w:rPr>
+    <w:p>
+      <w:pPr>
+        <w:spacing w:before="240" w:after="240"/>
+      </w:pPr>
+      <w:r>
         <w:t>Boss characters use the same sprite pipeline but at a larger scale. The Archer Boss is rendered at 2.8x scale versus the standard archer's 2.2x to give a visual size difference. The Executioner boss uses its own dedicated texture set.</w:t>
       </w:r>
     </w:p>
-    <w:p xmlns:wp14="http://schemas.microsoft.com/office/word/2010/wordml" wp14:textId="6B2E14FF">
-      <w:pPr/>
-    </w:p>
-    <w:p/>
-    <w:p/>
-    <w:p/>
-    <w:p/>
-    <w:p/>
-    <w:p/>
-    <w:p/>
-    <w:p/>
-    <w:p/>
-    <w:p/>
-    <w:p/>
-    <w:p/>
-    <w:p/>
-    <w:p/>
-    <w:p>
-      <w:pPr>
-        <w:pStyle w:val="Normal"/>
-      </w:pPr>
-    </w:p>
-    <w:p>
-      <w:pPr>
-        <w:pStyle w:val="Normal"/>
-      </w:pPr>
-    </w:p>
-    <w:p>
-      <w:pPr>
-        <w:spacing w:before="240" w:beforeAutospacing="off" w:after="240" w:afterAutospacing="off" w:line="259" w:lineRule="auto"/>
-        <w:rPr>
-          <w:rFonts w:ascii="Times New Roman" w:hAnsi="Times New Roman" w:eastAsia="Times New Roman" w:cs="Times New Roman"/>
-          <w:b w:val="0"/>
-          <w:bCs w:val="0"/>
-          <w:i w:val="0"/>
-          <w:iCs w:val="0"/>
-          <w:caps w:val="0"/>
-          <w:smallCaps w:val="0"/>
-          <w:noProof w:val="0"/>
-          <w:color w:val="000000" w:themeColor="text1" w:themeTint="FF" w:themeShade="FF"/>
-          <w:sz w:val="24"/>
-          <w:szCs w:val="24"/>
-          <w:lang w:val="en-IE"/>
-        </w:rPr>
-      </w:pPr>
-      <w:r>
-        <w:rPr>
-          <w:rFonts w:ascii="Times New Roman" w:hAnsi="Times New Roman" w:eastAsia="Times New Roman" w:cs="Times New Roman"/>
-          <w:b w:val="1"/>
-          <w:bCs w:val="1"/>
-          <w:i w:val="0"/>
-          <w:iCs w:val="0"/>
-          <w:caps w:val="0"/>
-          <w:smallCaps w:val="0"/>
-          <w:noProof w:val="0"/>
-          <w:color w:val="000000" w:themeColor="text1" w:themeTint="FF" w:themeShade="FF"/>
-          <w:sz w:val="24"/>
-          <w:szCs w:val="24"/>
-          <w:lang w:val="en-IE"/>
-        </w:rPr>
+    <w:p/>
+    <w:p/>
+    <w:p/>
+    <w:p/>
+    <w:p/>
+    <w:p/>
+    <w:p/>
+    <w:p/>
+    <w:p/>
+    <w:p/>
+    <w:p/>
+    <w:p/>
+    <w:p/>
+    <w:p/>
+    <w:p/>
+    <w:p/>
+    <w:p/>
+    <w:p>
+      <w:pPr>
+        <w:spacing w:before="240" w:after="240"/>
+        <w:rPr>
+          <w:rFonts w:eastAsia="Times New Roman"/>
+          <w:color w:val="000000" w:themeColor="text1"/>
+          <w:szCs w:val="24"/>
+        </w:rPr>
+      </w:pPr>
+      <w:r>
+        <w:rPr>
+          <w:rFonts w:eastAsia="Times New Roman"/>
+          <w:b/>
+          <w:bCs/>
+          <w:color w:val="000000" w:themeColor="text1"/>
+          <w:szCs w:val="24"/>
+        </w:rPr>
+        <w:lastRenderedPageBreak/>
         <w:t>References</w:t>
       </w:r>
     </w:p>
     <w:p>
       <w:pPr>
-        <w:spacing w:before="240" w:beforeAutospacing="off" w:after="240" w:afterAutospacing="off" w:line="259" w:lineRule="auto"/>
-        <w:rPr>
-          <w:rFonts w:ascii="Times New Roman" w:hAnsi="Times New Roman" w:eastAsia="Times New Roman" w:cs="Times New Roman"/>
-          <w:b w:val="0"/>
-          <w:bCs w:val="0"/>
-          <w:i w:val="0"/>
-          <w:iCs w:val="0"/>
-          <w:caps w:val="0"/>
-          <w:smallCaps w:val="0"/>
-          <w:noProof w:val="0"/>
-          <w:color w:val="000000" w:themeColor="text1" w:themeTint="FF" w:themeShade="FF"/>
-          <w:sz w:val="24"/>
-          <w:szCs w:val="24"/>
-          <w:lang w:val="en-IE"/>
-        </w:rPr>
-      </w:pPr>
-      <w:r>
-        <w:rPr>
-          <w:rFonts w:ascii="Times New Roman" w:hAnsi="Times New Roman" w:eastAsia="Times New Roman" w:cs="Times New Roman"/>
-          <w:b w:val="0"/>
-          <w:bCs w:val="0"/>
-          <w:i w:val="0"/>
-          <w:iCs w:val="0"/>
-          <w:caps w:val="0"/>
-          <w:smallCaps w:val="0"/>
-          <w:noProof w:val="0"/>
-          <w:color w:val="000000" w:themeColor="text1" w:themeTint="FF" w:themeShade="FF"/>
-          <w:sz w:val="24"/>
-          <w:szCs w:val="24"/>
-          <w:lang w:val="en-IE"/>
+        <w:spacing w:before="240" w:after="240"/>
+        <w:rPr>
+          <w:rFonts w:eastAsia="Times New Roman"/>
+          <w:color w:val="000000" w:themeColor="text1"/>
+          <w:szCs w:val="24"/>
+        </w:rPr>
+      </w:pPr>
+      <w:r>
+        <w:rPr>
+          <w:rFonts w:eastAsia="Times New Roman"/>
+          <w:color w:val="000000" w:themeColor="text1"/>
+          <w:szCs w:val="24"/>
         </w:rPr>
         <w:t>[1] Cannam, C. (Breakfast Quay). (2013). MiniBPM. [Online]. (</w:t>
       </w:r>
-      <w:hyperlink r:id="Rafd64982a03444be">
+      <w:hyperlink r:id="rId19">
         <w:r>
           <w:rPr>
             <w:rStyle w:val="Hyperlink"/>
-            <w:rFonts w:ascii="Times New Roman" w:hAnsi="Times New Roman" w:eastAsia="Times New Roman" w:cs="Times New Roman"/>
-            <w:b w:val="0"/>
-            <w:bCs w:val="0"/>
-            <w:i w:val="0"/>
-            <w:iCs w:val="0"/>
-            <w:caps w:val="0"/>
-            <w:smallCaps w:val="0"/>
-            <w:strike w:val="0"/>
-            <w:dstrike w:val="0"/>
-            <w:noProof w:val="0"/>
-            <w:sz w:val="24"/>
+            <w:rFonts w:eastAsia="Times New Roman"/>
             <w:szCs w:val="24"/>
-            <w:lang w:val="en-IE"/>
           </w:rPr>
           <w:t>https://github.com/breakfastquay/minibpm</w:t>
         </w:r>
       </w:hyperlink>
       <w:r>
         <w:rPr>
-          <w:rFonts w:ascii="Times New Roman" w:hAnsi="Times New Roman" w:eastAsia="Times New Roman" w:cs="Times New Roman"/>
-          <w:b w:val="0"/>
-          <w:bCs w:val="0"/>
-          <w:i w:val="0"/>
-          <w:iCs w:val="0"/>
-          <w:caps w:val="0"/>
-          <w:smallCaps w:val="0"/>
-          <w:noProof w:val="0"/>
-          <w:color w:val="000000" w:themeColor="text1" w:themeTint="FF" w:themeShade="FF"/>
-          <w:sz w:val="24"/>
-          <w:szCs w:val="24"/>
-          <w:lang w:val="en-IE"/>
+          <w:rFonts w:eastAsia="Times New Roman"/>
+          <w:color w:val="000000" w:themeColor="text1"/>
+          <w:szCs w:val="24"/>
         </w:rPr>
         <w:t>). (Accessed April 2025).</w:t>
       </w:r>
     </w:p>
     <w:p>
       <w:pPr>
-        <w:spacing w:before="240" w:beforeAutospacing="off" w:after="240" w:afterAutospacing="off" w:line="259" w:lineRule="auto"/>
-        <w:rPr>
-          <w:rFonts w:ascii="Times New Roman" w:hAnsi="Times New Roman" w:eastAsia="Times New Roman" w:cs="Times New Roman"/>
-          <w:b w:val="0"/>
-          <w:bCs w:val="0"/>
-          <w:i w:val="0"/>
-          <w:iCs w:val="0"/>
-          <w:caps w:val="0"/>
-          <w:smallCaps w:val="0"/>
-          <w:noProof w:val="0"/>
-          <w:color w:val="000000" w:themeColor="text1" w:themeTint="FF" w:themeShade="FF"/>
-          <w:sz w:val="24"/>
-          <w:szCs w:val="24"/>
-          <w:lang w:val="en-IE"/>
-        </w:rPr>
-      </w:pPr>
-      <w:r>
-        <w:rPr>
-          <w:rFonts w:ascii="Times New Roman" w:hAnsi="Times New Roman" w:eastAsia="Times New Roman" w:cs="Times New Roman"/>
-          <w:b w:val="0"/>
-          <w:bCs w:val="0"/>
-          <w:i w:val="0"/>
-          <w:iCs w:val="0"/>
-          <w:caps w:val="0"/>
-          <w:smallCaps w:val="0"/>
-          <w:noProof w:val="0"/>
-          <w:color w:val="000000" w:themeColor="text1" w:themeTint="FF" w:themeShade="FF"/>
-          <w:sz w:val="24"/>
-          <w:szCs w:val="24"/>
-          <w:lang w:val="en-IE"/>
+        <w:spacing w:before="240" w:after="240"/>
+        <w:rPr>
+          <w:rFonts w:eastAsia="Times New Roman"/>
+          <w:color w:val="000000" w:themeColor="text1"/>
+          <w:szCs w:val="24"/>
+        </w:rPr>
+      </w:pPr>
+      <w:r>
+        <w:rPr>
+          <w:rFonts w:eastAsia="Times New Roman"/>
+          <w:color w:val="000000" w:themeColor="text1"/>
+          <w:szCs w:val="24"/>
         </w:rPr>
         <w:t>[2] SFML Development Team. (2024). SFML 3.0 Documentation. [Online]. (</w:t>
       </w:r>
-      <w:hyperlink r:id="R220b59451b654568">
+      <w:hyperlink r:id="rId20">
         <w:r>
           <w:rPr>
             <w:rStyle w:val="Hyperlink"/>
-            <w:rFonts w:ascii="Times New Roman" w:hAnsi="Times New Roman" w:eastAsia="Times New Roman" w:cs="Times New Roman"/>
-            <w:b w:val="0"/>
-            <w:bCs w:val="0"/>
-            <w:i w:val="0"/>
-            <w:iCs w:val="0"/>
-            <w:caps w:val="0"/>
-            <w:smallCaps w:val="0"/>
-            <w:strike w:val="0"/>
-            <w:dstrike w:val="0"/>
-            <w:noProof w:val="0"/>
-            <w:sz w:val="24"/>
+            <w:rFonts w:eastAsia="Times New Roman"/>
             <w:szCs w:val="24"/>
-            <w:lang w:val="en-IE"/>
           </w:rPr>
           <w:t>https://www.sfml-dev.org/documentation/</w:t>
         </w:r>
       </w:hyperlink>
       <w:r>
         <w:rPr>
-          <w:rFonts w:ascii="Times New Roman" w:hAnsi="Times New Roman" w:eastAsia="Times New Roman" w:cs="Times New Roman"/>
-          <w:b w:val="0"/>
-          <w:bCs w:val="0"/>
-          <w:i w:val="0"/>
-          <w:iCs w:val="0"/>
-          <w:caps w:val="0"/>
-          <w:smallCaps w:val="0"/>
-          <w:noProof w:val="0"/>
-          <w:color w:val="000000" w:themeColor="text1" w:themeTint="FF" w:themeShade="FF"/>
-          <w:sz w:val="24"/>
-          <w:szCs w:val="24"/>
-          <w:lang w:val="en-IE"/>
+          <w:rFonts w:eastAsia="Times New Roman"/>
+          <w:color w:val="000000" w:themeColor="text1"/>
+          <w:szCs w:val="24"/>
         </w:rPr>
         <w:t>). (Accessed April 2025).</w:t>
       </w:r>
     </w:p>
     <w:p>
       <w:pPr>
-        <w:spacing w:before="240" w:beforeAutospacing="off" w:after="240" w:afterAutospacing="off" w:line="259" w:lineRule="auto"/>
-        <w:rPr>
-          <w:rFonts w:ascii="Times New Roman" w:hAnsi="Times New Roman" w:eastAsia="Times New Roman" w:cs="Times New Roman"/>
-          <w:b w:val="0"/>
-          <w:bCs w:val="0"/>
-          <w:i w:val="0"/>
-          <w:iCs w:val="0"/>
-          <w:caps w:val="0"/>
-          <w:smallCaps w:val="0"/>
-          <w:noProof w:val="0"/>
-          <w:color w:val="000000" w:themeColor="text1" w:themeTint="FF" w:themeShade="FF"/>
-          <w:sz w:val="24"/>
-          <w:szCs w:val="24"/>
-          <w:lang w:val="en-IE"/>
-        </w:rPr>
-      </w:pPr>
-      <w:r>
-        <w:rPr>
-          <w:rFonts w:ascii="Times New Roman" w:hAnsi="Times New Roman" w:eastAsia="Times New Roman" w:cs="Times New Roman"/>
-          <w:b w:val="0"/>
-          <w:bCs w:val="0"/>
-          <w:i w:val="0"/>
-          <w:iCs w:val="0"/>
-          <w:caps w:val="0"/>
-          <w:smallCaps w:val="0"/>
-          <w:noProof w:val="0"/>
-          <w:color w:val="000000" w:themeColor="text1" w:themeTint="FF" w:themeShade="FF"/>
-          <w:sz w:val="24"/>
-          <w:szCs w:val="24"/>
-          <w:lang w:val="en-IE"/>
+        <w:spacing w:before="240" w:after="240"/>
+        <w:rPr>
+          <w:rFonts w:eastAsia="Times New Roman"/>
+          <w:color w:val="000000" w:themeColor="text1"/>
+          <w:szCs w:val="24"/>
+        </w:rPr>
+      </w:pPr>
+      <w:r>
+        <w:rPr>
+          <w:rFonts w:eastAsia="Times New Roman"/>
+          <w:color w:val="000000" w:themeColor="text1"/>
+          <w:szCs w:val="24"/>
         </w:rPr>
         <w:t>[3] Spotify for Developers. (2024). Web API Reference. [Online]. (</w:t>
       </w:r>
-      <w:hyperlink r:id="R67660f127ba14d0e">
+      <w:hyperlink r:id="rId21">
         <w:r>
           <w:rPr>
             <w:rStyle w:val="Hyperlink"/>
-            <w:rFonts w:ascii="Times New Roman" w:hAnsi="Times New Roman" w:eastAsia="Times New Roman" w:cs="Times New Roman"/>
-            <w:b w:val="0"/>
-            <w:bCs w:val="0"/>
-            <w:i w:val="0"/>
-            <w:iCs w:val="0"/>
-            <w:caps w:val="0"/>
-            <w:smallCaps w:val="0"/>
-            <w:strike w:val="0"/>
-            <w:dstrike w:val="0"/>
-            <w:noProof w:val="0"/>
-            <w:sz w:val="24"/>
+            <w:rFonts w:eastAsia="Times New Roman"/>
             <w:szCs w:val="24"/>
-            <w:lang w:val="en-IE"/>
           </w:rPr>
           <w:t>https://developer.spotify.com/documentation/web-api/</w:t>
         </w:r>
       </w:hyperlink>
       <w:r>
         <w:rPr>
-          <w:rFonts w:ascii="Times New Roman" w:hAnsi="Times New Roman" w:eastAsia="Times New Roman" w:cs="Times New Roman"/>
-          <w:b w:val="0"/>
-          <w:bCs w:val="0"/>
-          <w:i w:val="0"/>
-          <w:iCs w:val="0"/>
-          <w:caps w:val="0"/>
-          <w:smallCaps w:val="0"/>
-          <w:noProof w:val="0"/>
-          <w:color w:val="000000" w:themeColor="text1" w:themeTint="FF" w:themeShade="FF"/>
-          <w:sz w:val="24"/>
-          <w:szCs w:val="24"/>
-          <w:lang w:val="en-IE"/>
+          <w:rFonts w:eastAsia="Times New Roman"/>
+          <w:color w:val="000000" w:themeColor="text1"/>
+          <w:szCs w:val="24"/>
         </w:rPr>
         <w:t>). (Accessed April 2025).</w:t>
       </w:r>
     </w:p>
     <w:p>
       <w:pPr>
-        <w:spacing w:before="240" w:beforeAutospacing="off" w:after="240" w:afterAutospacing="off" w:line="259" w:lineRule="auto"/>
-        <w:rPr>
-          <w:rFonts w:ascii="Times New Roman" w:hAnsi="Times New Roman" w:eastAsia="Times New Roman" w:cs="Times New Roman"/>
-          <w:b w:val="0"/>
-          <w:bCs w:val="0"/>
-          <w:i w:val="0"/>
-          <w:iCs w:val="0"/>
-          <w:caps w:val="0"/>
-          <w:smallCaps w:val="0"/>
-          <w:noProof w:val="0"/>
-          <w:color w:val="000000" w:themeColor="text1" w:themeTint="FF" w:themeShade="FF"/>
-          <w:sz w:val="24"/>
-          <w:szCs w:val="24"/>
-          <w:lang w:val="en-IE"/>
-        </w:rPr>
-      </w:pPr>
-      <w:r>
-        <w:rPr>
-          <w:rFonts w:ascii="Times New Roman" w:hAnsi="Times New Roman" w:eastAsia="Times New Roman" w:cs="Times New Roman"/>
-          <w:b w:val="0"/>
-          <w:bCs w:val="0"/>
-          <w:i w:val="0"/>
-          <w:iCs w:val="0"/>
-          <w:caps w:val="0"/>
-          <w:smallCaps w:val="0"/>
-          <w:noProof w:val="0"/>
-          <w:color w:val="000000" w:themeColor="text1" w:themeTint="FF" w:themeShade="FF"/>
-          <w:sz w:val="24"/>
-          <w:szCs w:val="24"/>
-          <w:lang w:val="en-IE"/>
+        <w:spacing w:before="240" w:after="240"/>
+        <w:rPr>
+          <w:rFonts w:eastAsia="Times New Roman"/>
+          <w:color w:val="000000" w:themeColor="text1"/>
+          <w:szCs w:val="24"/>
+        </w:rPr>
+      </w:pPr>
+      <w:r>
+        <w:rPr>
+          <w:rFonts w:eastAsia="Times New Roman"/>
+          <w:color w:val="000000" w:themeColor="text1"/>
+          <w:szCs w:val="24"/>
         </w:rPr>
         <w:t>[4] RapidAPI. (2024). Spotify API via RapidAPI. [Online]. (</w:t>
       </w:r>
-      <w:hyperlink r:id="R61f60d2a1d2145e1">
+      <w:hyperlink r:id="rId22">
         <w:r>
           <w:rPr>
             <w:rStyle w:val="Hyperlink"/>
-            <w:rFonts w:ascii="Times New Roman" w:hAnsi="Times New Roman" w:eastAsia="Times New Roman" w:cs="Times New Roman"/>
-            <w:b w:val="0"/>
-            <w:bCs w:val="0"/>
-            <w:i w:val="0"/>
-            <w:iCs w:val="0"/>
-            <w:caps w:val="0"/>
-            <w:smallCaps w:val="0"/>
-            <w:strike w:val="0"/>
-            <w:dstrike w:val="0"/>
-            <w:noProof w:val="0"/>
-            <w:sz w:val="24"/>
+            <w:rFonts w:eastAsia="Times New Roman"/>
             <w:szCs w:val="24"/>
-            <w:lang w:val="en-IE"/>
           </w:rPr>
           <w:t>https://rapidapi.com/</w:t>
         </w:r>
       </w:hyperlink>
       <w:r>
         <w:rPr>
-          <w:rFonts w:ascii="Times New Roman" w:hAnsi="Times New Roman" w:eastAsia="Times New Roman" w:cs="Times New Roman"/>
-          <w:b w:val="0"/>
-          <w:bCs w:val="0"/>
-          <w:i w:val="0"/>
-          <w:iCs w:val="0"/>
-          <w:caps w:val="0"/>
-          <w:smallCaps w:val="0"/>
-          <w:noProof w:val="0"/>
-          <w:color w:val="000000" w:themeColor="text1" w:themeTint="FF" w:themeShade="FF"/>
-          <w:sz w:val="24"/>
-          <w:szCs w:val="24"/>
-          <w:lang w:val="en-IE"/>
+          <w:rFonts w:eastAsia="Times New Roman"/>
+          <w:color w:val="000000" w:themeColor="text1"/>
+          <w:szCs w:val="24"/>
         </w:rPr>
         <w:t>). (Accessed April 2025).</w:t>
       </w:r>
     </w:p>
     <w:p>
       <w:pPr>
-        <w:spacing w:before="240" w:beforeAutospacing="off" w:after="240" w:afterAutospacing="off" w:line="259" w:lineRule="auto"/>
-        <w:rPr>
-          <w:rFonts w:ascii="Times New Roman" w:hAnsi="Times New Roman" w:eastAsia="Times New Roman" w:cs="Times New Roman"/>
-          <w:b w:val="0"/>
-          <w:bCs w:val="0"/>
-          <w:i w:val="0"/>
-          <w:iCs w:val="0"/>
-          <w:caps w:val="0"/>
-          <w:smallCaps w:val="0"/>
-          <w:noProof w:val="0"/>
-          <w:color w:val="000000" w:themeColor="text1" w:themeTint="FF" w:themeShade="FF"/>
-          <w:sz w:val="24"/>
-          <w:szCs w:val="24"/>
-          <w:lang w:val="en-IE"/>
-        </w:rPr>
-      </w:pPr>
-      <w:r>
-        <w:rPr>
-          <w:rFonts w:ascii="Times New Roman" w:hAnsi="Times New Roman" w:eastAsia="Times New Roman" w:cs="Times New Roman"/>
-          <w:b w:val="0"/>
-          <w:bCs w:val="0"/>
-          <w:i w:val="0"/>
-          <w:iCs w:val="0"/>
-          <w:caps w:val="0"/>
-          <w:smallCaps w:val="0"/>
-          <w:noProof w:val="0"/>
-          <w:color w:val="000000" w:themeColor="text1" w:themeTint="FF" w:themeShade="FF"/>
-          <w:sz w:val="24"/>
-          <w:szCs w:val="24"/>
-          <w:lang w:val="en-IE"/>
+        <w:spacing w:before="240" w:after="240"/>
+        <w:rPr>
+          <w:rFonts w:eastAsia="Times New Roman"/>
+          <w:color w:val="000000" w:themeColor="text1"/>
+          <w:szCs w:val="24"/>
+        </w:rPr>
+      </w:pPr>
+      <w:r>
+        <w:rPr>
+          <w:rFonts w:eastAsia="Times New Roman"/>
+          <w:color w:val="000000" w:themeColor="text1"/>
+          <w:szCs w:val="24"/>
         </w:rPr>
         <w:t>[5] Lohmann, N. (2024). JSON for Modern C++. [Online]. (</w:t>
       </w:r>
-      <w:hyperlink r:id="R7bf21716d8b849a9">
+      <w:hyperlink r:id="rId23">
         <w:r>
           <w:rPr>
             <w:rStyle w:val="Hyperlink"/>
-            <w:rFonts w:ascii="Times New Roman" w:hAnsi="Times New Roman" w:eastAsia="Times New Roman" w:cs="Times New Roman"/>
-            <w:b w:val="0"/>
-            <w:bCs w:val="0"/>
-            <w:i w:val="0"/>
-            <w:iCs w:val="0"/>
-            <w:caps w:val="0"/>
-            <w:smallCaps w:val="0"/>
-            <w:strike w:val="0"/>
-            <w:dstrike w:val="0"/>
-            <w:noProof w:val="0"/>
-            <w:sz w:val="24"/>
+            <w:rFonts w:eastAsia="Times New Roman"/>
             <w:szCs w:val="24"/>
-            <w:lang w:val="en-IE"/>
           </w:rPr>
           <w:t>https://github.com/nlohmann/json</w:t>
         </w:r>
       </w:hyperlink>
       <w:r>
         <w:rPr>
-          <w:rFonts w:ascii="Times New Roman" w:hAnsi="Times New Roman" w:eastAsia="Times New Roman" w:cs="Times New Roman"/>
-          <w:b w:val="0"/>
-          <w:bCs w:val="0"/>
-          <w:i w:val="0"/>
-          <w:iCs w:val="0"/>
-          <w:caps w:val="0"/>
-          <w:smallCaps w:val="0"/>
-          <w:noProof w:val="0"/>
-          <w:color w:val="000000" w:themeColor="text1" w:themeTint="FF" w:themeShade="FF"/>
-          <w:sz w:val="24"/>
-          <w:szCs w:val="24"/>
-          <w:lang w:val="en-IE"/>
+          <w:rFonts w:eastAsia="Times New Roman"/>
+          <w:color w:val="000000" w:themeColor="text1"/>
+          <w:szCs w:val="24"/>
         </w:rPr>
         <w:t>). (Accessed April 2025).</w:t>
       </w:r>
     </w:p>
     <w:p>
       <w:pPr>
-        <w:spacing w:before="240" w:beforeAutospacing="off" w:after="240" w:afterAutospacing="off" w:line="259" w:lineRule="auto"/>
-        <w:rPr>
-          <w:rFonts w:ascii="Times New Roman" w:hAnsi="Times New Roman" w:eastAsia="Times New Roman" w:cs="Times New Roman"/>
-          <w:b w:val="0"/>
-          <w:bCs w:val="0"/>
-          <w:i w:val="0"/>
-          <w:iCs w:val="0"/>
-          <w:caps w:val="0"/>
-          <w:smallCaps w:val="0"/>
-          <w:noProof w:val="0"/>
-          <w:color w:val="000000" w:themeColor="text1" w:themeTint="FF" w:themeShade="FF"/>
-          <w:sz w:val="24"/>
-          <w:szCs w:val="24"/>
-          <w:lang w:val="en-IE"/>
-        </w:rPr>
-      </w:pPr>
-      <w:r>
-        <w:rPr>
-          <w:rFonts w:ascii="Times New Roman" w:hAnsi="Times New Roman" w:eastAsia="Times New Roman" w:cs="Times New Roman"/>
-          <w:b w:val="0"/>
-          <w:bCs w:val="0"/>
-          <w:i w:val="0"/>
-          <w:iCs w:val="0"/>
-          <w:caps w:val="0"/>
-          <w:smallCaps w:val="0"/>
-          <w:noProof w:val="0"/>
-          <w:color w:val="000000" w:themeColor="text1" w:themeTint="FF" w:themeShade="FF"/>
-          <w:sz w:val="24"/>
-          <w:szCs w:val="24"/>
-          <w:lang w:val="en-IE"/>
+        <w:spacing w:before="240" w:after="240"/>
+        <w:rPr>
+          <w:rFonts w:eastAsia="Times New Roman"/>
+          <w:color w:val="000000" w:themeColor="text1"/>
+          <w:szCs w:val="24"/>
+        </w:rPr>
+      </w:pPr>
+      <w:r>
+        <w:rPr>
+          <w:rFonts w:eastAsia="Times New Roman"/>
+          <w:color w:val="000000" w:themeColor="text1"/>
+          <w:szCs w:val="24"/>
         </w:rPr>
         <w:t>[6] Ross, T.J. (2010). Fuzzy Logic with Engineering Applications. 3rd ed. Chichester: Wiley-Blackwell.</w:t>
       </w:r>
     </w:p>
     <w:p>
       <w:pPr>
-        <w:pStyle w:val="Normal"/>
-        <w:spacing w:before="240" w:beforeAutospacing="off" w:after="240" w:afterAutospacing="off"/>
-        <w:rPr>
-          <w:rFonts w:ascii="Times New Roman" w:hAnsi="Times New Roman" w:eastAsia="Times New Roman" w:cs="Times New Roman"/>
-          <w:noProof w:val="0"/>
-          <w:sz w:val="24"/>
-          <w:szCs w:val="24"/>
-          <w:lang w:val="en-IE"/>
-        </w:rPr>
-      </w:pPr>
-    </w:p>
-    <w:p xmlns:wp14="http://schemas.microsoft.com/office/word/2010/wordml" wp14:textId="26947FFF">
-      <w:pPr>
-        <w:pStyle w:val="Normal"/>
-      </w:pPr>
-    </w:p>
-    <w:p xmlns:wp14="http://schemas.microsoft.com/office/word/2010/wordml" wp14:textId="1E9F93FC">
-      <w:pPr>
-        <w:spacing w:before="100" w:beforeAutospacing="on" w:after="100" w:afterAutospacing="on" w:line="240" w:lineRule="auto"/>
+        <w:spacing w:before="240" w:after="240"/>
+        <w:rPr>
+          <w:rFonts w:eastAsia="Times New Roman"/>
+          <w:szCs w:val="24"/>
+        </w:rPr>
+      </w:pPr>
+    </w:p>
+    <w:p/>
+    <w:p>
+      <w:pPr>
+        <w:spacing w:before="100" w:beforeAutospacing="1" w:after="100" w:afterAutospacing="1" w:line="240" w:lineRule="auto"/>
         <w:rPr>
           <w:rFonts w:eastAsia="Times New Roman"/>
         </w:rPr>
       </w:pPr>
     </w:p>
     <w:sectPr>
-      <w:footerReference w:type="default" r:id="rId11"/>
-      <w:pgSz w:w="11906" w:h="16838" w:orient="portrait"/>
+      <w:footerReference w:type="default" r:id="rId24"/>
+      <w:pgSz w:w="11906" w:h="16838"/>
       <w:pgMar w:top="1440" w:right="1440" w:bottom="1440" w:left="1440" w:header="708" w:footer="708" w:gutter="0"/>
       <w:pgNumType w:start="0"/>
       <w:cols w:space="708"/>
@@ -4124,9 +3178,9 @@
 </file>
 
 <file path=word/endnotes.xml><?xml version="1.0" encoding="utf-8"?>
-<w:endnotes xmlns:wpc="http://schemas.microsoft.com/office/word/2010/wordprocessingCanvas" xmlns:cx="http://schemas.microsoft.com/office/drawing/2014/chartex" xmlns:cx1="http://schemas.microsoft.com/office/drawing/2015/9/8/chartex" xmlns:cx2="http://schemas.microsoft.com/office/drawing/2015/10/21/chartex" xmlns:cx3="http://schemas.microsoft.com/office/drawing/2016/5/9/chartex" xmlns:cx4="http://schemas.microsoft.com/office/drawing/2016/5/10/chartex" xmlns:cx5="http://schemas.microsoft.com/office/drawing/2016/5/11/chartex" xmlns:cx6="http://schemas.microsoft.com/office/drawing/2016/5/12/chartex" xmlns:cx7="http://schemas.microsoft.com/office/drawing/2016/5/13/chartex" xmlns:cx8="http://schemas.microsoft.com/office/drawing/2016/5/14/chartex" xmlns:mc="http://schemas.openxmlformats.org/markup-compatibility/2006" xmlns:aink="http://schemas.microsoft.com/office/drawing/2016/ink" xmlns:am3d="http://schemas.microsoft.com/office/drawing/2017/model3d" xmlns:o="urn:schemas-microsoft-com:office:office" xmlns:oel="http://schemas.microsoft.com/office/2019/extlst" xmlns:r="http://schemas.openxmlformats.org/officeDocument/2006/relationships" xmlns:m="http://schemas.openxmlformats.org/officeDocument/2006/math" xmlns:v="urn:schemas-microsoft-com:vml" xmlns:wp14="http://schemas.microsoft.com/office/word/2010/wordprocessingDrawing" xmlns:wp="http://schemas.openxmlformats.org/drawingml/2006/wordprocessingDrawing" xmlns:w10="urn:schemas-microsoft-com:office:word" xmlns:w="http://schemas.openxmlformats.org/wordprocessingml/2006/main" xmlns:w14="http://schemas.microsoft.com/office/word/2010/wordml" xmlns:w15="http://schemas.microsoft.com/office/word/2012/wordml" xmlns:w16cex="http://schemas.microsoft.com/office/word/2018/wordml/cex" xmlns:w16cid="http://schemas.microsoft.com/office/word/2016/wordml/cid" xmlns:w16="http://schemas.microsoft.com/office/word/2018/wordml" xmlns:w16du="http://schemas.microsoft.com/office/word/2023/wordml/word16du" xmlns:w16sdtdh="http://schemas.microsoft.com/office/word/2020/wordml/sdtdatahash" xmlns:w16sdtfl="http://schemas.microsoft.com/office/word/2024/wordml/sdtformatlock" xmlns:w16se="http://schemas.microsoft.com/office/word/2015/wordml/symex" xmlns:wpg="http://schemas.microsoft.com/office/word/2010/wordprocessingGroup" xmlns:wpi="http://schemas.microsoft.com/office/word/2010/wordprocessingInk" xmlns:wne="http://schemas.microsoft.com/office/word/2006/wordml" xmlns:wps="http://schemas.microsoft.com/office/word/2010/wordprocessingShape" mc:Ignorable="w14 w15 w16se w16cid w16 w16cex w16sdtdh w16sdtfl w16du wp14">
+<w:endnotes xmlns:wpc="http://schemas.microsoft.com/office/word/2010/wordprocessingCanvas" xmlns:cx="http://schemas.microsoft.com/office/drawing/2014/chartex" xmlns:cx1="http://schemas.microsoft.com/office/drawing/2015/9/8/chartex" xmlns:cx2="http://schemas.microsoft.com/office/drawing/2015/10/21/chartex" xmlns:cx3="http://schemas.microsoft.com/office/drawing/2016/5/9/chartex" xmlns:cx4="http://schemas.microsoft.com/office/drawing/2016/5/10/chartex" xmlns:cx5="http://schemas.microsoft.com/office/drawing/2016/5/11/chartex" xmlns:cx6="http://schemas.microsoft.com/office/drawing/2016/5/12/chartex" xmlns:cx7="http://schemas.microsoft.com/office/drawing/2016/5/13/chartex" xmlns:cx8="http://schemas.microsoft.com/office/drawing/2016/5/14/chartex" xmlns:mc="http://schemas.openxmlformats.org/markup-compatibility/2006" xmlns:aink="http://schemas.microsoft.com/office/drawing/2016/ink" xmlns:am3d="http://schemas.microsoft.com/office/drawing/2017/model3d" xmlns:o="urn:schemas-microsoft-com:office:office" xmlns:r="http://schemas.openxmlformats.org/officeDocument/2006/relationships" xmlns:m="http://schemas.openxmlformats.org/officeDocument/2006/math" xmlns:v="urn:schemas-microsoft-com:vml" xmlns:wp14="http://schemas.microsoft.com/office/word/2010/wordprocessingDrawing" xmlns:wp="http://schemas.openxmlformats.org/drawingml/2006/wordprocessingDrawing" xmlns:w10="urn:schemas-microsoft-com:office:word" xmlns:w="http://schemas.openxmlformats.org/wordprocessingml/2006/main" xmlns:w14="http://schemas.microsoft.com/office/word/2010/wordml" xmlns:w15="http://schemas.microsoft.com/office/word/2012/wordml" xmlns:w16cex="http://schemas.microsoft.com/office/word/2018/wordml/cex" xmlns:w16cid="http://schemas.microsoft.com/office/word/2016/wordml/cid" xmlns:w16="http://schemas.microsoft.com/office/word/2018/wordml" xmlns:w16sdtdh="http://schemas.microsoft.com/office/word/2020/wordml/sdtdatahash" xmlns:w16se="http://schemas.microsoft.com/office/word/2015/wordml/symex" xmlns:wpg="http://schemas.microsoft.com/office/word/2010/wordprocessingGroup" xmlns:wpi="http://schemas.microsoft.com/office/word/2010/wordprocessingInk" xmlns:wne="http://schemas.microsoft.com/office/word/2006/wordml" xmlns:wps="http://schemas.microsoft.com/office/word/2010/wordprocessingShape" mc:Ignorable="w14 w15 w16se w16cid w16 w16cex w16sdtdh wp14">
   <w:endnote w:type="separator" w:id="-1">
-    <w:p xmlns:wp14="http://schemas.microsoft.com/office/word/2010/wordml" wp14:textId="77777777">
+    <w:p>
       <w:pPr>
         <w:spacing w:after="0" w:line="240" w:lineRule="auto"/>
       </w:pPr>
@@ -4136,7 +3190,7 @@
     </w:p>
   </w:endnote>
   <w:endnote w:type="continuationSeparator" w:id="0">
-    <w:p xmlns:wp14="http://schemas.microsoft.com/office/word/2010/wordml" wp14:textId="77777777">
+    <w:p>
       <w:pPr>
         <w:spacing w:after="0" w:line="240" w:lineRule="auto"/>
       </w:pPr>
@@ -4149,8 +3203,8 @@
 </file>
 
 <file path=word/footer1.xml><?xml version="1.0" encoding="utf-8"?>
-<w:ftr xmlns:wpc="http://schemas.microsoft.com/office/word/2010/wordprocessingCanvas" xmlns:cx="http://schemas.microsoft.com/office/drawing/2014/chartex" xmlns:cx1="http://schemas.microsoft.com/office/drawing/2015/9/8/chartex" xmlns:cx2="http://schemas.microsoft.com/office/drawing/2015/10/21/chartex" xmlns:cx3="http://schemas.microsoft.com/office/drawing/2016/5/9/chartex" xmlns:cx4="http://schemas.microsoft.com/office/drawing/2016/5/10/chartex" xmlns:cx5="http://schemas.microsoft.com/office/drawing/2016/5/11/chartex" xmlns:cx6="http://schemas.microsoft.com/office/drawing/2016/5/12/chartex" xmlns:cx7="http://schemas.microsoft.com/office/drawing/2016/5/13/chartex" xmlns:cx8="http://schemas.microsoft.com/office/drawing/2016/5/14/chartex" xmlns:mc="http://schemas.openxmlformats.org/markup-compatibility/2006" xmlns:aink="http://schemas.microsoft.com/office/drawing/2016/ink" xmlns:am3d="http://schemas.microsoft.com/office/drawing/2017/model3d" xmlns:o="urn:schemas-microsoft-com:office:office" xmlns:oel="http://schemas.microsoft.com/office/2019/extlst" xmlns:r="http://schemas.openxmlformats.org/officeDocument/2006/relationships" xmlns:m="http://schemas.openxmlformats.org/officeDocument/2006/math" xmlns:v="urn:schemas-microsoft-com:vml" xmlns:wp14="http://schemas.microsoft.com/office/word/2010/wordprocessingDrawing" xmlns:wp="http://schemas.openxmlformats.org/drawingml/2006/wordprocessingDrawing" xmlns:w10="urn:schemas-microsoft-com:office:word" xmlns:w="http://schemas.openxmlformats.org/wordprocessingml/2006/main" xmlns:w14="http://schemas.microsoft.com/office/word/2010/wordml" xmlns:w15="http://schemas.microsoft.com/office/word/2012/wordml" xmlns:w16cex="http://schemas.microsoft.com/office/word/2018/wordml/cex" xmlns:w16cid="http://schemas.microsoft.com/office/word/2016/wordml/cid" xmlns:w16="http://schemas.microsoft.com/office/word/2018/wordml" xmlns:w16du="http://schemas.microsoft.com/office/word/2023/wordml/word16du" xmlns:w16sdtdh="http://schemas.microsoft.com/office/word/2020/wordml/sdtdatahash" xmlns:w16sdtfl="http://schemas.microsoft.com/office/word/2024/wordml/sdtformatlock" xmlns:w16se="http://schemas.microsoft.com/office/word/2015/wordml/symex" xmlns:wpg="http://schemas.microsoft.com/office/word/2010/wordprocessingGroup" xmlns:wpi="http://schemas.microsoft.com/office/word/2010/wordprocessingInk" xmlns:wne="http://schemas.microsoft.com/office/word/2006/wordml" xmlns:wps="http://schemas.microsoft.com/office/word/2010/wordprocessingShape" mc:Ignorable="w14 w15 w16se w16cid w16 w16cex w16sdtdh w16sdtfl w16du wp14">
-  <w:p xmlns:wp14="http://schemas.microsoft.com/office/word/2010/wordml" wp14:textId="77777777">
+<w:ftr xmlns:wpc="http://schemas.microsoft.com/office/word/2010/wordprocessingCanvas" xmlns:cx="http://schemas.microsoft.com/office/drawing/2014/chartex" xmlns:cx1="http://schemas.microsoft.com/office/drawing/2015/9/8/chartex" xmlns:cx2="http://schemas.microsoft.com/office/drawing/2015/10/21/chartex" xmlns:cx3="http://schemas.microsoft.com/office/drawing/2016/5/9/chartex" xmlns:cx4="http://schemas.microsoft.com/office/drawing/2016/5/10/chartex" xmlns:cx5="http://schemas.microsoft.com/office/drawing/2016/5/11/chartex" xmlns:cx6="http://schemas.microsoft.com/office/drawing/2016/5/12/chartex" xmlns:cx7="http://schemas.microsoft.com/office/drawing/2016/5/13/chartex" xmlns:cx8="http://schemas.microsoft.com/office/drawing/2016/5/14/chartex" xmlns:mc="http://schemas.openxmlformats.org/markup-compatibility/2006" xmlns:aink="http://schemas.microsoft.com/office/drawing/2016/ink" xmlns:am3d="http://schemas.microsoft.com/office/drawing/2017/model3d" xmlns:o="urn:schemas-microsoft-com:office:office" xmlns:r="http://schemas.openxmlformats.org/officeDocument/2006/relationships" xmlns:m="http://schemas.openxmlformats.org/officeDocument/2006/math" xmlns:v="urn:schemas-microsoft-com:vml" xmlns:wp14="http://schemas.microsoft.com/office/word/2010/wordprocessingDrawing" xmlns:wp="http://schemas.openxmlformats.org/drawingml/2006/wordprocessingDrawing" xmlns:w10="urn:schemas-microsoft-com:office:word" xmlns:w="http://schemas.openxmlformats.org/wordprocessingml/2006/main" xmlns:w14="http://schemas.microsoft.com/office/word/2010/wordml" xmlns:w15="http://schemas.microsoft.com/office/word/2012/wordml" xmlns:w16cex="http://schemas.microsoft.com/office/word/2018/wordml/cex" xmlns:w16cid="http://schemas.microsoft.com/office/word/2016/wordml/cid" xmlns:w16="http://schemas.microsoft.com/office/word/2018/wordml" xmlns:w16sdtdh="http://schemas.microsoft.com/office/word/2020/wordml/sdtdatahash" xmlns:w16se="http://schemas.microsoft.com/office/word/2015/wordml/symex" xmlns:wpg="http://schemas.microsoft.com/office/word/2010/wordprocessingGroup" xmlns:wpi="http://schemas.microsoft.com/office/word/2010/wordprocessingInk" xmlns:wne="http://schemas.microsoft.com/office/word/2006/wordml" xmlns:wps="http://schemas.microsoft.com/office/word/2010/wordprocessingShape" mc:Ignorable="w14 w15 w16se w16cid w16 w16cex w16sdtdh wp14">
+  <w:p>
     <w:pPr>
       <w:pStyle w:val="Footer"/>
       <w:jc w:val="right"/>
@@ -4253,7 +3307,7 @@
       <w:fldChar w:fldCharType="end"/>
     </w:r>
   </w:p>
-  <w:p xmlns:wp14="http://schemas.microsoft.com/office/word/2010/wordml" wp14:textId="77777777">
+  <w:p>
     <w:pPr>
       <w:pStyle w:val="Footer"/>
     </w:pPr>
@@ -4262,9 +3316,9 @@
 </file>
 
 <file path=word/footnotes.xml><?xml version="1.0" encoding="utf-8"?>
-<w:footnotes xmlns:wpc="http://schemas.microsoft.com/office/word/2010/wordprocessingCanvas" xmlns:cx="http://schemas.microsoft.com/office/drawing/2014/chartex" xmlns:cx1="http://schemas.microsoft.com/office/drawing/2015/9/8/chartex" xmlns:cx2="http://schemas.microsoft.com/office/drawing/2015/10/21/chartex" xmlns:cx3="http://schemas.microsoft.com/office/drawing/2016/5/9/chartex" xmlns:cx4="http://schemas.microsoft.com/office/drawing/2016/5/10/chartex" xmlns:cx5="http://schemas.microsoft.com/office/drawing/2016/5/11/chartex" xmlns:cx6="http://schemas.microsoft.com/office/drawing/2016/5/12/chartex" xmlns:cx7="http://schemas.microsoft.com/office/drawing/2016/5/13/chartex" xmlns:cx8="http://schemas.microsoft.com/office/drawing/2016/5/14/chartex" xmlns:mc="http://schemas.openxmlformats.org/markup-compatibility/2006" xmlns:aink="http://schemas.microsoft.com/office/drawing/2016/ink" xmlns:am3d="http://schemas.microsoft.com/office/drawing/2017/model3d" xmlns:o="urn:schemas-microsoft-com:office:office" xmlns:oel="http://schemas.microsoft.com/office/2019/extlst" xmlns:r="http://schemas.openxmlformats.org/officeDocument/2006/relationships" xmlns:m="http://schemas.openxmlformats.org/officeDocument/2006/math" xmlns:v="urn:schemas-microsoft-com:vml" xmlns:wp14="http://schemas.microsoft.com/office/word/2010/wordprocessingDrawing" xmlns:wp="http://schemas.openxmlformats.org/drawingml/2006/wordprocessingDrawing" xmlns:w10="urn:schemas-microsoft-com:office:word" xmlns:w="http://schemas.openxmlformats.org/wordprocessingml/2006/main" xmlns:w14="http://schemas.microsoft.com/office/word/2010/wordml" xmlns:w15="http://schemas.microsoft.com/office/word/2012/wordml" xmlns:w16cex="http://schemas.microsoft.com/office/word/2018/wordml/cex" xmlns:w16cid="http://schemas.microsoft.com/office/word/2016/wordml/cid" xmlns:w16="http://schemas.microsoft.com/office/word/2018/wordml" xmlns:w16du="http://schemas.microsoft.com/office/word/2023/wordml/word16du" xmlns:w16sdtdh="http://schemas.microsoft.com/office/word/2020/wordml/sdtdatahash" xmlns:w16sdtfl="http://schemas.microsoft.com/office/word/2024/wordml/sdtformatlock" xmlns:w16se="http://schemas.microsoft.com/office/word/2015/wordml/symex" xmlns:wpg="http://schemas.microsoft.com/office/word/2010/wordprocessingGroup" xmlns:wpi="http://schemas.microsoft.com/office/word/2010/wordprocessingInk" xmlns:wne="http://schemas.microsoft.com/office/word/2006/wordml" xmlns:wps="http://schemas.microsoft.com/office/word/2010/wordprocessingShape" mc:Ignorable="w14 w15 w16se w16cid w16 w16cex w16sdtdh w16sdtfl w16du wp14">
+<w:footnotes xmlns:wpc="http://schemas.microsoft.com/office/word/2010/wordprocessingCanvas" xmlns:cx="http://schemas.microsoft.com/office/drawing/2014/chartex" xmlns:cx1="http://schemas.microsoft.com/office/drawing/2015/9/8/chartex" xmlns:cx2="http://schemas.microsoft.com/office/drawing/2015/10/21/chartex" xmlns:cx3="http://schemas.microsoft.com/office/drawing/2016/5/9/chartex" xmlns:cx4="http://schemas.microsoft.com/office/drawing/2016/5/10/chartex" xmlns:cx5="http://schemas.microsoft.com/office/drawing/2016/5/11/chartex" xmlns:cx6="http://schemas.microsoft.com/office/drawing/2016/5/12/chartex" xmlns:cx7="http://schemas.microsoft.com/office/drawing/2016/5/13/chartex" xmlns:cx8="http://schemas.microsoft.com/office/drawing/2016/5/14/chartex" xmlns:mc="http://schemas.openxmlformats.org/markup-compatibility/2006" xmlns:aink="http://schemas.microsoft.com/office/drawing/2016/ink" xmlns:am3d="http://schemas.microsoft.com/office/drawing/2017/model3d" xmlns:o="urn:schemas-microsoft-com:office:office" xmlns:r="http://schemas.openxmlformats.org/officeDocument/2006/relationships" xmlns:m="http://schemas.openxmlformats.org/officeDocument/2006/math" xmlns:v="urn:schemas-microsoft-com:vml" xmlns:wp14="http://schemas.microsoft.com/office/word/2010/wordprocessingDrawing" xmlns:wp="http://schemas.openxmlformats.org/drawingml/2006/wordprocessingDrawing" xmlns:w10="urn:schemas-microsoft-com:office:word" xmlns:w="http://schemas.openxmlformats.org/wordprocessingml/2006/main" xmlns:w14="http://schemas.microsoft.com/office/word/2010/wordml" xmlns:w15="http://schemas.microsoft.com/office/word/2012/wordml" xmlns:w16cex="http://schemas.microsoft.com/office/word/2018/wordml/cex" xmlns:w16cid="http://schemas.microsoft.com/office/word/2016/wordml/cid" xmlns:w16="http://schemas.microsoft.com/office/word/2018/wordml" xmlns:w16sdtdh="http://schemas.microsoft.com/office/word/2020/wordml/sdtdatahash" xmlns:w16se="http://schemas.microsoft.com/office/word/2015/wordml/symex" xmlns:wpg="http://schemas.microsoft.com/office/word/2010/wordprocessingGroup" xmlns:wpi="http://schemas.microsoft.com/office/word/2010/wordprocessingInk" xmlns:wne="http://schemas.microsoft.com/office/word/2006/wordml" xmlns:wps="http://schemas.microsoft.com/office/word/2010/wordprocessingShape" mc:Ignorable="w14 w15 w16se w16cid w16 w16cex w16sdtdh wp14">
   <w:footnote w:type="separator" w:id="-1">
-    <w:p xmlns:wp14="http://schemas.microsoft.com/office/word/2010/wordml" wp14:textId="77777777">
+    <w:p>
       <w:pPr>
         <w:spacing w:after="0" w:line="240" w:lineRule="auto"/>
       </w:pPr>
@@ -4274,7 +3328,7 @@
     </w:p>
   </w:footnote>
   <w:footnote w:type="continuationSeparator" w:id="0">
-    <w:p xmlns:wp14="http://schemas.microsoft.com/office/word/2010/wordml" wp14:textId="77777777">
+    <w:p>
       <w:pPr>
         <w:spacing w:after="0" w:line="240" w:lineRule="auto"/>
       </w:pPr>
@@ -4287,231 +3341,7 @@
 </file>
 
 <file path=word/numbering.xml><?xml version="1.0" encoding="utf-8"?>
-<w:numbering xmlns:wpc="http://schemas.microsoft.com/office/word/2010/wordprocessingCanvas" xmlns:cx="http://schemas.microsoft.com/office/drawing/2014/chartex" xmlns:cx1="http://schemas.microsoft.com/office/drawing/2015/9/8/chartex" xmlns:cx2="http://schemas.microsoft.com/office/drawing/2015/10/21/chartex" xmlns:cx3="http://schemas.microsoft.com/office/drawing/2016/5/9/chartex" xmlns:cx4="http://schemas.microsoft.com/office/drawing/2016/5/10/chartex" xmlns:cx5="http://schemas.microsoft.com/office/drawing/2016/5/11/chartex" xmlns:cx6="http://schemas.microsoft.com/office/drawing/2016/5/12/chartex" xmlns:cx7="http://schemas.microsoft.com/office/drawing/2016/5/13/chartex" xmlns:cx8="http://schemas.microsoft.com/office/drawing/2016/5/14/chartex" xmlns:mc="http://schemas.openxmlformats.org/markup-compatibility/2006" xmlns:aink="http://schemas.microsoft.com/office/drawing/2016/ink" xmlns:am3d="http://schemas.microsoft.com/office/drawing/2017/model3d" xmlns:o="urn:schemas-microsoft-com:office:office" xmlns:oel="http://schemas.microsoft.com/office/2019/extlst" xmlns:r="http://schemas.openxmlformats.org/officeDocument/2006/relationships" xmlns:m="http://schemas.openxmlformats.org/officeDocument/2006/math" xmlns:v="urn:schemas-microsoft-com:vml" xmlns:wp14="http://schemas.microsoft.com/office/word/2010/wordprocessingDrawing" xmlns:wp="http://schemas.openxmlformats.org/drawingml/2006/wordprocessingDrawing" xmlns:w10="urn:schemas-microsoft-com:office:word" xmlns:w="http://schemas.openxmlformats.org/wordprocessingml/2006/main" xmlns:w14="http://schemas.microsoft.com/office/word/2010/wordml" xmlns:w15="http://schemas.microsoft.com/office/word/2012/wordml" xmlns:w16cex="http://schemas.microsoft.com/office/word/2018/wordml/cex" xmlns:w16cid="http://schemas.microsoft.com/office/word/2016/wordml/cid" xmlns:w16="http://schemas.microsoft.com/office/word/2018/wordml" xmlns:w16du="http://schemas.microsoft.com/office/word/2023/wordml/word16du" xmlns:w16sdtdh="http://schemas.microsoft.com/office/word/2020/wordml/sdtdatahash" xmlns:w16sdtfl="http://schemas.microsoft.com/office/word/2024/wordml/sdtformatlock" xmlns:w16se="http://schemas.microsoft.com/office/word/2015/wordml/symex" xmlns:wpg="http://schemas.microsoft.com/office/word/2010/wordprocessingGroup" xmlns:wpi="http://schemas.microsoft.com/office/word/2010/wordprocessingInk" xmlns:wne="http://schemas.microsoft.com/office/word/2006/wordml" xmlns:wps="http://schemas.microsoft.com/office/word/2010/wordprocessingShape" mc:Ignorable="w14 w15 w16se w16cid w16 w16cex w16sdtdh w16sdtfl w16du wp14">
-  <w:abstractNum xmlns:w="http://schemas.openxmlformats.org/wordprocessingml/2006/main" w:abstractNumId="13">
-    <w:nsid w:val="4a7a458d"/>
-    <w:multiLevelType xmlns:w="http://schemas.openxmlformats.org/wordprocessingml/2006/main" w:val="hybridMultilevel"/>
-    <w:lvl xmlns:w="http://schemas.openxmlformats.org/wordprocessingml/2006/main" w:ilvl="0">
-      <w:start w:val="1"/>
-      <w:numFmt w:val="bullet"/>
-      <w:lvlText w:val=""/>
-      <w:lvlJc w:val="left"/>
-      <w:pPr>
-        <w:ind w:left="720" w:hanging="360"/>
-      </w:pPr>
-      <w:rPr>
-        <w:rFonts w:hint="default" w:ascii="Symbol" w:hAnsi="Symbol"/>
-      </w:rPr>
-    </w:lvl>
-    <w:lvl xmlns:w="http://schemas.openxmlformats.org/wordprocessingml/2006/main" w:ilvl="1">
-      <w:start w:val="1"/>
-      <w:numFmt w:val="bullet"/>
-      <w:lvlText w:val="o"/>
-      <w:lvlJc w:val="left"/>
-      <w:pPr>
-        <w:ind w:left="1440" w:hanging="360"/>
-      </w:pPr>
-      <w:rPr>
-        <w:rFonts w:hint="default" w:ascii="Courier New" w:hAnsi="Courier New"/>
-      </w:rPr>
-    </w:lvl>
-    <w:lvl xmlns:w="http://schemas.openxmlformats.org/wordprocessingml/2006/main" w:ilvl="2">
-      <w:start w:val="1"/>
-      <w:numFmt w:val="bullet"/>
-      <w:lvlText w:val=""/>
-      <w:lvlJc w:val="left"/>
-      <w:pPr>
-        <w:ind w:left="2160" w:hanging="360"/>
-      </w:pPr>
-      <w:rPr>
-        <w:rFonts w:hint="default" w:ascii="Wingdings" w:hAnsi="Wingdings"/>
-      </w:rPr>
-    </w:lvl>
-    <w:lvl xmlns:w="http://schemas.openxmlformats.org/wordprocessingml/2006/main" w:ilvl="3">
-      <w:start w:val="1"/>
-      <w:numFmt w:val="bullet"/>
-      <w:lvlText w:val=""/>
-      <w:lvlJc w:val="left"/>
-      <w:pPr>
-        <w:ind w:left="2880" w:hanging="360"/>
-      </w:pPr>
-      <w:rPr>
-        <w:rFonts w:hint="default" w:ascii="Symbol" w:hAnsi="Symbol"/>
-      </w:rPr>
-    </w:lvl>
-    <w:lvl xmlns:w="http://schemas.openxmlformats.org/wordprocessingml/2006/main" w:ilvl="4">
-      <w:start w:val="1"/>
-      <w:numFmt w:val="bullet"/>
-      <w:lvlText w:val="o"/>
-      <w:lvlJc w:val="left"/>
-      <w:pPr>
-        <w:ind w:left="3600" w:hanging="360"/>
-      </w:pPr>
-      <w:rPr>
-        <w:rFonts w:hint="default" w:ascii="Courier New" w:hAnsi="Courier New"/>
-      </w:rPr>
-    </w:lvl>
-    <w:lvl xmlns:w="http://schemas.openxmlformats.org/wordprocessingml/2006/main" w:ilvl="5">
-      <w:start w:val="1"/>
-      <w:numFmt w:val="bullet"/>
-      <w:lvlText w:val=""/>
-      <w:lvlJc w:val="left"/>
-      <w:pPr>
-        <w:ind w:left="4320" w:hanging="360"/>
-      </w:pPr>
-      <w:rPr>
-        <w:rFonts w:hint="default" w:ascii="Wingdings" w:hAnsi="Wingdings"/>
-      </w:rPr>
-    </w:lvl>
-    <w:lvl xmlns:w="http://schemas.openxmlformats.org/wordprocessingml/2006/main" w:ilvl="6">
-      <w:start w:val="1"/>
-      <w:numFmt w:val="bullet"/>
-      <w:lvlText w:val=""/>
-      <w:lvlJc w:val="left"/>
-      <w:pPr>
-        <w:ind w:left="5040" w:hanging="360"/>
-      </w:pPr>
-      <w:rPr>
-        <w:rFonts w:hint="default" w:ascii="Symbol" w:hAnsi="Symbol"/>
-      </w:rPr>
-    </w:lvl>
-    <w:lvl xmlns:w="http://schemas.openxmlformats.org/wordprocessingml/2006/main" w:ilvl="7">
-      <w:start w:val="1"/>
-      <w:numFmt w:val="bullet"/>
-      <w:lvlText w:val="o"/>
-      <w:lvlJc w:val="left"/>
-      <w:pPr>
-        <w:ind w:left="5760" w:hanging="360"/>
-      </w:pPr>
-      <w:rPr>
-        <w:rFonts w:hint="default" w:ascii="Courier New" w:hAnsi="Courier New"/>
-      </w:rPr>
-    </w:lvl>
-    <w:lvl xmlns:w="http://schemas.openxmlformats.org/wordprocessingml/2006/main" w:ilvl="8">
-      <w:start w:val="1"/>
-      <w:numFmt w:val="bullet"/>
-      <w:lvlText w:val=""/>
-      <w:lvlJc w:val="left"/>
-      <w:pPr>
-        <w:ind w:left="6480" w:hanging="360"/>
-      </w:pPr>
-      <w:rPr>
-        <w:rFonts w:hint="default" w:ascii="Wingdings" w:hAnsi="Wingdings"/>
-      </w:rPr>
-    </w:lvl>
-  </w:abstractNum>
-  <w:abstractNum xmlns:w="http://schemas.openxmlformats.org/wordprocessingml/2006/main" w:abstractNumId="12">
-    <w:nsid w:val="1d5af5cb"/>
-    <w:multiLevelType xmlns:w="http://schemas.openxmlformats.org/wordprocessingml/2006/main" w:val="hybridMultilevel"/>
-    <w:lvl xmlns:w="http://schemas.openxmlformats.org/wordprocessingml/2006/main" w:ilvl="0">
-      <w:start w:val="1"/>
-      <w:numFmt w:val="bullet"/>
-      <w:lvlText w:val=""/>
-      <w:lvlJc w:val="left"/>
-      <w:pPr>
-        <w:ind w:left="720" w:hanging="360"/>
-      </w:pPr>
-      <w:rPr>
-        <w:rFonts w:hint="default" w:ascii="Symbol" w:hAnsi="Symbol"/>
-      </w:rPr>
-    </w:lvl>
-    <w:lvl xmlns:w="http://schemas.openxmlformats.org/wordprocessingml/2006/main" w:ilvl="1">
-      <w:start w:val="1"/>
-      <w:numFmt w:val="bullet"/>
-      <w:lvlText w:val="o"/>
-      <w:lvlJc w:val="left"/>
-      <w:pPr>
-        <w:ind w:left="1440" w:hanging="360"/>
-      </w:pPr>
-      <w:rPr>
-        <w:rFonts w:hint="default" w:ascii="Courier New" w:hAnsi="Courier New"/>
-      </w:rPr>
-    </w:lvl>
-    <w:lvl xmlns:w="http://schemas.openxmlformats.org/wordprocessingml/2006/main" w:ilvl="2">
-      <w:start w:val="1"/>
-      <w:numFmt w:val="bullet"/>
-      <w:lvlText w:val=""/>
-      <w:lvlJc w:val="left"/>
-      <w:pPr>
-        <w:ind w:left="2160" w:hanging="360"/>
-      </w:pPr>
-      <w:rPr>
-        <w:rFonts w:hint="default" w:ascii="Wingdings" w:hAnsi="Wingdings"/>
-      </w:rPr>
-    </w:lvl>
-    <w:lvl xmlns:w="http://schemas.openxmlformats.org/wordprocessingml/2006/main" w:ilvl="3">
-      <w:start w:val="1"/>
-      <w:numFmt w:val="bullet"/>
-      <w:lvlText w:val=""/>
-      <w:lvlJc w:val="left"/>
-      <w:pPr>
-        <w:ind w:left="2880" w:hanging="360"/>
-      </w:pPr>
-      <w:rPr>
-        <w:rFonts w:hint="default" w:ascii="Symbol" w:hAnsi="Symbol"/>
-      </w:rPr>
-    </w:lvl>
-    <w:lvl xmlns:w="http://schemas.openxmlformats.org/wordprocessingml/2006/main" w:ilvl="4">
-      <w:start w:val="1"/>
-      <w:numFmt w:val="bullet"/>
-      <w:lvlText w:val="o"/>
-      <w:lvlJc w:val="left"/>
-      <w:pPr>
-        <w:ind w:left="3600" w:hanging="360"/>
-      </w:pPr>
-      <w:rPr>
-        <w:rFonts w:hint="default" w:ascii="Courier New" w:hAnsi="Courier New"/>
-      </w:rPr>
-    </w:lvl>
-    <w:lvl xmlns:w="http://schemas.openxmlformats.org/wordprocessingml/2006/main" w:ilvl="5">
-      <w:start w:val="1"/>
-      <w:numFmt w:val="bullet"/>
-      <w:lvlText w:val=""/>
-      <w:lvlJc w:val="left"/>
-      <w:pPr>
-        <w:ind w:left="4320" w:hanging="360"/>
-      </w:pPr>
-      <w:rPr>
-        <w:rFonts w:hint="default" w:ascii="Wingdings" w:hAnsi="Wingdings"/>
-      </w:rPr>
-    </w:lvl>
-    <w:lvl xmlns:w="http://schemas.openxmlformats.org/wordprocessingml/2006/main" w:ilvl="6">
-      <w:start w:val="1"/>
-      <w:numFmt w:val="bullet"/>
-      <w:lvlText w:val=""/>
-      <w:lvlJc w:val="left"/>
-      <w:pPr>
-        <w:ind w:left="5040" w:hanging="360"/>
-      </w:pPr>
-      <w:rPr>
-        <w:rFonts w:hint="default" w:ascii="Symbol" w:hAnsi="Symbol"/>
-      </w:rPr>
-    </w:lvl>
-    <w:lvl xmlns:w="http://schemas.openxmlformats.org/wordprocessingml/2006/main" w:ilvl="7">
-      <w:start w:val="1"/>
-      <w:numFmt w:val="bullet"/>
-      <w:lvlText w:val="o"/>
-      <w:lvlJc w:val="left"/>
-      <w:pPr>
-        <w:ind w:left="5760" w:hanging="360"/>
-      </w:pPr>
-      <w:rPr>
-        <w:rFonts w:hint="default" w:ascii="Courier New" w:hAnsi="Courier New"/>
-      </w:rPr>
-    </w:lvl>
-    <w:lvl xmlns:w="http://schemas.openxmlformats.org/wordprocessingml/2006/main" w:ilvl="8">
-      <w:start w:val="1"/>
-      <w:numFmt w:val="bullet"/>
-      <w:lvlText w:val=""/>
-      <w:lvlJc w:val="left"/>
-      <w:pPr>
-        <w:ind w:left="6480" w:hanging="360"/>
-      </w:pPr>
-      <w:rPr>
-        <w:rFonts w:hint="default" w:ascii="Wingdings" w:hAnsi="Wingdings"/>
-      </w:rPr>
-    </w:lvl>
-  </w:abstractNum>
+<w:numbering xmlns:wpc="http://schemas.microsoft.com/office/word/2010/wordprocessingCanvas" xmlns:cx="http://schemas.microsoft.com/office/drawing/2014/chartex" xmlns:cx1="http://schemas.microsoft.com/office/drawing/2015/9/8/chartex" xmlns:cx2="http://schemas.microsoft.com/office/drawing/2015/10/21/chartex" xmlns:cx3="http://schemas.microsoft.com/office/drawing/2016/5/9/chartex" xmlns:cx4="http://schemas.microsoft.com/office/drawing/2016/5/10/chartex" xmlns:cx5="http://schemas.microsoft.com/office/drawing/2016/5/11/chartex" xmlns:cx6="http://schemas.microsoft.com/office/drawing/2016/5/12/chartex" xmlns:cx7="http://schemas.microsoft.com/office/drawing/2016/5/13/chartex" xmlns:cx8="http://schemas.microsoft.com/office/drawing/2016/5/14/chartex" xmlns:mc="http://schemas.openxmlformats.org/markup-compatibility/2006" xmlns:aink="http://schemas.microsoft.com/office/drawing/2016/ink" xmlns:am3d="http://schemas.microsoft.com/office/drawing/2017/model3d" xmlns:o="urn:schemas-microsoft-com:office:office" xmlns:r="http://schemas.openxmlformats.org/officeDocument/2006/relationships" xmlns:m="http://schemas.openxmlformats.org/officeDocument/2006/math" xmlns:v="urn:schemas-microsoft-com:vml" xmlns:wp14="http://schemas.microsoft.com/office/word/2010/wordprocessingDrawing" xmlns:wp="http://schemas.openxmlformats.org/drawingml/2006/wordprocessingDrawing" xmlns:w10="urn:schemas-microsoft-com:office:word" xmlns:w="http://schemas.openxmlformats.org/wordprocessingml/2006/main" xmlns:w14="http://schemas.microsoft.com/office/word/2010/wordml" xmlns:w15="http://schemas.microsoft.com/office/word/2012/wordml" xmlns:w16cex="http://schemas.microsoft.com/office/word/2018/wordml/cex" xmlns:w16cid="http://schemas.microsoft.com/office/word/2016/wordml/cid" xmlns:w16="http://schemas.microsoft.com/office/word/2018/wordml" xmlns:w16sdtdh="http://schemas.microsoft.com/office/word/2020/wordml/sdtdatahash" xmlns:w16se="http://schemas.microsoft.com/office/word/2015/wordml/symex" xmlns:wpg="http://schemas.microsoft.com/office/word/2010/wordprocessingGroup" xmlns:wpi="http://schemas.microsoft.com/office/word/2010/wordprocessingInk" xmlns:wne="http://schemas.microsoft.com/office/word/2006/wordml" xmlns:wps="http://schemas.microsoft.com/office/word/2010/wordprocessingShape" mc:Ignorable="w14 w15 w16se w16cid w16 w16cex w16sdtdh wp14">
   <w:abstractNum w:abstractNumId="0" w15:restartNumberingAfterBreak="0">
     <w:nsid w:val="188B3C0F"/>
     <w:multiLevelType w:val="multilevel"/>
@@ -4528,7 +3358,7 @@
         <w:ind w:left="720" w:hanging="360"/>
       </w:pPr>
       <w:rPr>
-        <w:rFonts w:hint="default" w:ascii="Symbol" w:hAnsi="Symbol"/>
+        <w:rFonts w:ascii="Symbol" w:hAnsi="Symbol" w:hint="default"/>
         <w:sz w:val="20"/>
       </w:rPr>
     </w:lvl>
@@ -4544,7 +3374,7 @@
         <w:ind w:left="1440" w:hanging="360"/>
       </w:pPr>
       <w:rPr>
-        <w:rFonts w:hint="default" w:ascii="Courier New" w:hAnsi="Courier New"/>
+        <w:rFonts w:ascii="Courier New" w:hAnsi="Courier New" w:hint="default"/>
         <w:sz w:val="20"/>
       </w:rPr>
     </w:lvl>
@@ -4560,7 +3390,7 @@
         <w:ind w:left="2160" w:hanging="360"/>
       </w:pPr>
       <w:rPr>
-        <w:rFonts w:hint="default" w:ascii="Wingdings" w:hAnsi="Wingdings"/>
+        <w:rFonts w:ascii="Wingdings" w:hAnsi="Wingdings" w:hint="default"/>
         <w:sz w:val="20"/>
       </w:rPr>
     </w:lvl>
@@ -4576,7 +3406,7 @@
         <w:ind w:left="2880" w:hanging="360"/>
       </w:pPr>
       <w:rPr>
-        <w:rFonts w:hint="default" w:ascii="Wingdings" w:hAnsi="Wingdings"/>
+        <w:rFonts w:ascii="Wingdings" w:hAnsi="Wingdings" w:hint="default"/>
         <w:sz w:val="20"/>
       </w:rPr>
     </w:lvl>
@@ -4592,7 +3422,7 @@
         <w:ind w:left="3600" w:hanging="360"/>
       </w:pPr>
       <w:rPr>
-        <w:rFonts w:hint="default" w:ascii="Wingdings" w:hAnsi="Wingdings"/>
+        <w:rFonts w:ascii="Wingdings" w:hAnsi="Wingdings" w:hint="default"/>
         <w:sz w:val="20"/>
       </w:rPr>
     </w:lvl>
@@ -4608,7 +3438,7 @@
         <w:ind w:left="4320" w:hanging="360"/>
       </w:pPr>
       <w:rPr>
-        <w:rFonts w:hint="default" w:ascii="Wingdings" w:hAnsi="Wingdings"/>
+        <w:rFonts w:ascii="Wingdings" w:hAnsi="Wingdings" w:hint="default"/>
         <w:sz w:val="20"/>
       </w:rPr>
     </w:lvl>
@@ -4624,7 +3454,7 @@
         <w:ind w:left="5040" w:hanging="360"/>
       </w:pPr>
       <w:rPr>
-        <w:rFonts w:hint="default" w:ascii="Wingdings" w:hAnsi="Wingdings"/>
+        <w:rFonts w:ascii="Wingdings" w:hAnsi="Wingdings" w:hint="default"/>
         <w:sz w:val="20"/>
       </w:rPr>
     </w:lvl>
@@ -4640,7 +3470,7 @@
         <w:ind w:left="5760" w:hanging="360"/>
       </w:pPr>
       <w:rPr>
-        <w:rFonts w:hint="default" w:ascii="Wingdings" w:hAnsi="Wingdings"/>
+        <w:rFonts w:ascii="Wingdings" w:hAnsi="Wingdings" w:hint="default"/>
         <w:sz w:val="20"/>
       </w:rPr>
     </w:lvl>
@@ -4656,7 +3486,7 @@
         <w:ind w:left="6480" w:hanging="360"/>
       </w:pPr>
       <w:rPr>
-        <w:rFonts w:hint="default" w:ascii="Wingdings" w:hAnsi="Wingdings"/>
+        <w:rFonts w:ascii="Wingdings" w:hAnsi="Wingdings" w:hint="default"/>
         <w:sz w:val="20"/>
       </w:rPr>
     </w:lvl>
@@ -4677,7 +3507,7 @@
         <w:ind w:left="720" w:hanging="360"/>
       </w:pPr>
       <w:rPr>
-        <w:rFonts w:hint="default" w:ascii="Symbol" w:hAnsi="Symbol"/>
+        <w:rFonts w:ascii="Symbol" w:hAnsi="Symbol" w:hint="default"/>
         <w:sz w:val="20"/>
       </w:rPr>
     </w:lvl>
@@ -4693,7 +3523,7 @@
         <w:ind w:left="1440" w:hanging="360"/>
       </w:pPr>
       <w:rPr>
-        <w:rFonts w:hint="default" w:ascii="Courier New" w:hAnsi="Courier New"/>
+        <w:rFonts w:ascii="Courier New" w:hAnsi="Courier New" w:hint="default"/>
         <w:sz w:val="20"/>
       </w:rPr>
     </w:lvl>
@@ -4709,7 +3539,7 @@
         <w:ind w:left="2160" w:hanging="360"/>
       </w:pPr>
       <w:rPr>
-        <w:rFonts w:hint="default" w:ascii="Wingdings" w:hAnsi="Wingdings"/>
+        <w:rFonts w:ascii="Wingdings" w:hAnsi="Wingdings" w:hint="default"/>
         <w:sz w:val="20"/>
       </w:rPr>
     </w:lvl>
@@ -4725,7 +3555,7 @@
         <w:ind w:left="2880" w:hanging="360"/>
       </w:pPr>
       <w:rPr>
-        <w:rFonts w:hint="default" w:ascii="Wingdings" w:hAnsi="Wingdings"/>
+        <w:rFonts w:ascii="Wingdings" w:hAnsi="Wingdings" w:hint="default"/>
         <w:sz w:val="20"/>
       </w:rPr>
     </w:lvl>
@@ -4741,7 +3571,7 @@
         <w:ind w:left="3600" w:hanging="360"/>
       </w:pPr>
       <w:rPr>
-        <w:rFonts w:hint="default" w:ascii="Wingdings" w:hAnsi="Wingdings"/>
+        <w:rFonts w:ascii="Wingdings" w:hAnsi="Wingdings" w:hint="default"/>
         <w:sz w:val="20"/>
       </w:rPr>
     </w:lvl>
@@ -4757,7 +3587,7 @@
         <w:ind w:left="4320" w:hanging="360"/>
       </w:pPr>
       <w:rPr>
-        <w:rFonts w:hint="default" w:ascii="Wingdings" w:hAnsi="Wingdings"/>
+        <w:rFonts w:ascii="Wingdings" w:hAnsi="Wingdings" w:hint="default"/>
         <w:sz w:val="20"/>
       </w:rPr>
     </w:lvl>
@@ -4773,7 +3603,7 @@
         <w:ind w:left="5040" w:hanging="360"/>
       </w:pPr>
       <w:rPr>
-        <w:rFonts w:hint="default" w:ascii="Wingdings" w:hAnsi="Wingdings"/>
+        <w:rFonts w:ascii="Wingdings" w:hAnsi="Wingdings" w:hint="default"/>
         <w:sz w:val="20"/>
       </w:rPr>
     </w:lvl>
@@ -4789,7 +3619,7 @@
         <w:ind w:left="5760" w:hanging="360"/>
       </w:pPr>
       <w:rPr>
-        <w:rFonts w:hint="default" w:ascii="Wingdings" w:hAnsi="Wingdings"/>
+        <w:rFonts w:ascii="Wingdings" w:hAnsi="Wingdings" w:hint="default"/>
         <w:sz w:val="20"/>
       </w:rPr>
     </w:lvl>
@@ -4805,12 +3635,125 @@
         <w:ind w:left="6480" w:hanging="360"/>
       </w:pPr>
       <w:rPr>
-        <w:rFonts w:hint="default" w:ascii="Wingdings" w:hAnsi="Wingdings"/>
+        <w:rFonts w:ascii="Wingdings" w:hAnsi="Wingdings" w:hint="default"/>
         <w:sz w:val="20"/>
       </w:rPr>
     </w:lvl>
   </w:abstractNum>
   <w:abstractNum w:abstractNumId="2" w15:restartNumberingAfterBreak="0">
+    <w:nsid w:val="1D5AF5CB"/>
+    <w:multiLevelType w:val="hybridMultilevel"/>
+    <w:tmpl w:val="2CC02BE8"/>
+    <w:lvl w:ilvl="0" w:tplc="EABE3F1C">
+      <w:start w:val="1"/>
+      <w:numFmt w:val="bullet"/>
+      <w:lvlText w:val=""/>
+      <w:lvlJc w:val="left"/>
+      <w:pPr>
+        <w:ind w:left="720" w:hanging="360"/>
+      </w:pPr>
+      <w:rPr>
+        <w:rFonts w:ascii="Symbol" w:hAnsi="Symbol" w:hint="default"/>
+      </w:rPr>
+    </w:lvl>
+    <w:lvl w:ilvl="1" w:tplc="6A3CF380">
+      <w:start w:val="1"/>
+      <w:numFmt w:val="bullet"/>
+      <w:lvlText w:val="o"/>
+      <w:lvlJc w:val="left"/>
+      <w:pPr>
+        <w:ind w:left="1440" w:hanging="360"/>
+      </w:pPr>
+      <w:rPr>
+        <w:rFonts w:ascii="Courier New" w:hAnsi="Courier New" w:hint="default"/>
+      </w:rPr>
+    </w:lvl>
+    <w:lvl w:ilvl="2" w:tplc="0092589A">
+      <w:start w:val="1"/>
+      <w:numFmt w:val="bullet"/>
+      <w:lvlText w:val=""/>
+      <w:lvlJc w:val="left"/>
+      <w:pPr>
+        <w:ind w:left="2160" w:hanging="360"/>
+      </w:pPr>
+      <w:rPr>
+        <w:rFonts w:ascii="Wingdings" w:hAnsi="Wingdings" w:hint="default"/>
+      </w:rPr>
+    </w:lvl>
+    <w:lvl w:ilvl="3" w:tplc="8C1C9746">
+      <w:start w:val="1"/>
+      <w:numFmt w:val="bullet"/>
+      <w:lvlText w:val=""/>
+      <w:lvlJc w:val="left"/>
+      <w:pPr>
+        <w:ind w:left="2880" w:hanging="360"/>
+      </w:pPr>
+      <w:rPr>
+        <w:rFonts w:ascii="Symbol" w:hAnsi="Symbol" w:hint="default"/>
+      </w:rPr>
+    </w:lvl>
+    <w:lvl w:ilvl="4" w:tplc="EDC087A8">
+      <w:start w:val="1"/>
+      <w:numFmt w:val="bullet"/>
+      <w:lvlText w:val="o"/>
+      <w:lvlJc w:val="left"/>
+      <w:pPr>
+        <w:ind w:left="3600" w:hanging="360"/>
+      </w:pPr>
+      <w:rPr>
+        <w:rFonts w:ascii="Courier New" w:hAnsi="Courier New" w:hint="default"/>
+      </w:rPr>
+    </w:lvl>
+    <w:lvl w:ilvl="5" w:tplc="CC0CA4A8">
+      <w:start w:val="1"/>
+      <w:numFmt w:val="bullet"/>
+      <w:lvlText w:val=""/>
+      <w:lvlJc w:val="left"/>
+      <w:pPr>
+        <w:ind w:left="4320" w:hanging="360"/>
+      </w:pPr>
+      <w:rPr>
+        <w:rFonts w:ascii="Wingdings" w:hAnsi="Wingdings" w:hint="default"/>
+      </w:rPr>
+    </w:lvl>
+    <w:lvl w:ilvl="6" w:tplc="2954F980">
+      <w:start w:val="1"/>
+      <w:numFmt w:val="bullet"/>
+      <w:lvlText w:val=""/>
+      <w:lvlJc w:val="left"/>
+      <w:pPr>
+        <w:ind w:left="5040" w:hanging="360"/>
+      </w:pPr>
+      <w:rPr>
+        <w:rFonts w:ascii="Symbol" w:hAnsi="Symbol" w:hint="default"/>
+      </w:rPr>
+    </w:lvl>
+    <w:lvl w:ilvl="7" w:tplc="4AD2CE60">
+      <w:start w:val="1"/>
+      <w:numFmt w:val="bullet"/>
+      <w:lvlText w:val="o"/>
+      <w:lvlJc w:val="left"/>
+      <w:pPr>
+        <w:ind w:left="5760" w:hanging="360"/>
+      </w:pPr>
+      <w:rPr>
+        <w:rFonts w:ascii="Courier New" w:hAnsi="Courier New" w:hint="default"/>
+      </w:rPr>
+    </w:lvl>
+    <w:lvl w:ilvl="8" w:tplc="AFC49084">
+      <w:start w:val="1"/>
+      <w:numFmt w:val="bullet"/>
+      <w:lvlText w:val=""/>
+      <w:lvlJc w:val="left"/>
+      <w:pPr>
+        <w:ind w:left="6480" w:hanging="360"/>
+      </w:pPr>
+      <w:rPr>
+        <w:rFonts w:ascii="Wingdings" w:hAnsi="Wingdings" w:hint="default"/>
+      </w:rPr>
+    </w:lvl>
+  </w:abstractNum>
+  <w:abstractNum w:abstractNumId="3" w15:restartNumberingAfterBreak="0">
     <w:nsid w:val="270E02DC"/>
     <w:multiLevelType w:val="multilevel"/>
     <w:tmpl w:val="E236DFDC"/>
@@ -4826,7 +3769,7 @@
         <w:ind w:left="720" w:hanging="360"/>
       </w:pPr>
       <w:rPr>
-        <w:rFonts w:hint="default" w:ascii="Symbol" w:hAnsi="Symbol"/>
+        <w:rFonts w:ascii="Symbol" w:hAnsi="Symbol" w:hint="default"/>
         <w:sz w:val="20"/>
       </w:rPr>
     </w:lvl>
@@ -4842,7 +3785,7 @@
         <w:ind w:left="1440" w:hanging="360"/>
       </w:pPr>
       <w:rPr>
-        <w:rFonts w:hint="default" w:ascii="Courier New" w:hAnsi="Courier New"/>
+        <w:rFonts w:ascii="Courier New" w:hAnsi="Courier New" w:hint="default"/>
         <w:sz w:val="20"/>
       </w:rPr>
     </w:lvl>
@@ -4858,7 +3801,7 @@
         <w:ind w:left="2160" w:hanging="360"/>
       </w:pPr>
       <w:rPr>
-        <w:rFonts w:hint="default" w:ascii="Wingdings" w:hAnsi="Wingdings"/>
+        <w:rFonts w:ascii="Wingdings" w:hAnsi="Wingdings" w:hint="default"/>
         <w:sz w:val="20"/>
       </w:rPr>
     </w:lvl>
@@ -4874,7 +3817,7 @@
         <w:ind w:left="2880" w:hanging="360"/>
       </w:pPr>
       <w:rPr>
-        <w:rFonts w:hint="default" w:ascii="Wingdings" w:hAnsi="Wingdings"/>
+        <w:rFonts w:ascii="Wingdings" w:hAnsi="Wingdings" w:hint="default"/>
         <w:sz w:val="20"/>
       </w:rPr>
     </w:lvl>
@@ -4890,7 +3833,7 @@
         <w:ind w:left="3600" w:hanging="360"/>
       </w:pPr>
       <w:rPr>
-        <w:rFonts w:hint="default" w:ascii="Wingdings" w:hAnsi="Wingdings"/>
+        <w:rFonts w:ascii="Wingdings" w:hAnsi="Wingdings" w:hint="default"/>
         <w:sz w:val="20"/>
       </w:rPr>
     </w:lvl>
@@ -4906,7 +3849,7 @@
         <w:ind w:left="4320" w:hanging="360"/>
       </w:pPr>
       <w:rPr>
-        <w:rFonts w:hint="default" w:ascii="Wingdings" w:hAnsi="Wingdings"/>
+        <w:rFonts w:ascii="Wingdings" w:hAnsi="Wingdings" w:hint="default"/>
         <w:sz w:val="20"/>
       </w:rPr>
     </w:lvl>
@@ -4922,7 +3865,7 @@
         <w:ind w:left="5040" w:hanging="360"/>
       </w:pPr>
       <w:rPr>
-        <w:rFonts w:hint="default" w:ascii="Wingdings" w:hAnsi="Wingdings"/>
+        <w:rFonts w:ascii="Wingdings" w:hAnsi="Wingdings" w:hint="default"/>
         <w:sz w:val="20"/>
       </w:rPr>
     </w:lvl>
@@ -4938,7 +3881,7 @@
         <w:ind w:left="5760" w:hanging="360"/>
       </w:pPr>
       <w:rPr>
-        <w:rFonts w:hint="default" w:ascii="Wingdings" w:hAnsi="Wingdings"/>
+        <w:rFonts w:ascii="Wingdings" w:hAnsi="Wingdings" w:hint="default"/>
         <w:sz w:val="20"/>
       </w:rPr>
     </w:lvl>
@@ -4954,12 +3897,12 @@
         <w:ind w:left="6480" w:hanging="360"/>
       </w:pPr>
       <w:rPr>
-        <w:rFonts w:hint="default" w:ascii="Wingdings" w:hAnsi="Wingdings"/>
+        <w:rFonts w:ascii="Wingdings" w:hAnsi="Wingdings" w:hint="default"/>
         <w:sz w:val="20"/>
       </w:rPr>
     </w:lvl>
   </w:abstractNum>
-  <w:abstractNum w:abstractNumId="3" w15:restartNumberingAfterBreak="0">
+  <w:abstractNum w:abstractNumId="4" w15:restartNumberingAfterBreak="0">
     <w:nsid w:val="2C1A1CE6"/>
     <w:multiLevelType w:val="multilevel"/>
     <w:tmpl w:val="BAC0F534"/>
@@ -4975,7 +3918,7 @@
         <w:ind w:left="720" w:hanging="360"/>
       </w:pPr>
       <w:rPr>
-        <w:rFonts w:hint="default" w:ascii="Symbol" w:hAnsi="Symbol"/>
+        <w:rFonts w:ascii="Symbol" w:hAnsi="Symbol" w:hint="default"/>
         <w:sz w:val="20"/>
       </w:rPr>
     </w:lvl>
@@ -4991,7 +3934,7 @@
         <w:ind w:left="1440" w:hanging="360"/>
       </w:pPr>
       <w:rPr>
-        <w:rFonts w:hint="default" w:ascii="Courier New" w:hAnsi="Courier New"/>
+        <w:rFonts w:ascii="Courier New" w:hAnsi="Courier New" w:hint="default"/>
         <w:sz w:val="20"/>
       </w:rPr>
     </w:lvl>
@@ -5007,7 +3950,7 @@
         <w:ind w:left="2160" w:hanging="360"/>
       </w:pPr>
       <w:rPr>
-        <w:rFonts w:hint="default" w:ascii="Wingdings" w:hAnsi="Wingdings"/>
+        <w:rFonts w:ascii="Wingdings" w:hAnsi="Wingdings" w:hint="default"/>
         <w:sz w:val="20"/>
       </w:rPr>
     </w:lvl>
@@ -5023,7 +3966,7 @@
         <w:ind w:left="2880" w:hanging="360"/>
       </w:pPr>
       <w:rPr>
-        <w:rFonts w:hint="default" w:ascii="Wingdings" w:hAnsi="Wingdings"/>
+        <w:rFonts w:ascii="Wingdings" w:hAnsi="Wingdings" w:hint="default"/>
         <w:sz w:val="20"/>
       </w:rPr>
     </w:lvl>
@@ -5039,7 +3982,7 @@
         <w:ind w:left="3600" w:hanging="360"/>
       </w:pPr>
       <w:rPr>
-        <w:rFonts w:hint="default" w:ascii="Wingdings" w:hAnsi="Wingdings"/>
+        <w:rFonts w:ascii="Wingdings" w:hAnsi="Wingdings" w:hint="default"/>
         <w:sz w:val="20"/>
       </w:rPr>
     </w:lvl>
@@ -5055,7 +3998,7 @@
         <w:ind w:left="4320" w:hanging="360"/>
       </w:pPr>
       <w:rPr>
-        <w:rFonts w:hint="default" w:ascii="Wingdings" w:hAnsi="Wingdings"/>
+        <w:rFonts w:ascii="Wingdings" w:hAnsi="Wingdings" w:hint="default"/>
         <w:sz w:val="20"/>
       </w:rPr>
     </w:lvl>
@@ -5071,7 +4014,7 @@
         <w:ind w:left="5040" w:hanging="360"/>
       </w:pPr>
       <w:rPr>
-        <w:rFonts w:hint="default" w:ascii="Wingdings" w:hAnsi="Wingdings"/>
+        <w:rFonts w:ascii="Wingdings" w:hAnsi="Wingdings" w:hint="default"/>
         <w:sz w:val="20"/>
       </w:rPr>
     </w:lvl>
@@ -5087,7 +4030,7 @@
         <w:ind w:left="5760" w:hanging="360"/>
       </w:pPr>
       <w:rPr>
-        <w:rFonts w:hint="default" w:ascii="Wingdings" w:hAnsi="Wingdings"/>
+        <w:rFonts w:ascii="Wingdings" w:hAnsi="Wingdings" w:hint="default"/>
         <w:sz w:val="20"/>
       </w:rPr>
     </w:lvl>
@@ -5103,12 +4046,12 @@
         <w:ind w:left="6480" w:hanging="360"/>
       </w:pPr>
       <w:rPr>
-        <w:rFonts w:hint="default" w:ascii="Wingdings" w:hAnsi="Wingdings"/>
+        <w:rFonts w:ascii="Wingdings" w:hAnsi="Wingdings" w:hint="default"/>
         <w:sz w:val="20"/>
       </w:rPr>
     </w:lvl>
   </w:abstractNum>
-  <w:abstractNum w:abstractNumId="4" w15:restartNumberingAfterBreak="0">
+  <w:abstractNum w:abstractNumId="5" w15:restartNumberingAfterBreak="0">
     <w:nsid w:val="3A726288"/>
     <w:multiLevelType w:val="multilevel"/>
     <w:tmpl w:val="A6520288"/>
@@ -5124,7 +4067,7 @@
         <w:ind w:left="720" w:hanging="360"/>
       </w:pPr>
       <w:rPr>
-        <w:rFonts w:hint="default" w:ascii="Symbol" w:hAnsi="Symbol"/>
+        <w:rFonts w:ascii="Symbol" w:hAnsi="Symbol" w:hint="default"/>
         <w:sz w:val="20"/>
       </w:rPr>
     </w:lvl>
@@ -5140,7 +4083,7 @@
         <w:ind w:left="1440" w:hanging="360"/>
       </w:pPr>
       <w:rPr>
-        <w:rFonts w:hint="default" w:ascii="Courier New" w:hAnsi="Courier New"/>
+        <w:rFonts w:ascii="Courier New" w:hAnsi="Courier New" w:hint="default"/>
         <w:sz w:val="20"/>
       </w:rPr>
     </w:lvl>
@@ -5156,7 +4099,7 @@
         <w:ind w:left="2160" w:hanging="360"/>
       </w:pPr>
       <w:rPr>
-        <w:rFonts w:hint="default" w:ascii="Wingdings" w:hAnsi="Wingdings"/>
+        <w:rFonts w:ascii="Wingdings" w:hAnsi="Wingdings" w:hint="default"/>
         <w:sz w:val="20"/>
       </w:rPr>
     </w:lvl>
@@ -5172,7 +4115,7 @@
         <w:ind w:left="2880" w:hanging="360"/>
       </w:pPr>
       <w:rPr>
-        <w:rFonts w:hint="default" w:ascii="Wingdings" w:hAnsi="Wingdings"/>
+        <w:rFonts w:ascii="Wingdings" w:hAnsi="Wingdings" w:hint="default"/>
         <w:sz w:val="20"/>
       </w:rPr>
     </w:lvl>
@@ -5188,7 +4131,7 @@
         <w:ind w:left="3600" w:hanging="360"/>
       </w:pPr>
       <w:rPr>
-        <w:rFonts w:hint="default" w:ascii="Wingdings" w:hAnsi="Wingdings"/>
+        <w:rFonts w:ascii="Wingdings" w:hAnsi="Wingdings" w:hint="default"/>
         <w:sz w:val="20"/>
       </w:rPr>
     </w:lvl>
@@ -5204,7 +4147,7 @@
         <w:ind w:left="4320" w:hanging="360"/>
       </w:pPr>
       <w:rPr>
-        <w:rFonts w:hint="default" w:ascii="Wingdings" w:hAnsi="Wingdings"/>
+        <w:rFonts w:ascii="Wingdings" w:hAnsi="Wingdings" w:hint="default"/>
         <w:sz w:val="20"/>
       </w:rPr>
     </w:lvl>
@@ -5220,7 +4163,7 @@
         <w:ind w:left="5040" w:hanging="360"/>
       </w:pPr>
       <w:rPr>
-        <w:rFonts w:hint="default" w:ascii="Wingdings" w:hAnsi="Wingdings"/>
+        <w:rFonts w:ascii="Wingdings" w:hAnsi="Wingdings" w:hint="default"/>
         <w:sz w:val="20"/>
       </w:rPr>
     </w:lvl>
@@ -5236,7 +4179,7 @@
         <w:ind w:left="5760" w:hanging="360"/>
       </w:pPr>
       <w:rPr>
-        <w:rFonts w:hint="default" w:ascii="Wingdings" w:hAnsi="Wingdings"/>
+        <w:rFonts w:ascii="Wingdings" w:hAnsi="Wingdings" w:hint="default"/>
         <w:sz w:val="20"/>
       </w:rPr>
     </w:lvl>
@@ -5252,12 +4195,12 @@
         <w:ind w:left="6480" w:hanging="360"/>
       </w:pPr>
       <w:rPr>
-        <w:rFonts w:hint="default" w:ascii="Wingdings" w:hAnsi="Wingdings"/>
+        <w:rFonts w:ascii="Wingdings" w:hAnsi="Wingdings" w:hint="default"/>
         <w:sz w:val="20"/>
       </w:rPr>
     </w:lvl>
   </w:abstractNum>
-  <w:abstractNum w:abstractNumId="5" w15:restartNumberingAfterBreak="0">
+  <w:abstractNum w:abstractNumId="6" w15:restartNumberingAfterBreak="0">
     <w:nsid w:val="3E481F8E"/>
     <w:multiLevelType w:val="multilevel"/>
     <w:tmpl w:val="BD9697B2"/>
@@ -5273,7 +4216,7 @@
         <w:ind w:left="720" w:hanging="360"/>
       </w:pPr>
       <w:rPr>
-        <w:rFonts w:hint="default" w:ascii="Symbol" w:hAnsi="Symbol"/>
+        <w:rFonts w:ascii="Symbol" w:hAnsi="Symbol" w:hint="default"/>
         <w:sz w:val="20"/>
       </w:rPr>
     </w:lvl>
@@ -5289,7 +4232,7 @@
         <w:ind w:left="1440" w:hanging="360"/>
       </w:pPr>
       <w:rPr>
-        <w:rFonts w:hint="default" w:ascii="Courier New" w:hAnsi="Courier New"/>
+        <w:rFonts w:ascii="Courier New" w:hAnsi="Courier New" w:hint="default"/>
         <w:sz w:val="20"/>
       </w:rPr>
     </w:lvl>
@@ -5305,7 +4248,7 @@
         <w:ind w:left="2160" w:hanging="360"/>
       </w:pPr>
       <w:rPr>
-        <w:rFonts w:hint="default" w:ascii="Wingdings" w:hAnsi="Wingdings"/>
+        <w:rFonts w:ascii="Wingdings" w:hAnsi="Wingdings" w:hint="default"/>
         <w:sz w:val="20"/>
       </w:rPr>
     </w:lvl>
@@ -5321,7 +4264,7 @@
         <w:ind w:left="2880" w:hanging="360"/>
       </w:pPr>
       <w:rPr>
-        <w:rFonts w:hint="default" w:ascii="Wingdings" w:hAnsi="Wingdings"/>
+        <w:rFonts w:ascii="Wingdings" w:hAnsi="Wingdings" w:hint="default"/>
         <w:sz w:val="20"/>
       </w:rPr>
     </w:lvl>
@@ -5337,7 +4280,7 @@
         <w:ind w:left="3600" w:hanging="360"/>
       </w:pPr>
       <w:rPr>
-        <w:rFonts w:hint="default" w:ascii="Wingdings" w:hAnsi="Wingdings"/>
+        <w:rFonts w:ascii="Wingdings" w:hAnsi="Wingdings" w:hint="default"/>
         <w:sz w:val="20"/>
       </w:rPr>
     </w:lvl>
@@ -5353,7 +4296,7 @@
         <w:ind w:left="4320" w:hanging="360"/>
       </w:pPr>
       <w:rPr>
-        <w:rFonts w:hint="default" w:ascii="Wingdings" w:hAnsi="Wingdings"/>
+        <w:rFonts w:ascii="Wingdings" w:hAnsi="Wingdings" w:hint="default"/>
         <w:sz w:val="20"/>
       </w:rPr>
     </w:lvl>
@@ -5369,7 +4312,7 @@
         <w:ind w:left="5040" w:hanging="360"/>
       </w:pPr>
       <w:rPr>
-        <w:rFonts w:hint="default" w:ascii="Wingdings" w:hAnsi="Wingdings"/>
+        <w:rFonts w:ascii="Wingdings" w:hAnsi="Wingdings" w:hint="default"/>
         <w:sz w:val="20"/>
       </w:rPr>
     </w:lvl>
@@ -5385,7 +4328,7 @@
         <w:ind w:left="5760" w:hanging="360"/>
       </w:pPr>
       <w:rPr>
-        <w:rFonts w:hint="default" w:ascii="Wingdings" w:hAnsi="Wingdings"/>
+        <w:rFonts w:ascii="Wingdings" w:hAnsi="Wingdings" w:hint="default"/>
         <w:sz w:val="20"/>
       </w:rPr>
     </w:lvl>
@@ -5401,12 +4344,12 @@
         <w:ind w:left="6480" w:hanging="360"/>
       </w:pPr>
       <w:rPr>
-        <w:rFonts w:hint="default" w:ascii="Wingdings" w:hAnsi="Wingdings"/>
+        <w:rFonts w:ascii="Wingdings" w:hAnsi="Wingdings" w:hint="default"/>
         <w:sz w:val="20"/>
       </w:rPr>
     </w:lvl>
   </w:abstractNum>
-  <w:abstractNum w:abstractNumId="6" w15:restartNumberingAfterBreak="0">
+  <w:abstractNum w:abstractNumId="7" w15:restartNumberingAfterBreak="0">
     <w:nsid w:val="3F3F18EB"/>
     <w:multiLevelType w:val="multilevel"/>
     <w:tmpl w:val="2D3E19D8"/>
@@ -5422,7 +4365,7 @@
         <w:ind w:left="720" w:hanging="360"/>
       </w:pPr>
       <w:rPr>
-        <w:rFonts w:hint="default" w:ascii="Symbol" w:hAnsi="Symbol"/>
+        <w:rFonts w:ascii="Symbol" w:hAnsi="Symbol" w:hint="default"/>
         <w:sz w:val="20"/>
       </w:rPr>
     </w:lvl>
@@ -5438,7 +4381,7 @@
         <w:ind w:left="1440" w:hanging="360"/>
       </w:pPr>
       <w:rPr>
-        <w:rFonts w:hint="default" w:ascii="Courier New" w:hAnsi="Courier New"/>
+        <w:rFonts w:ascii="Courier New" w:hAnsi="Courier New" w:hint="default"/>
         <w:sz w:val="20"/>
       </w:rPr>
     </w:lvl>
@@ -5454,7 +4397,7 @@
         <w:ind w:left="2160" w:hanging="360"/>
       </w:pPr>
       <w:rPr>
-        <w:rFonts w:hint="default" w:ascii="Wingdings" w:hAnsi="Wingdings"/>
+        <w:rFonts w:ascii="Wingdings" w:hAnsi="Wingdings" w:hint="default"/>
         <w:sz w:val="20"/>
       </w:rPr>
     </w:lvl>
@@ -5470,7 +4413,7 @@
         <w:ind w:left="2880" w:hanging="360"/>
       </w:pPr>
       <w:rPr>
-        <w:rFonts w:hint="default" w:ascii="Wingdings" w:hAnsi="Wingdings"/>
+        <w:rFonts w:ascii="Wingdings" w:hAnsi="Wingdings" w:hint="default"/>
         <w:sz w:val="20"/>
       </w:rPr>
     </w:lvl>
@@ -5486,7 +4429,7 @@
         <w:ind w:left="3600" w:hanging="360"/>
       </w:pPr>
       <w:rPr>
-        <w:rFonts w:hint="default" w:ascii="Wingdings" w:hAnsi="Wingdings"/>
+        <w:rFonts w:ascii="Wingdings" w:hAnsi="Wingdings" w:hint="default"/>
         <w:sz w:val="20"/>
       </w:rPr>
     </w:lvl>
@@ -5502,7 +4445,7 @@
         <w:ind w:left="4320" w:hanging="360"/>
       </w:pPr>
       <w:rPr>
-        <w:rFonts w:hint="default" w:ascii="Wingdings" w:hAnsi="Wingdings"/>
+        <w:rFonts w:ascii="Wingdings" w:hAnsi="Wingdings" w:hint="default"/>
         <w:sz w:val="20"/>
       </w:rPr>
     </w:lvl>
@@ -5518,7 +4461,7 @@
         <w:ind w:left="5040" w:hanging="360"/>
       </w:pPr>
       <w:rPr>
-        <w:rFonts w:hint="default" w:ascii="Wingdings" w:hAnsi="Wingdings"/>
+        <w:rFonts w:ascii="Wingdings" w:hAnsi="Wingdings" w:hint="default"/>
         <w:sz w:val="20"/>
       </w:rPr>
     </w:lvl>
@@ -5534,7 +4477,7 @@
         <w:ind w:left="5760" w:hanging="360"/>
       </w:pPr>
       <w:rPr>
-        <w:rFonts w:hint="default" w:ascii="Wingdings" w:hAnsi="Wingdings"/>
+        <w:rFonts w:ascii="Wingdings" w:hAnsi="Wingdings" w:hint="default"/>
         <w:sz w:val="20"/>
       </w:rPr>
     </w:lvl>
@@ -5550,12 +4493,12 @@
         <w:ind w:left="6480" w:hanging="360"/>
       </w:pPr>
       <w:rPr>
-        <w:rFonts w:hint="default" w:ascii="Wingdings" w:hAnsi="Wingdings"/>
+        <w:rFonts w:ascii="Wingdings" w:hAnsi="Wingdings" w:hint="default"/>
         <w:sz w:val="20"/>
       </w:rPr>
     </w:lvl>
   </w:abstractNum>
-  <w:abstractNum w:abstractNumId="7" w15:restartNumberingAfterBreak="0">
+  <w:abstractNum w:abstractNumId="8" w15:restartNumberingAfterBreak="0">
     <w:nsid w:val="41477993"/>
     <w:multiLevelType w:val="multilevel"/>
     <w:tmpl w:val="7EFE3D28"/>
@@ -5571,7 +4514,7 @@
         <w:ind w:left="720" w:hanging="360"/>
       </w:pPr>
       <w:rPr>
-        <w:rFonts w:hint="default" w:ascii="Symbol" w:hAnsi="Symbol"/>
+        <w:rFonts w:ascii="Symbol" w:hAnsi="Symbol" w:hint="default"/>
         <w:sz w:val="20"/>
       </w:rPr>
     </w:lvl>
@@ -5587,7 +4530,7 @@
         <w:ind w:left="1440" w:hanging="360"/>
       </w:pPr>
       <w:rPr>
-        <w:rFonts w:hint="default" w:ascii="Courier New" w:hAnsi="Courier New"/>
+        <w:rFonts w:ascii="Courier New" w:hAnsi="Courier New" w:hint="default"/>
         <w:sz w:val="20"/>
       </w:rPr>
     </w:lvl>
@@ -5603,7 +4546,7 @@
         <w:ind w:left="2160" w:hanging="360"/>
       </w:pPr>
       <w:rPr>
-        <w:rFonts w:hint="default" w:ascii="Wingdings" w:hAnsi="Wingdings"/>
+        <w:rFonts w:ascii="Wingdings" w:hAnsi="Wingdings" w:hint="default"/>
         <w:sz w:val="20"/>
       </w:rPr>
     </w:lvl>
@@ -5619,7 +4562,7 @@
         <w:ind w:left="2880" w:hanging="360"/>
       </w:pPr>
       <w:rPr>
-        <w:rFonts w:hint="default" w:ascii="Wingdings" w:hAnsi="Wingdings"/>
+        <w:rFonts w:ascii="Wingdings" w:hAnsi="Wingdings" w:hint="default"/>
         <w:sz w:val="20"/>
       </w:rPr>
     </w:lvl>
@@ -5635,7 +4578,7 @@
         <w:ind w:left="3600" w:hanging="360"/>
       </w:pPr>
       <w:rPr>
-        <w:rFonts w:hint="default" w:ascii="Wingdings" w:hAnsi="Wingdings"/>
+        <w:rFonts w:ascii="Wingdings" w:hAnsi="Wingdings" w:hint="default"/>
         <w:sz w:val="20"/>
       </w:rPr>
     </w:lvl>
@@ -5651,7 +4594,7 @@
         <w:ind w:left="4320" w:hanging="360"/>
       </w:pPr>
       <w:rPr>
-        <w:rFonts w:hint="default" w:ascii="Wingdings" w:hAnsi="Wingdings"/>
+        <w:rFonts w:ascii="Wingdings" w:hAnsi="Wingdings" w:hint="default"/>
         <w:sz w:val="20"/>
       </w:rPr>
     </w:lvl>
@@ -5667,7 +4610,7 @@
         <w:ind w:left="5040" w:hanging="360"/>
       </w:pPr>
       <w:rPr>
-        <w:rFonts w:hint="default" w:ascii="Wingdings" w:hAnsi="Wingdings"/>
+        <w:rFonts w:ascii="Wingdings" w:hAnsi="Wingdings" w:hint="default"/>
         <w:sz w:val="20"/>
       </w:rPr>
     </w:lvl>
@@ -5683,7 +4626,7 @@
         <w:ind w:left="5760" w:hanging="360"/>
       </w:pPr>
       <w:rPr>
-        <w:rFonts w:hint="default" w:ascii="Wingdings" w:hAnsi="Wingdings"/>
+        <w:rFonts w:ascii="Wingdings" w:hAnsi="Wingdings" w:hint="default"/>
         <w:sz w:val="20"/>
       </w:rPr>
     </w:lvl>
@@ -5699,12 +4642,125 @@
         <w:ind w:left="6480" w:hanging="360"/>
       </w:pPr>
       <w:rPr>
-        <w:rFonts w:hint="default" w:ascii="Wingdings" w:hAnsi="Wingdings"/>
+        <w:rFonts w:ascii="Wingdings" w:hAnsi="Wingdings" w:hint="default"/>
         <w:sz w:val="20"/>
       </w:rPr>
     </w:lvl>
   </w:abstractNum>
-  <w:abstractNum w:abstractNumId="8" w15:restartNumberingAfterBreak="0">
+  <w:abstractNum w:abstractNumId="9" w15:restartNumberingAfterBreak="0">
+    <w:nsid w:val="4A7A458D"/>
+    <w:multiLevelType w:val="hybridMultilevel"/>
+    <w:tmpl w:val="671E529E"/>
+    <w:lvl w:ilvl="0" w:tplc="F9FA985A">
+      <w:start w:val="1"/>
+      <w:numFmt w:val="bullet"/>
+      <w:lvlText w:val=""/>
+      <w:lvlJc w:val="left"/>
+      <w:pPr>
+        <w:ind w:left="720" w:hanging="360"/>
+      </w:pPr>
+      <w:rPr>
+        <w:rFonts w:ascii="Symbol" w:hAnsi="Symbol" w:hint="default"/>
+      </w:rPr>
+    </w:lvl>
+    <w:lvl w:ilvl="1" w:tplc="1F02D53C">
+      <w:start w:val="1"/>
+      <w:numFmt w:val="bullet"/>
+      <w:lvlText w:val="o"/>
+      <w:lvlJc w:val="left"/>
+      <w:pPr>
+        <w:ind w:left="1440" w:hanging="360"/>
+      </w:pPr>
+      <w:rPr>
+        <w:rFonts w:ascii="Courier New" w:hAnsi="Courier New" w:hint="default"/>
+      </w:rPr>
+    </w:lvl>
+    <w:lvl w:ilvl="2" w:tplc="0356374E">
+      <w:start w:val="1"/>
+      <w:numFmt w:val="bullet"/>
+      <w:lvlText w:val=""/>
+      <w:lvlJc w:val="left"/>
+      <w:pPr>
+        <w:ind w:left="2160" w:hanging="360"/>
+      </w:pPr>
+      <w:rPr>
+        <w:rFonts w:ascii="Wingdings" w:hAnsi="Wingdings" w:hint="default"/>
+      </w:rPr>
+    </w:lvl>
+    <w:lvl w:ilvl="3" w:tplc="0A98AEAC">
+      <w:start w:val="1"/>
+      <w:numFmt w:val="bullet"/>
+      <w:lvlText w:val=""/>
+      <w:lvlJc w:val="left"/>
+      <w:pPr>
+        <w:ind w:left="2880" w:hanging="360"/>
+      </w:pPr>
+      <w:rPr>
+        <w:rFonts w:ascii="Symbol" w:hAnsi="Symbol" w:hint="default"/>
+      </w:rPr>
+    </w:lvl>
+    <w:lvl w:ilvl="4" w:tplc="976234E4">
+      <w:start w:val="1"/>
+      <w:numFmt w:val="bullet"/>
+      <w:lvlText w:val="o"/>
+      <w:lvlJc w:val="left"/>
+      <w:pPr>
+        <w:ind w:left="3600" w:hanging="360"/>
+      </w:pPr>
+      <w:rPr>
+        <w:rFonts w:ascii="Courier New" w:hAnsi="Courier New" w:hint="default"/>
+      </w:rPr>
+    </w:lvl>
+    <w:lvl w:ilvl="5" w:tplc="719E4548">
+      <w:start w:val="1"/>
+      <w:numFmt w:val="bullet"/>
+      <w:lvlText w:val=""/>
+      <w:lvlJc w:val="left"/>
+      <w:pPr>
+        <w:ind w:left="4320" w:hanging="360"/>
+      </w:pPr>
+      <w:rPr>
+        <w:rFonts w:ascii="Wingdings" w:hAnsi="Wingdings" w:hint="default"/>
+      </w:rPr>
+    </w:lvl>
+    <w:lvl w:ilvl="6" w:tplc="6882E4A4">
+      <w:start w:val="1"/>
+      <w:numFmt w:val="bullet"/>
+      <w:lvlText w:val=""/>
+      <w:lvlJc w:val="left"/>
+      <w:pPr>
+        <w:ind w:left="5040" w:hanging="360"/>
+      </w:pPr>
+      <w:rPr>
+        <w:rFonts w:ascii="Symbol" w:hAnsi="Symbol" w:hint="default"/>
+      </w:rPr>
+    </w:lvl>
+    <w:lvl w:ilvl="7" w:tplc="F684C30E">
+      <w:start w:val="1"/>
+      <w:numFmt w:val="bullet"/>
+      <w:lvlText w:val="o"/>
+      <w:lvlJc w:val="left"/>
+      <w:pPr>
+        <w:ind w:left="5760" w:hanging="360"/>
+      </w:pPr>
+      <w:rPr>
+        <w:rFonts w:ascii="Courier New" w:hAnsi="Courier New" w:hint="default"/>
+      </w:rPr>
+    </w:lvl>
+    <w:lvl w:ilvl="8" w:tplc="A3207496">
+      <w:start w:val="1"/>
+      <w:numFmt w:val="bullet"/>
+      <w:lvlText w:val=""/>
+      <w:lvlJc w:val="left"/>
+      <w:pPr>
+        <w:ind w:left="6480" w:hanging="360"/>
+      </w:pPr>
+      <w:rPr>
+        <w:rFonts w:ascii="Wingdings" w:hAnsi="Wingdings" w:hint="default"/>
+      </w:rPr>
+    </w:lvl>
+  </w:abstractNum>
+  <w:abstractNum w:abstractNumId="10" w15:restartNumberingAfterBreak="0">
     <w:nsid w:val="5EA53BDE"/>
     <w:multiLevelType w:val="multilevel"/>
     <w:tmpl w:val="E4504F12"/>
@@ -5720,7 +4776,7 @@
         <w:ind w:left="720" w:hanging="360"/>
       </w:pPr>
       <w:rPr>
-        <w:rFonts w:hint="default" w:ascii="Symbol" w:hAnsi="Symbol"/>
+        <w:rFonts w:ascii="Symbol" w:hAnsi="Symbol" w:hint="default"/>
         <w:sz w:val="20"/>
       </w:rPr>
     </w:lvl>
@@ -5736,7 +4792,7 @@
         <w:ind w:left="1440" w:hanging="360"/>
       </w:pPr>
       <w:rPr>
-        <w:rFonts w:hint="default" w:ascii="Courier New" w:hAnsi="Courier New"/>
+        <w:rFonts w:ascii="Courier New" w:hAnsi="Courier New" w:hint="default"/>
         <w:sz w:val="20"/>
       </w:rPr>
     </w:lvl>
@@ -5752,7 +4808,7 @@
         <w:ind w:left="2160" w:hanging="360"/>
       </w:pPr>
       <w:rPr>
-        <w:rFonts w:hint="default" w:ascii="Wingdings" w:hAnsi="Wingdings"/>
+        <w:rFonts w:ascii="Wingdings" w:hAnsi="Wingdings" w:hint="default"/>
         <w:sz w:val="20"/>
       </w:rPr>
     </w:lvl>
@@ -5768,7 +4824,7 @@
         <w:ind w:left="2880" w:hanging="360"/>
       </w:pPr>
       <w:rPr>
-        <w:rFonts w:hint="default" w:ascii="Wingdings" w:hAnsi="Wingdings"/>
+        <w:rFonts w:ascii="Wingdings" w:hAnsi="Wingdings" w:hint="default"/>
         <w:sz w:val="20"/>
       </w:rPr>
     </w:lvl>
@@ -5784,7 +4840,7 @@
         <w:ind w:left="3600" w:hanging="360"/>
       </w:pPr>
       <w:rPr>
-        <w:rFonts w:hint="default" w:ascii="Wingdings" w:hAnsi="Wingdings"/>
+        <w:rFonts w:ascii="Wingdings" w:hAnsi="Wingdings" w:hint="default"/>
         <w:sz w:val="20"/>
       </w:rPr>
     </w:lvl>
@@ -5800,7 +4856,7 @@
         <w:ind w:left="4320" w:hanging="360"/>
       </w:pPr>
       <w:rPr>
-        <w:rFonts w:hint="default" w:ascii="Wingdings" w:hAnsi="Wingdings"/>
+        <w:rFonts w:ascii="Wingdings" w:hAnsi="Wingdings" w:hint="default"/>
         <w:sz w:val="20"/>
       </w:rPr>
     </w:lvl>
@@ -5816,7 +4872,7 @@
         <w:ind w:left="5040" w:hanging="360"/>
       </w:pPr>
       <w:rPr>
-        <w:rFonts w:hint="default" w:ascii="Wingdings" w:hAnsi="Wingdings"/>
+        <w:rFonts w:ascii="Wingdings" w:hAnsi="Wingdings" w:hint="default"/>
         <w:sz w:val="20"/>
       </w:rPr>
     </w:lvl>
@@ -5832,7 +4888,7 @@
         <w:ind w:left="5760" w:hanging="360"/>
       </w:pPr>
       <w:rPr>
-        <w:rFonts w:hint="default" w:ascii="Wingdings" w:hAnsi="Wingdings"/>
+        <w:rFonts w:ascii="Wingdings" w:hAnsi="Wingdings" w:hint="default"/>
         <w:sz w:val="20"/>
       </w:rPr>
     </w:lvl>
@@ -5848,12 +4904,12 @@
         <w:ind w:left="6480" w:hanging="360"/>
       </w:pPr>
       <w:rPr>
-        <w:rFonts w:hint="default" w:ascii="Wingdings" w:hAnsi="Wingdings"/>
+        <w:rFonts w:ascii="Wingdings" w:hAnsi="Wingdings" w:hint="default"/>
         <w:sz w:val="20"/>
       </w:rPr>
     </w:lvl>
   </w:abstractNum>
-  <w:abstractNum w:abstractNumId="9" w15:restartNumberingAfterBreak="0">
+  <w:abstractNum w:abstractNumId="11" w15:restartNumberingAfterBreak="0">
     <w:nsid w:val="62E37CC6"/>
     <w:multiLevelType w:val="multilevel"/>
     <w:tmpl w:val="02583AB6"/>
@@ -5869,7 +4925,7 @@
         <w:ind w:left="1429" w:hanging="360"/>
       </w:pPr>
       <w:rPr>
-        <w:rFonts w:hint="default" w:ascii="Symbol" w:hAnsi="Symbol" w:cs="Symbol"/>
+        <w:rFonts w:ascii="Symbol" w:hAnsi="Symbol" w:cs="Symbol" w:hint="default"/>
       </w:rPr>
     </w:lvl>
     <w:lvl w:ilvl="1">
@@ -5884,7 +4940,7 @@
         <w:ind w:left="1789" w:hanging="360"/>
       </w:pPr>
       <w:rPr>
-        <w:rFonts w:hint="default" w:ascii="OpenSymbol" w:hAnsi="OpenSymbol" w:cs="OpenSymbol"/>
+        <w:rFonts w:ascii="OpenSymbol" w:hAnsi="OpenSymbol" w:cs="OpenSymbol" w:hint="default"/>
       </w:rPr>
     </w:lvl>
     <w:lvl w:ilvl="2">
@@ -5899,7 +4955,7 @@
         <w:ind w:left="2149" w:hanging="360"/>
       </w:pPr>
       <w:rPr>
-        <w:rFonts w:hint="default" w:ascii="OpenSymbol" w:hAnsi="OpenSymbol" w:cs="OpenSymbol"/>
+        <w:rFonts w:ascii="OpenSymbol" w:hAnsi="OpenSymbol" w:cs="OpenSymbol" w:hint="default"/>
       </w:rPr>
     </w:lvl>
     <w:lvl w:ilvl="3">
@@ -5914,7 +4970,7 @@
         <w:ind w:left="2509" w:hanging="360"/>
       </w:pPr>
       <w:rPr>
-        <w:rFonts w:hint="default" w:ascii="Symbol" w:hAnsi="Symbol" w:cs="Symbol"/>
+        <w:rFonts w:ascii="Symbol" w:hAnsi="Symbol" w:cs="Symbol" w:hint="default"/>
       </w:rPr>
     </w:lvl>
     <w:lvl w:ilvl="4">
@@ -5929,7 +4985,7 @@
         <w:ind w:left="2869" w:hanging="360"/>
       </w:pPr>
       <w:rPr>
-        <w:rFonts w:hint="default" w:ascii="OpenSymbol" w:hAnsi="OpenSymbol" w:cs="OpenSymbol"/>
+        <w:rFonts w:ascii="OpenSymbol" w:hAnsi="OpenSymbol" w:cs="OpenSymbol" w:hint="default"/>
       </w:rPr>
     </w:lvl>
     <w:lvl w:ilvl="5">
@@ -5944,7 +5000,7 @@
         <w:ind w:left="3229" w:hanging="360"/>
       </w:pPr>
       <w:rPr>
-        <w:rFonts w:hint="default" w:ascii="OpenSymbol" w:hAnsi="OpenSymbol" w:cs="OpenSymbol"/>
+        <w:rFonts w:ascii="OpenSymbol" w:hAnsi="OpenSymbol" w:cs="OpenSymbol" w:hint="default"/>
       </w:rPr>
     </w:lvl>
     <w:lvl w:ilvl="6">
@@ -5959,7 +5015,7 @@
         <w:ind w:left="3589" w:hanging="360"/>
       </w:pPr>
       <w:rPr>
-        <w:rFonts w:hint="default" w:ascii="Symbol" w:hAnsi="Symbol" w:cs="Symbol"/>
+        <w:rFonts w:ascii="Symbol" w:hAnsi="Symbol" w:cs="Symbol" w:hint="default"/>
       </w:rPr>
     </w:lvl>
     <w:lvl w:ilvl="7">
@@ -5974,7 +5030,7 @@
         <w:ind w:left="3949" w:hanging="360"/>
       </w:pPr>
       <w:rPr>
-        <w:rFonts w:hint="default" w:ascii="OpenSymbol" w:hAnsi="OpenSymbol" w:cs="OpenSymbol"/>
+        <w:rFonts w:ascii="OpenSymbol" w:hAnsi="OpenSymbol" w:cs="OpenSymbol" w:hint="default"/>
       </w:rPr>
     </w:lvl>
     <w:lvl w:ilvl="8">
@@ -5989,11 +5045,11 @@
         <w:ind w:left="4309" w:hanging="360"/>
       </w:pPr>
       <w:rPr>
-        <w:rFonts w:hint="default" w:ascii="OpenSymbol" w:hAnsi="OpenSymbol" w:cs="OpenSymbol"/>
+        <w:rFonts w:ascii="OpenSymbol" w:hAnsi="OpenSymbol" w:cs="OpenSymbol" w:hint="default"/>
       </w:rPr>
     </w:lvl>
   </w:abstractNum>
-  <w:abstractNum w:abstractNumId="10" w15:restartNumberingAfterBreak="0">
+  <w:abstractNum w:abstractNumId="12" w15:restartNumberingAfterBreak="0">
     <w:nsid w:val="638B1BF4"/>
     <w:multiLevelType w:val="multilevel"/>
     <w:tmpl w:val="273A3D06"/>
@@ -6009,7 +5065,7 @@
         <w:ind w:left="720" w:hanging="360"/>
       </w:pPr>
       <w:rPr>
-        <w:rFonts w:hint="default" w:ascii="Symbol" w:hAnsi="Symbol"/>
+        <w:rFonts w:ascii="Symbol" w:hAnsi="Symbol" w:hint="default"/>
         <w:sz w:val="20"/>
       </w:rPr>
     </w:lvl>
@@ -6025,7 +5081,7 @@
         <w:ind w:left="1440" w:hanging="360"/>
       </w:pPr>
       <w:rPr>
-        <w:rFonts w:hint="default" w:ascii="Courier New" w:hAnsi="Courier New"/>
+        <w:rFonts w:ascii="Courier New" w:hAnsi="Courier New" w:hint="default"/>
         <w:sz w:val="20"/>
       </w:rPr>
     </w:lvl>
@@ -6041,7 +5097,7 @@
         <w:ind w:left="2160" w:hanging="360"/>
       </w:pPr>
       <w:rPr>
-        <w:rFonts w:hint="default" w:ascii="Wingdings" w:hAnsi="Wingdings"/>
+        <w:rFonts w:ascii="Wingdings" w:hAnsi="Wingdings" w:hint="default"/>
         <w:sz w:val="20"/>
       </w:rPr>
     </w:lvl>
@@ -6057,7 +5113,7 @@
         <w:ind w:left="2880" w:hanging="360"/>
       </w:pPr>
       <w:rPr>
-        <w:rFonts w:hint="default" w:ascii="Wingdings" w:hAnsi="Wingdings"/>
+        <w:rFonts w:ascii="Wingdings" w:hAnsi="Wingdings" w:hint="default"/>
         <w:sz w:val="20"/>
       </w:rPr>
     </w:lvl>
@@ -6073,7 +5129,7 @@
         <w:ind w:left="3600" w:hanging="360"/>
       </w:pPr>
       <w:rPr>
-        <w:rFonts w:hint="default" w:ascii="Wingdings" w:hAnsi="Wingdings"/>
+        <w:rFonts w:ascii="Wingdings" w:hAnsi="Wingdings" w:hint="default"/>
         <w:sz w:val="20"/>
       </w:rPr>
     </w:lvl>
@@ -6089,7 +5145,7 @@
         <w:ind w:left="4320" w:hanging="360"/>
       </w:pPr>
       <w:rPr>
-        <w:rFonts w:hint="default" w:ascii="Wingdings" w:hAnsi="Wingdings"/>
+        <w:rFonts w:ascii="Wingdings" w:hAnsi="Wingdings" w:hint="default"/>
         <w:sz w:val="20"/>
       </w:rPr>
     </w:lvl>
@@ -6105,7 +5161,7 @@
         <w:ind w:left="5040" w:hanging="360"/>
       </w:pPr>
       <w:rPr>
-        <w:rFonts w:hint="default" w:ascii="Wingdings" w:hAnsi="Wingdings"/>
+        <w:rFonts w:ascii="Wingdings" w:hAnsi="Wingdings" w:hint="default"/>
         <w:sz w:val="20"/>
       </w:rPr>
     </w:lvl>
@@ -6121,7 +5177,7 @@
         <w:ind w:left="5760" w:hanging="360"/>
       </w:pPr>
       <w:rPr>
-        <w:rFonts w:hint="default" w:ascii="Wingdings" w:hAnsi="Wingdings"/>
+        <w:rFonts w:ascii="Wingdings" w:hAnsi="Wingdings" w:hint="default"/>
         <w:sz w:val="20"/>
       </w:rPr>
     </w:lvl>
@@ -6137,12 +5193,12 @@
         <w:ind w:left="6480" w:hanging="360"/>
       </w:pPr>
       <w:rPr>
-        <w:rFonts w:hint="default" w:ascii="Wingdings" w:hAnsi="Wingdings"/>
+        <w:rFonts w:ascii="Wingdings" w:hAnsi="Wingdings" w:hint="default"/>
         <w:sz w:val="20"/>
       </w:rPr>
     </w:lvl>
   </w:abstractNum>
-  <w:abstractNum w:abstractNumId="11" w15:restartNumberingAfterBreak="0">
+  <w:abstractNum w:abstractNumId="13" w15:restartNumberingAfterBreak="0">
     <w:nsid w:val="74967EE5"/>
     <w:multiLevelType w:val="multilevel"/>
     <w:tmpl w:val="C1B26516"/>
@@ -6158,7 +5214,7 @@
         <w:ind w:left="720" w:hanging="360"/>
       </w:pPr>
       <w:rPr>
-        <w:rFonts w:hint="default" w:ascii="Symbol" w:hAnsi="Symbol"/>
+        <w:rFonts w:ascii="Symbol" w:hAnsi="Symbol" w:hint="default"/>
         <w:sz w:val="20"/>
       </w:rPr>
     </w:lvl>
@@ -6174,7 +5230,7 @@
         <w:ind w:left="1440" w:hanging="360"/>
       </w:pPr>
       <w:rPr>
-        <w:rFonts w:hint="default" w:ascii="Courier New" w:hAnsi="Courier New"/>
+        <w:rFonts w:ascii="Courier New" w:hAnsi="Courier New" w:hint="default"/>
         <w:sz w:val="20"/>
       </w:rPr>
     </w:lvl>
@@ -6190,7 +5246,7 @@
         <w:ind w:left="2160" w:hanging="360"/>
       </w:pPr>
       <w:rPr>
-        <w:rFonts w:hint="default" w:ascii="Wingdings" w:hAnsi="Wingdings"/>
+        <w:rFonts w:ascii="Wingdings" w:hAnsi="Wingdings" w:hint="default"/>
         <w:sz w:val="20"/>
       </w:rPr>
     </w:lvl>
@@ -6206,7 +5262,7 @@
         <w:ind w:left="2880" w:hanging="360"/>
       </w:pPr>
       <w:rPr>
-        <w:rFonts w:hint="default" w:ascii="Wingdings" w:hAnsi="Wingdings"/>
+        <w:rFonts w:ascii="Wingdings" w:hAnsi="Wingdings" w:hint="default"/>
         <w:sz w:val="20"/>
       </w:rPr>
     </w:lvl>
@@ -6222,7 +5278,7 @@
         <w:ind w:left="3600" w:hanging="360"/>
       </w:pPr>
       <w:rPr>
-        <w:rFonts w:hint="default" w:ascii="Wingdings" w:hAnsi="Wingdings"/>
+        <w:rFonts w:ascii="Wingdings" w:hAnsi="Wingdings" w:hint="default"/>
         <w:sz w:val="20"/>
       </w:rPr>
     </w:lvl>
@@ -6238,7 +5294,7 @@
         <w:ind w:left="4320" w:hanging="360"/>
       </w:pPr>
       <w:rPr>
-        <w:rFonts w:hint="default" w:ascii="Wingdings" w:hAnsi="Wingdings"/>
+        <w:rFonts w:ascii="Wingdings" w:hAnsi="Wingdings" w:hint="default"/>
         <w:sz w:val="20"/>
       </w:rPr>
     </w:lvl>
@@ -6254,7 +5310,7 @@
         <w:ind w:left="5040" w:hanging="360"/>
       </w:pPr>
       <w:rPr>
-        <w:rFonts w:hint="default" w:ascii="Wingdings" w:hAnsi="Wingdings"/>
+        <w:rFonts w:ascii="Wingdings" w:hAnsi="Wingdings" w:hint="default"/>
         <w:sz w:val="20"/>
       </w:rPr>
     </w:lvl>
@@ -6270,7 +5326,7 @@
         <w:ind w:left="5760" w:hanging="360"/>
       </w:pPr>
       <w:rPr>
-        <w:rFonts w:hint="default" w:ascii="Wingdings" w:hAnsi="Wingdings"/>
+        <w:rFonts w:ascii="Wingdings" w:hAnsi="Wingdings" w:hint="default"/>
         <w:sz w:val="20"/>
       </w:rPr>
     </w:lvl>
@@ -6286,62 +5342,62 @@
         <w:ind w:left="6480" w:hanging="360"/>
       </w:pPr>
       <w:rPr>
-        <w:rFonts w:hint="default" w:ascii="Wingdings" w:hAnsi="Wingdings"/>
+        <w:rFonts w:ascii="Wingdings" w:hAnsi="Wingdings" w:hint="default"/>
         <w:sz w:val="20"/>
       </w:rPr>
     </w:lvl>
   </w:abstractNum>
-  <w:num w:numId="14">
+  <w:num w:numId="1">
+    <w:abstractNumId w:val="9"/>
+  </w:num>
+  <w:num w:numId="2">
+    <w:abstractNumId w:val="2"/>
+  </w:num>
+  <w:num w:numId="3">
+    <w:abstractNumId w:val="6"/>
+  </w:num>
+  <w:num w:numId="4">
+    <w:abstractNumId w:val="1"/>
+  </w:num>
+  <w:num w:numId="5">
+    <w:abstractNumId w:val="0"/>
+  </w:num>
+  <w:num w:numId="6">
+    <w:abstractNumId w:val="3"/>
+  </w:num>
+  <w:num w:numId="7">
+    <w:abstractNumId w:val="10"/>
+  </w:num>
+  <w:num w:numId="8">
     <w:abstractNumId w:val="13"/>
   </w:num>
-  <w:num w:numId="13">
+  <w:num w:numId="9">
+    <w:abstractNumId w:val="4"/>
+  </w:num>
+  <w:num w:numId="10">
+    <w:abstractNumId w:val="5"/>
+  </w:num>
+  <w:num w:numId="11">
+    <w:abstractNumId w:val="7"/>
+  </w:num>
+  <w:num w:numId="12">
     <w:abstractNumId w:val="12"/>
   </w:num>
-  <w:num w:numId="1" w16cid:durableId="296222904">
-    <w:abstractNumId w:val="5"/>
-  </w:num>
-  <w:num w:numId="2" w16cid:durableId="1041054446">
-    <w:abstractNumId w:val="1"/>
-  </w:num>
-  <w:num w:numId="3" w16cid:durableId="50815730">
-    <w:abstractNumId w:val="0"/>
-  </w:num>
-  <w:num w:numId="4" w16cid:durableId="534849780">
-    <w:abstractNumId w:val="2"/>
-  </w:num>
-  <w:num w:numId="5" w16cid:durableId="1414282661">
+  <w:num w:numId="13">
     <w:abstractNumId w:val="8"/>
   </w:num>
-  <w:num w:numId="6" w16cid:durableId="819731628">
+  <w:num w:numId="14">
     <w:abstractNumId w:val="11"/>
-  </w:num>
-  <w:num w:numId="7" w16cid:durableId="578177342">
-    <w:abstractNumId w:val="3"/>
-  </w:num>
-  <w:num w:numId="8" w16cid:durableId="622999130">
-    <w:abstractNumId w:val="4"/>
-  </w:num>
-  <w:num w:numId="9" w16cid:durableId="1486971476">
-    <w:abstractNumId w:val="6"/>
-  </w:num>
-  <w:num w:numId="10" w16cid:durableId="162552741">
-    <w:abstractNumId w:val="10"/>
-  </w:num>
-  <w:num w:numId="11" w16cid:durableId="86777553">
-    <w:abstractNumId w:val="7"/>
-  </w:num>
-  <w:num w:numId="12" w16cid:durableId="1748383838">
-    <w:abstractNumId w:val="9"/>
   </w:num>
 </w:numbering>
 </file>
 
 <file path=word/styles.xml><?xml version="1.0" encoding="utf-8"?>
-<w:styles xmlns:wp14="http://schemas.microsoft.com/office/word/2010/wordprocessingDrawing" xmlns:mc="http://schemas.openxmlformats.org/markup-compatibility/2006" xmlns:r="http://schemas.openxmlformats.org/officeDocument/2006/relationships" xmlns:w="http://schemas.openxmlformats.org/wordprocessingml/2006/main" xmlns:w14="http://schemas.microsoft.com/office/word/2010/wordml" xmlns:w15="http://schemas.microsoft.com/office/word/2012/wordml" xmlns:w16cex="http://schemas.microsoft.com/office/word/2018/wordml/cex" xmlns:w16cid="http://schemas.microsoft.com/office/word/2016/wordml/cid" xmlns:w16="http://schemas.microsoft.com/office/word/2018/wordml" xmlns:w16du="http://schemas.microsoft.com/office/word/2023/wordml/word16du" xmlns:w16sdtdh="http://schemas.microsoft.com/office/word/2020/wordml/sdtdatahash" xmlns:w16sdtfl="http://schemas.microsoft.com/office/word/2024/wordml/sdtformatlock" xmlns:w16se="http://schemas.microsoft.com/office/word/2015/wordml/symex" mc:Ignorable="w14 w15 w16se w16cid w16 w16cex w16sdtdh w16sdtfl w16du wp14">
+<w:styles xmlns:mc="http://schemas.openxmlformats.org/markup-compatibility/2006" xmlns:r="http://schemas.openxmlformats.org/officeDocument/2006/relationships" xmlns:w="http://schemas.openxmlformats.org/wordprocessingml/2006/main" xmlns:w14="http://schemas.microsoft.com/office/word/2010/wordml" xmlns:w15="http://schemas.microsoft.com/office/word/2012/wordml" xmlns:w16cex="http://schemas.microsoft.com/office/word/2018/wordml/cex" xmlns:w16cid="http://schemas.microsoft.com/office/word/2016/wordml/cid" xmlns:w16="http://schemas.microsoft.com/office/word/2018/wordml" xmlns:w16sdtdh="http://schemas.microsoft.com/office/word/2020/wordml/sdtdatahash" xmlns:w16se="http://schemas.microsoft.com/office/word/2015/wordml/symex" mc:Ignorable="w14 w15 w16se w16cid w16 w16cex w16sdtdh">
   <w:docDefaults>
     <w:rPrDefault>
       <w:rPr>
-        <w:rFonts w:ascii="Arial" w:hAnsi="Arial" w:eastAsia="Arial" w:cs="Times New Roman"/>
+        <w:rFonts w:ascii="Arial" w:eastAsia="Arial" w:hAnsi="Arial" w:cs="Times New Roman"/>
         <w:lang w:val="en-GB" w:eastAsia="ja-JP" w:bidi="ar-SA"/>
       </w:rPr>
     </w:rPrDefault>
@@ -6350,14 +5406,14 @@
   <w:latentStyles w:defLockedState="0" w:defUIPriority="99" w:defSemiHidden="0" w:defUnhideWhenUsed="0" w:defQFormat="0" w:count="376">
     <w:lsdException w:name="Normal" w:uiPriority="0" w:qFormat="1"/>
     <w:lsdException w:name="heading 1" w:uiPriority="9" w:qFormat="1"/>
-    <w:lsdException w:name="heading 2" w:uiPriority="9" w:semiHidden="1" w:unhideWhenUsed="1" w:qFormat="1"/>
-    <w:lsdException w:name="heading 3" w:uiPriority="9" w:semiHidden="1" w:unhideWhenUsed="1" w:qFormat="1"/>
-    <w:lsdException w:name="heading 4" w:uiPriority="9" w:semiHidden="1" w:unhideWhenUsed="1" w:qFormat="1"/>
-    <w:lsdException w:name="heading 5" w:uiPriority="9" w:semiHidden="1" w:unhideWhenUsed="1" w:qFormat="1"/>
-    <w:lsdException w:name="heading 6" w:uiPriority="9" w:semiHidden="1" w:unhideWhenUsed="1" w:qFormat="1"/>
-    <w:lsdException w:name="heading 7" w:uiPriority="9" w:semiHidden="1" w:unhideWhenUsed="1" w:qFormat="1"/>
-    <w:lsdException w:name="heading 8" w:uiPriority="9" w:semiHidden="1" w:unhideWhenUsed="1" w:qFormat="1"/>
-    <w:lsdException w:name="heading 9" w:uiPriority="9" w:semiHidden="1" w:unhideWhenUsed="1" w:qFormat="1"/>
+    <w:lsdException w:name="heading 2" w:semiHidden="1" w:uiPriority="9" w:unhideWhenUsed="1" w:qFormat="1"/>
+    <w:lsdException w:name="heading 3" w:semiHidden="1" w:uiPriority="9" w:unhideWhenUsed="1" w:qFormat="1"/>
+    <w:lsdException w:name="heading 4" w:semiHidden="1" w:uiPriority="9" w:unhideWhenUsed="1" w:qFormat="1"/>
+    <w:lsdException w:name="heading 5" w:semiHidden="1" w:uiPriority="9" w:unhideWhenUsed="1" w:qFormat="1"/>
+    <w:lsdException w:name="heading 6" w:semiHidden="1" w:uiPriority="9" w:unhideWhenUsed="1" w:qFormat="1"/>
+    <w:lsdException w:name="heading 7" w:semiHidden="1" w:uiPriority="9" w:unhideWhenUsed="1" w:qFormat="1"/>
+    <w:lsdException w:name="heading 8" w:semiHidden="1" w:uiPriority="9" w:unhideWhenUsed="1" w:qFormat="1"/>
+    <w:lsdException w:name="heading 9" w:semiHidden="1" w:uiPriority="9" w:unhideWhenUsed="1" w:qFormat="1"/>
     <w:lsdException w:name="index 1" w:semiHidden="1" w:unhideWhenUsed="1"/>
     <w:lsdException w:name="index 2" w:semiHidden="1" w:unhideWhenUsed="1"/>
     <w:lsdException w:name="index 3" w:semiHidden="1" w:unhideWhenUsed="1"/>
@@ -6367,22 +5423,22 @@
     <w:lsdException w:name="index 7" w:semiHidden="1" w:unhideWhenUsed="1"/>
     <w:lsdException w:name="index 8" w:semiHidden="1" w:unhideWhenUsed="1"/>
     <w:lsdException w:name="index 9" w:semiHidden="1" w:unhideWhenUsed="1"/>
-    <w:lsdException w:name="toc 1" w:uiPriority="39" w:semiHidden="1" w:unhideWhenUsed="1"/>
-    <w:lsdException w:name="toc 2" w:uiPriority="39" w:semiHidden="1" w:unhideWhenUsed="1"/>
-    <w:lsdException w:name="toc 3" w:uiPriority="39" w:semiHidden="1" w:unhideWhenUsed="1"/>
-    <w:lsdException w:name="toc 4" w:uiPriority="39" w:semiHidden="1" w:unhideWhenUsed="1"/>
-    <w:lsdException w:name="toc 5" w:uiPriority="39" w:semiHidden="1" w:unhideWhenUsed="1"/>
-    <w:lsdException w:name="toc 6" w:uiPriority="39" w:semiHidden="1" w:unhideWhenUsed="1"/>
-    <w:lsdException w:name="toc 7" w:uiPriority="39" w:semiHidden="1" w:unhideWhenUsed="1"/>
-    <w:lsdException w:name="toc 8" w:uiPriority="39" w:semiHidden="1" w:unhideWhenUsed="1"/>
-    <w:lsdException w:name="toc 9" w:uiPriority="39" w:semiHidden="1" w:unhideWhenUsed="1"/>
+    <w:lsdException w:name="toc 1" w:semiHidden="1" w:uiPriority="39" w:unhideWhenUsed="1"/>
+    <w:lsdException w:name="toc 2" w:semiHidden="1" w:uiPriority="39" w:unhideWhenUsed="1"/>
+    <w:lsdException w:name="toc 3" w:semiHidden="1" w:uiPriority="39" w:unhideWhenUsed="1"/>
+    <w:lsdException w:name="toc 4" w:semiHidden="1" w:uiPriority="39" w:unhideWhenUsed="1"/>
+    <w:lsdException w:name="toc 5" w:semiHidden="1" w:uiPriority="39" w:unhideWhenUsed="1"/>
+    <w:lsdException w:name="toc 6" w:semiHidden="1" w:uiPriority="39" w:unhideWhenUsed="1"/>
+    <w:lsdException w:name="toc 7" w:semiHidden="1" w:uiPriority="39" w:unhideWhenUsed="1"/>
+    <w:lsdException w:name="toc 8" w:semiHidden="1" w:uiPriority="39" w:unhideWhenUsed="1"/>
+    <w:lsdException w:name="toc 9" w:semiHidden="1" w:uiPriority="39" w:unhideWhenUsed="1"/>
     <w:lsdException w:name="Normal Indent" w:semiHidden="1" w:unhideWhenUsed="1"/>
     <w:lsdException w:name="footnote text" w:semiHidden="1" w:unhideWhenUsed="1"/>
     <w:lsdException w:name="annotation text" w:semiHidden="1" w:unhideWhenUsed="1"/>
     <w:lsdException w:name="header" w:semiHidden="1" w:unhideWhenUsed="1"/>
     <w:lsdException w:name="footer" w:semiHidden="1" w:unhideWhenUsed="1"/>
     <w:lsdException w:name="index heading" w:semiHidden="1" w:unhideWhenUsed="1"/>
-    <w:lsdException w:name="caption" w:uiPriority="35" w:semiHidden="1" w:unhideWhenUsed="1" w:qFormat="1"/>
+    <w:lsdException w:name="caption" w:semiHidden="1" w:uiPriority="35" w:unhideWhenUsed="1" w:qFormat="1"/>
     <w:lsdException w:name="table of figures" w:semiHidden="1" w:unhideWhenUsed="1"/>
     <w:lsdException w:name="envelope address" w:semiHidden="1" w:unhideWhenUsed="1"/>
     <w:lsdException w:name="envelope return" w:semiHidden="1" w:unhideWhenUsed="1"/>
@@ -6413,7 +5469,7 @@
     <w:lsdException w:name="Title" w:uiPriority="10" w:qFormat="1"/>
     <w:lsdException w:name="Closing" w:semiHidden="1" w:unhideWhenUsed="1"/>
     <w:lsdException w:name="Signature" w:semiHidden="1" w:unhideWhenUsed="1"/>
-    <w:lsdException w:name="Default Paragraph Font" w:uiPriority="1" w:semiHidden="1" w:unhideWhenUsed="1"/>
+    <w:lsdException w:name="Default Paragraph Font" w:semiHidden="1" w:uiPriority="1" w:unhideWhenUsed="1"/>
     <w:lsdException w:name="Body Text" w:semiHidden="1" w:unhideWhenUsed="1"/>
     <w:lsdException w:name="Body Text Indent" w:semiHidden="1" w:unhideWhenUsed="1"/>
     <w:lsdException w:name="List Continue" w:semiHidden="1" w:unhideWhenUsed="1"/>
@@ -6613,8 +5669,8 @@
     <w:lsdException w:name="Subtle Reference" w:uiPriority="31" w:qFormat="1"/>
     <w:lsdException w:name="Intense Reference" w:uiPriority="32" w:qFormat="1"/>
     <w:lsdException w:name="Book Title" w:uiPriority="33" w:qFormat="1"/>
-    <w:lsdException w:name="Bibliography" w:uiPriority="37" w:semiHidden="1" w:unhideWhenUsed="1"/>
-    <w:lsdException w:name="TOC Heading" w:uiPriority="39" w:semiHidden="1" w:unhideWhenUsed="1" w:qFormat="1"/>
+    <w:lsdException w:name="Bibliography" w:semiHidden="1" w:uiPriority="37" w:unhideWhenUsed="1"/>
+    <w:lsdException w:name="TOC Heading" w:semiHidden="1" w:uiPriority="39" w:unhideWhenUsed="1" w:qFormat="1"/>
     <w:lsdException w:name="Plain Table 1" w:uiPriority="41"/>
     <w:lsdException w:name="Plain Table 2" w:uiPriority="42"/>
     <w:lsdException w:name="Plain Table 3" w:uiPriority="43"/>
@@ -6725,7 +5781,7 @@
     <w:lsdException w:name="Unresolved Mention" w:semiHidden="1" w:unhideWhenUsed="1"/>
     <w:lsdException w:name="Smart Link" w:semiHidden="1" w:unhideWhenUsed="1"/>
   </w:latentStyles>
-  <w:style w:type="paragraph" w:styleId="Normal" w:default="1">
+  <w:style w:type="paragraph" w:default="1" w:styleId="Normal">
     <w:name w:val="Normal"/>
     <w:qFormat/>
     <w:rsid w:val="002D2FA5"/>
@@ -6798,19 +5854,20 @@
       <w:outlineLvl w:val="2"/>
     </w:pPr>
     <w:rPr>
-      <w:rFonts w:ascii="Cambria" w:hAnsi="Cambria" w:eastAsia="Times New Roman"/>
+      <w:rFonts w:ascii="Cambria" w:eastAsia="Times New Roman" w:hAnsi="Cambria"/>
       <w:b/>
       <w:bCs/>
       <w:i/>
       <w:sz w:val="22"/>
     </w:rPr>
   </w:style>
-  <w:style w:type="character" w:styleId="DefaultParagraphFont" w:default="1">
+  <w:style w:type="character" w:default="1" w:styleId="DefaultParagraphFont">
     <w:name w:val="Default Paragraph Font"/>
     <w:uiPriority w:val="1"/>
+    <w:semiHidden/>
     <w:unhideWhenUsed/>
   </w:style>
-  <w:style w:type="table" w:styleId="TableNormal" w:default="1">
+  <w:style w:type="table" w:default="1" w:styleId="TableNormal">
     <w:name w:val="Normal Table"/>
     <w:uiPriority w:val="99"/>
     <w:semiHidden/>
@@ -6825,7 +5882,7 @@
       </w:tblCellMar>
     </w:tblPr>
   </w:style>
-  <w:style w:type="numbering" w:styleId="NoList" w:default="1">
+  <w:style w:type="numbering" w:default="1" w:styleId="NoList">
     <w:name w:val="No List"/>
     <w:uiPriority w:val="99"/>
     <w:semiHidden/>
@@ -6851,13 +5908,13 @@
       <w:szCs w:val="56"/>
     </w:rPr>
   </w:style>
-  <w:style w:type="character" w:styleId="TitleChar" w:customStyle="1">
+  <w:style w:type="character" w:customStyle="1" w:styleId="TitleChar">
     <w:name w:val="Title Char"/>
     <w:link w:val="Title"/>
     <w:uiPriority w:val="10"/>
     <w:rsid w:val="00D26C84"/>
     <w:rPr>
-      <w:rFonts w:ascii="Times New Roman" w:hAnsi="Times New Roman" w:eastAsia="Times New Roman" w:cs="Times New Roman"/>
+      <w:rFonts w:ascii="Times New Roman" w:eastAsia="Times New Roman" w:hAnsi="Times New Roman" w:cs="Times New Roman"/>
       <w:spacing w:val="-10"/>
       <w:kern w:val="28"/>
       <w:sz w:val="56"/>
@@ -6871,19 +5928,19 @@
     <w:qFormat/>
     <w:rsid w:val="002D2FA5"/>
     <w:rPr>
-      <w:rFonts w:ascii="Times New Roman" w:hAnsi="Times New Roman" w:eastAsia="Times New Roman"/>
+      <w:rFonts w:ascii="Times New Roman" w:eastAsia="Times New Roman" w:hAnsi="Times New Roman"/>
       <w:sz w:val="22"/>
       <w:szCs w:val="22"/>
       <w:lang w:val="en-US" w:eastAsia="en-US"/>
     </w:rPr>
   </w:style>
-  <w:style w:type="character" w:styleId="NoSpacingChar" w:customStyle="1">
+  <w:style w:type="character" w:customStyle="1" w:styleId="NoSpacingChar">
     <w:name w:val="No Spacing Char"/>
     <w:link w:val="NoSpacing"/>
     <w:uiPriority w:val="1"/>
     <w:rsid w:val="002D2FA5"/>
     <w:rPr>
-      <w:rFonts w:ascii="Times New Roman" w:hAnsi="Times New Roman" w:eastAsia="Times New Roman"/>
+      <w:rFonts w:ascii="Times New Roman" w:eastAsia="Times New Roman" w:hAnsi="Times New Roman"/>
       <w:sz w:val="22"/>
       <w:szCs w:val="22"/>
       <w:lang w:val="en-US" w:eastAsia="en-US"/>
@@ -6903,7 +5960,7 @@
       </w:tabs>
     </w:pPr>
   </w:style>
-  <w:style w:type="character" w:styleId="HeaderChar" w:customStyle="1">
+  <w:style w:type="character" w:customStyle="1" w:styleId="HeaderChar">
     <w:name w:val="Header Char"/>
     <w:link w:val="Header"/>
     <w:uiPriority w:val="99"/>
@@ -6928,7 +5985,7 @@
       </w:tabs>
     </w:pPr>
   </w:style>
-  <w:style w:type="character" w:styleId="FooterChar" w:customStyle="1">
+  <w:style w:type="character" w:customStyle="1" w:styleId="FooterChar">
     <w:name w:val="Footer Char"/>
     <w:link w:val="Footer"/>
     <w:uiPriority w:val="99"/>
@@ -6939,13 +5996,13 @@
       <w:lang w:eastAsia="en-US"/>
     </w:rPr>
   </w:style>
-  <w:style w:type="character" w:styleId="Heading1Char" w:customStyle="1">
+  <w:style w:type="character" w:customStyle="1" w:styleId="Heading1Char">
     <w:name w:val="Heading 1 Char"/>
     <w:link w:val="Heading1"/>
     <w:uiPriority w:val="9"/>
     <w:rsid w:val="00B16F88"/>
     <w:rPr>
-      <w:rFonts w:ascii="Times New Roman" w:hAnsi="Times New Roman" w:eastAsia="Times New Roman"/>
+      <w:rFonts w:ascii="Times New Roman" w:eastAsia="Times New Roman" w:hAnsi="Times New Roman"/>
       <w:b/>
       <w:bCs/>
       <w:kern w:val="32"/>
@@ -6954,20 +6011,20 @@
       <w:lang w:eastAsia="en-US"/>
     </w:rPr>
   </w:style>
-  <w:style w:type="paragraph" w:styleId="ReportGuidelines" w:customStyle="1">
+  <w:style w:type="paragraph" w:customStyle="1" w:styleId="ReportGuidelines">
     <w:name w:val="Report Guidelines"/>
     <w:basedOn w:val="Normal"/>
     <w:link w:val="ReportGuidelinesChar"/>
     <w:qFormat/>
     <w:rsid w:val="00255E27"/>
   </w:style>
-  <w:style w:type="character" w:styleId="Heading2Char" w:customStyle="1">
+  <w:style w:type="character" w:customStyle="1" w:styleId="Heading2Char">
     <w:name w:val="Heading 2 Char"/>
     <w:link w:val="Heading2"/>
     <w:uiPriority w:val="9"/>
     <w:rsid w:val="00B16F88"/>
     <w:rPr>
-      <w:rFonts w:ascii="Times New Roman" w:hAnsi="Times New Roman" w:eastAsia="Times New Roman"/>
+      <w:rFonts w:ascii="Times New Roman" w:eastAsia="Times New Roman" w:hAnsi="Times New Roman"/>
       <w:b/>
       <w:bCs/>
       <w:i/>
@@ -6977,7 +6034,7 @@
       <w:lang w:eastAsia="en-US"/>
     </w:rPr>
   </w:style>
-  <w:style w:type="character" w:styleId="ReportGuidelinesChar" w:customStyle="1">
+  <w:style w:type="character" w:customStyle="1" w:styleId="ReportGuidelinesChar">
     <w:name w:val="Report Guidelines Char"/>
     <w:link w:val="ReportGuidelines"/>
     <w:rsid w:val="00255E27"/>
@@ -7006,13 +6063,13 @@
       <w:szCs w:val="24"/>
     </w:rPr>
   </w:style>
-  <w:style w:type="character" w:styleId="SubtitleChar" w:customStyle="1">
+  <w:style w:type="character" w:customStyle="1" w:styleId="SubtitleChar">
     <w:name w:val="Subtitle Char"/>
     <w:link w:val="Subtitle"/>
     <w:uiPriority w:val="11"/>
     <w:rsid w:val="002D2FA5"/>
     <w:rPr>
-      <w:rFonts w:ascii="Times New Roman" w:hAnsi="Times New Roman" w:eastAsia="Times New Roman" w:cs="Times New Roman"/>
+      <w:rFonts w:ascii="Times New Roman" w:eastAsia="Times New Roman" w:hAnsi="Times New Roman" w:cs="Times New Roman"/>
       <w:sz w:val="24"/>
       <w:szCs w:val="24"/>
       <w:lang w:eastAsia="en-US"/>
@@ -7086,22 +6143,22 @@
     <w:rsid w:val="003D7C41"/>
     <w:tblPr>
       <w:tblBorders>
-        <w:top w:val="single" w:color="auto" w:sz="4" w:space="0"/>
-        <w:left w:val="single" w:color="auto" w:sz="4" w:space="0"/>
-        <w:bottom w:val="single" w:color="auto" w:sz="4" w:space="0"/>
-        <w:right w:val="single" w:color="auto" w:sz="4" w:space="0"/>
-        <w:insideH w:val="single" w:color="auto" w:sz="4" w:space="0"/>
-        <w:insideV w:val="single" w:color="auto" w:sz="4" w:space="0"/>
+        <w:top w:val="single" w:sz="4" w:space="0" w:color="auto"/>
+        <w:left w:val="single" w:sz="4" w:space="0" w:color="auto"/>
+        <w:bottom w:val="single" w:sz="4" w:space="0" w:color="auto"/>
+        <w:right w:val="single" w:sz="4" w:space="0" w:color="auto"/>
+        <w:insideH w:val="single" w:sz="4" w:space="0" w:color="auto"/>
+        <w:insideV w:val="single" w:sz="4" w:space="0" w:color="auto"/>
       </w:tblBorders>
     </w:tblPr>
   </w:style>
-  <w:style w:type="character" w:styleId="Heading3Char" w:customStyle="1">
+  <w:style w:type="character" w:customStyle="1" w:styleId="Heading3Char">
     <w:name w:val="Heading 3 Char"/>
     <w:link w:val="Heading3"/>
     <w:uiPriority w:val="9"/>
     <w:rsid w:val="00B16F88"/>
     <w:rPr>
-      <w:rFonts w:ascii="Cambria" w:hAnsi="Cambria" w:eastAsia="Times New Roman" w:cs="Times New Roman"/>
+      <w:rFonts w:ascii="Cambria" w:eastAsia="Times New Roman" w:hAnsi="Cambria" w:cs="Times New Roman"/>
       <w:b/>
       <w:bCs/>
       <w:i/>
@@ -7123,13 +6180,12 @@
     </w:pPr>
   </w:style>
   <w:style w:type="paragraph" w:styleId="ListParagraph">
-    <w:uiPriority w:val="34"/>
     <w:name w:val="List Paragraph"/>
     <w:basedOn w:val="Normal"/>
+    <w:uiPriority w:val="34"/>
     <w:qFormat/>
     <w:rsid w:val="160AA541"/>
     <w:pPr>
-      <w:spacing/>
       <w:ind w:left="720"/>
       <w:contextualSpacing/>
     </w:pPr>
@@ -7138,7 +6194,7 @@
 </file>
 
 <file path=word/theme/theme1.xml><?xml version="1.0" encoding="utf-8"?>
-<a:theme xmlns:a="http://schemas.openxmlformats.org/drawingml/2006/main" xmlns:thm15="http://schemas.microsoft.com/office/thememl/2012/main" name="Office Theme">
+<a:theme xmlns:a="http://schemas.openxmlformats.org/drawingml/2006/main" name="Office Theme">
   <a:themeElements>
     <a:clrScheme name="Office">
       <a:dk1>
@@ -7433,6 +6489,19 @@
 </file>
 
 <file path=customXml/item1.xml><?xml version="1.0" encoding="utf-8"?>
+<b:Sources xmlns:b="http://schemas.openxmlformats.org/officeDocument/2006/bibliography" xmlns="http://schemas.openxmlformats.org/officeDocument/2006/bibliography" SelectedStyle="\APASixthEditionOfficeOnline.xsl" StyleName="APA" Version="6"/>
+</file>
+
+<file path=customXml/item2.xml><?xml version="1.0" encoding="utf-8"?>
+<?mso-contentType ?>
+<FormTemplates xmlns="http://schemas.microsoft.com/sharepoint/v3/contenttype/forms">
+  <Display>DocumentLibraryForm</Display>
+  <Edit>DocumentLibraryForm</Edit>
+  <New>DocumentLibraryForm</New>
+</FormTemplates>
+</file>
+
+<file path=customXml/item3.xml><?xml version="1.0" encoding="utf-8"?>
 <ct:contentTypeSchema xmlns:ct="http://schemas.microsoft.com/office/2006/metadata/contentType" xmlns:ma="http://schemas.microsoft.com/office/2006/metadata/properties/metaAttributes" ct:_="" ma:_="" ma:contentTypeName="Document" ma:contentTypeID="0x010100B4B3963D136B89489C303B1F134CDEFE" ma:contentTypeVersion="2" ma:contentTypeDescription="Create a new document." ma:contentTypeScope="" ma:versionID="308c9ae795ee33ed826f6ffffe232275">
   <xsd:schema xmlns:xsd="http://www.w3.org/2001/XMLSchema" xmlns:xs="http://www.w3.org/2001/XMLSchema" xmlns:p="http://schemas.microsoft.com/office/2006/metadata/properties" xmlns:ns2="3d09ae41-e7b8-4678-82ce-f613907bc86b" targetNamespace="http://schemas.microsoft.com/office/2006/metadata/properties" ma:root="true" ma:fieldsID="ae9e1e531943a4b87ea1040b939bb65d" ns2:_="">
     <xsd:import namespace="3d09ae41-e7b8-4678-82ce-f613907bc86b"/>
@@ -7564,20 +6633,23 @@
 </ct:contentTypeSchema>
 </file>
 
-<file path=customXml/item2.xml><?xml version="1.0" encoding="utf-8"?>
-<?mso-contentType ?>
-<FormTemplates xmlns="http://schemas.microsoft.com/sharepoint/v3/contenttype/forms">
-  <Display>DocumentLibraryForm</Display>
-  <Edit>DocumentLibraryForm</Edit>
-  <New>DocumentLibraryForm</New>
-</FormTemplates>
+<file path=customXml/itemProps1.xml><?xml version="1.0" encoding="utf-8"?>
+<ds:datastoreItem xmlns:ds="http://schemas.openxmlformats.org/officeDocument/2006/customXml" ds:itemID="{AD1BF626-D8CD-4C49-A239-496582A4B65E}">
+  <ds:schemaRefs>
+    <ds:schemaRef ds:uri="http://schemas.openxmlformats.org/officeDocument/2006/bibliography"/>
+  </ds:schemaRefs>
+</ds:datastoreItem>
 </file>
 
-<file path=customXml/item3.xml><?xml version="1.0" encoding="utf-8"?>
-<b:Sources xmlns:b="http://schemas.openxmlformats.org/officeDocument/2006/bibliography" xmlns="http://schemas.openxmlformats.org/officeDocument/2006/bibliography" SelectedStyle="\APASixthEditionOfficeOnline.xsl" StyleName="APA" Version="6"/>
+<file path=customXml/itemProps2.xml><?xml version="1.0" encoding="utf-8"?>
+<ds:datastoreItem xmlns:ds="http://schemas.openxmlformats.org/officeDocument/2006/customXml" ds:itemID="{0029CA0D-0B37-7441-BFB9-E9E9BE20EDCA}">
+  <ds:schemaRefs>
+    <ds:schemaRef ds:uri="http://schemas.microsoft.com/sharepoint/v3/contenttype/forms"/>
+  </ds:schemaRefs>
+</ds:datastoreItem>
 </file>
 
-<file path=customXml/itemProps1.xml><?xml version="1.0" encoding="utf-8"?>
+<file path=customXml/itemProps3.xml><?xml version="1.0" encoding="utf-8"?>
 <ds:datastoreItem xmlns:ds="http://schemas.openxmlformats.org/officeDocument/2006/customXml" ds:itemID="{CADDF77D-5FFB-42F5-A3E2-CAD11E65F652}">
   <ds:schemaRefs>
     <ds:schemaRef ds:uri="http://schemas.microsoft.com/office/2006/metadata/contentType"/>
@@ -7593,20 +6665,4 @@
     <ds:schemaRef ds:uri="http://schemas.microsoft.com/internal/obd"/>
   </ds:schemaRefs>
 </ds:datastoreItem>
-</file>
-
-<file path=customXml/itemProps2.xml><?xml version="1.0" encoding="utf-8"?>
-<ds:datastoreItem xmlns:ds="http://schemas.openxmlformats.org/officeDocument/2006/customXml" ds:itemID="{0029CA0D-0B37-7441-BFB9-E9E9BE20EDCA}">
-  <ds:schemaRefs>
-    <ds:schemaRef ds:uri="http://schemas.microsoft.com/sharepoint/v3/contenttype/forms"/>
-  </ds:schemaRefs>
-</ds:datastoreItem>
-</file>
-
-<file path=customXml/itemProps3.xml><?xml version="1.0" encoding="utf-8"?>
-<ds:datastoreItem xmlns:ds="http://schemas.openxmlformats.org/officeDocument/2006/customXml" ds:itemID="{AD1BF626-D8CD-4C49-A239-496582A4B65E}">
-  <ds:schemaRefs>
-    <ds:schemaRef ds:uri="http://schemas.openxmlformats.org/officeDocument/2006/bibliography"/>
-  </ds:schemaRefs>
-</ds:datastoreItem>
 </file>